--- a/modul_praktikum/Pertemuan_04_Isolasi_Multi-Tenant_Context_Scope_Policy_dan_Binding.docx
+++ b/modul_praktikum/Pertemuan_04_Isolasi_Multi-Tenant_Context_Scope_Policy_dan_Binding.docx
@@ -3643,7 +3643,75 @@
           <w:color w:val="1F2937"/>
           <w:sz w:val="19"/>
         </w:rPr>
-        <w:t>Kita akan daftarkan alias middleware di bootstrap/app.php.</w:t>
+        <w:t xml:space="preserve">Kita akan daftarkan alias middleware </w:t>
+      </w:r>
+      <w:r>
+        <w:rPr>
+          <w:rFonts w:ascii="Consolas" w:hAnsi="Consolas"/>
+          <w:color w:val="C11B12"/>
+          <w:sz w:val="17"/>
+          <w:shd w:fill="ECEFF3"/>
+        </w:rPr>
+        <w:t xml:space="preserve">tenant</w:t>
+      </w:r>
+      <w:r>
+        <w:rPr>
+          <w:rFonts w:ascii="Aptos" w:hAnsi="Aptos"/>
+          <w:color w:val="1F2937"/>
+          <w:sz w:val="19"/>
+        </w:rPr>
+        <w:t xml:space="preserve"> (SetTenantContext) di </w:t>
+      </w:r>
+      <w:r>
+        <w:rPr>
+          <w:rFonts w:ascii="Consolas" w:hAnsi="Consolas"/>
+          <w:color w:val="C11B12"/>
+          <w:sz w:val="17"/>
+          <w:shd w:fill="ECEFF3"/>
+        </w:rPr>
+        <w:t xml:space="preserve">bootstrap/app.php</w:t>
+      </w:r>
+      <w:r>
+        <w:rPr>
+          <w:rFonts w:ascii="Aptos" w:hAnsi="Aptos"/>
+          <w:color w:val="1F2937"/>
+          <w:sz w:val="19"/>
+        </w:rPr>
+        <w:t xml:space="preserve">, lalu memasangnya sekali di </w:t>
+      </w:r>
+      <w:r>
+        <w:rPr>
+          <w:rFonts w:ascii="Consolas" w:hAnsi="Consolas"/>
+          <w:color w:val="C11B12"/>
+          <w:sz w:val="17"/>
+          <w:shd w:fill="ECEFF3"/>
+        </w:rPr>
+        <w:t xml:space="preserve">PortalRoutes::tenant()</w:t>
+      </w:r>
+      <w:r>
+        <w:rPr>
+          <w:rFonts w:ascii="Aptos" w:hAnsi="Aptos"/>
+          <w:color w:val="1F2937"/>
+          <w:sz w:val="19"/>
+        </w:rPr>
+        <w:t xml:space="preserve"> menggantikan </w:t>
+      </w:r>
+      <w:r>
+        <w:rPr>
+          <w:rFonts w:ascii="Consolas" w:hAnsi="Consolas"/>
+          <w:color w:val="C11B12"/>
+          <w:sz w:val="17"/>
+          <w:shd w:fill="ECEFF3"/>
+        </w:rPr>
+        <w:t xml:space="preserve">role:tenant</w:t>
+      </w:r>
+      <w:r>
+        <w:rPr>
+          <w:rFonts w:ascii="Aptos" w:hAnsi="Aptos"/>
+          <w:color w:val="1F2937"/>
+          <w:sz w:val="19"/>
+        </w:rPr>
+        <w:t xml:space="preserve">.</w:t>
       </w:r>
     </w:p>
     <w:p>
@@ -3987,7 +4055,7 @@
           <w:color w:val="1F2937"/>
           <w:sz w:val="19"/>
         </w:rPr>
-        <w:t xml:space="preserve">Mari kita gunakan </w:t>
+        <w:t xml:space="preserve">Mari kita aktifkan </w:t>
       </w:r>
       <w:r>
         <w:rPr>
@@ -3996,7 +4064,7 @@
           <w:sz w:val="17"/>
           <w:shd w:fill="ECEFF3"/>
         </w:rPr>
-        <w:t>scopeBindings()</w:t>
+        <w:t xml:space="preserve">scopeBindings()</w:t>
       </w:r>
       <w:r>
         <w:rPr>
@@ -4004,7 +4072,75 @@
           <w:color w:val="1F2937"/>
           <w:sz w:val="19"/>
         </w:rPr>
-        <w:t xml:space="preserve"> dan relasi bernama tepat.</w:t>
+        <w:t xml:space="preserve"> dan </w:t>
+      </w:r>
+      <w:r>
+        <w:rPr>
+          <w:rFonts w:ascii="Consolas" w:hAnsi="Consolas"/>
+          <w:color w:val="C11B12"/>
+          <w:sz w:val="17"/>
+          <w:shd w:fill="ECEFF3"/>
+        </w:rPr>
+        <w:t xml:space="preserve">{tenant:slug}</w:t>
+      </w:r>
+      <w:r>
+        <w:rPr>
+          <w:rFonts w:ascii="Aptos" w:hAnsi="Aptos"/>
+          <w:color w:val="1F2937"/>
+          <w:sz w:val="19"/>
+        </w:rPr>
+        <w:t xml:space="preserve"> di </w:t>
+      </w:r>
+      <w:r>
+        <w:rPr>
+          <w:rFonts w:ascii="Consolas" w:hAnsi="Consolas"/>
+          <w:color w:val="C11B12"/>
+          <w:sz w:val="17"/>
+          <w:shd w:fill="ECEFF3"/>
+        </w:rPr>
+        <w:t xml:space="preserve">PortalRoutes::tenant()</w:t>
+      </w:r>
+      <w:r>
+        <w:rPr>
+          <w:rFonts w:ascii="Aptos" w:hAnsi="Aptos"/>
+          <w:color w:val="1F2937"/>
+          <w:sz w:val="19"/>
+        </w:rPr>
+        <w:t xml:space="preserve"> sehingga berlaku untuk semua route tenant, termasuk route milik modul (contoh: </w:t>
+      </w:r>
+      <w:r>
+        <w:rPr>
+          <w:rFonts w:ascii="Consolas" w:hAnsi="Consolas"/>
+          <w:color w:val="C11B12"/>
+          <w:sz w:val="17"/>
+          <w:shd w:fill="ECEFF3"/>
+        </w:rPr>
+        <w:t xml:space="preserve">app/Modules/Catalog/routes/tenant.php</w:t>
+      </w:r>
+      <w:r>
+        <w:rPr>
+          <w:rFonts w:ascii="Aptos" w:hAnsi="Aptos"/>
+          <w:color w:val="1F2937"/>
+          <w:sz w:val="19"/>
+        </w:rPr>
+        <w:t xml:space="preserve"> untuk </w:t>
+      </w:r>
+      <w:r>
+        <w:rPr>
+          <w:rFonts w:ascii="Consolas" w:hAnsi="Consolas"/>
+          <w:color w:val="C11B12"/>
+          <w:sz w:val="17"/>
+          <w:shd w:fill="ECEFF3"/>
+        </w:rPr>
+        <w:t xml:space="preserve">TenantMenuController</w:t>
+      </w:r>
+      <w:r>
+        <w:rPr>
+          <w:rFonts w:ascii="Aptos" w:hAnsi="Aptos"/>
+          <w:color w:val="1F2937"/>
+          <w:sz w:val="19"/>
+        </w:rPr>
+        <w:t xml:space="preserve">), lalu gunakan relasi bernama tepat.</w:t>
       </w:r>
     </w:p>
     <w:p>
@@ -4543,6 +4679,169 @@
           <w:sz w:val="16"/>
         </w:rPr>
         <w:t xml:space="preserve"> run build</w:t>
+      </w:r>
+    </w:p>
+    <w:p>
+      <w:pPr>
+        <w:pStyle w:val="Heading3"/>
+      </w:pPr>
+      <w:r>
+        <w:t xml:space="preserve">Output Nyata Terverifikasi — Isolasi Tenant pada Route Modul</w:t>
+      </w:r>
+    </w:p>
+    <w:p>
+      <w:pPr>
+        <w:pStyle w:val="ListBody"/>
+      </w:pPr>
+      <w:r>
+        <w:rPr>
+          <w:rFonts w:ascii="Aptos" w:hAnsi="Aptos"/>
+          <w:color w:val="1F2937"/>
+          <w:sz w:val="19"/>
+        </w:rPr>
+        <w:t xml:space="preserve">Bukti eksekusi nyata pada branch </w:t>
+      </w:r>
+      <w:r>
+        <w:rPr>
+          <w:rFonts w:ascii="Consolas" w:hAnsi="Consolas"/>
+          <w:color w:val="C11B12"/>
+          <w:sz w:val="17"/>
+          <w:shd w:fill="ECEFF3"/>
+        </w:rPr>
+        <w:t xml:space="preserve">feat/pertemuan-04-tenancy-v2</w:t>
+      </w:r>
+      <w:r>
+        <w:rPr>
+          <w:rFonts w:ascii="Aptos" w:hAnsi="Aptos"/>
+          <w:color w:val="1F2937"/>
+          <w:sz w:val="19"/>
+        </w:rPr>
+        <w:t xml:space="preserve">: route menu tenant dilayani controller milik modul Catalog dan otomatis mewarisi </w:t>
+      </w:r>
+      <w:r>
+        <w:rPr>
+          <w:rFonts w:ascii="Consolas" w:hAnsi="Consolas"/>
+          <w:color w:val="C11B12"/>
+          <w:sz w:val="17"/>
+          <w:shd w:fill="ECEFF3"/>
+        </w:rPr>
+        <w:t xml:space="preserve">{tenant:slug}</w:t>
+      </w:r>
+      <w:r>
+        <w:rPr>
+          <w:rFonts w:ascii="Aptos" w:hAnsi="Aptos"/>
+          <w:color w:val="1F2937"/>
+          <w:sz w:val="19"/>
+        </w:rPr>
+        <w:t xml:space="preserve"> + </w:t>
+      </w:r>
+      <w:r>
+        <w:rPr>
+          <w:rFonts w:ascii="Consolas" w:hAnsi="Consolas"/>
+          <w:color w:val="C11B12"/>
+          <w:sz w:val="17"/>
+          <w:shd w:fill="ECEFF3"/>
+        </w:rPr>
+        <w:t xml:space="preserve">scopeBindings()</w:t>
+      </w:r>
+      <w:r>
+        <w:rPr>
+          <w:rFonts w:ascii="Aptos" w:hAnsi="Aptos"/>
+          <w:color w:val="1F2937"/>
+          <w:sz w:val="19"/>
+        </w:rPr>
+        <w:t xml:space="preserve"> + resolver </w:t>
+      </w:r>
+      <w:r>
+        <w:rPr>
+          <w:rFonts w:ascii="Consolas" w:hAnsi="Consolas"/>
+          <w:color w:val="C11B12"/>
+          <w:sz w:val="17"/>
+          <w:shd w:fill="ECEFF3"/>
+        </w:rPr>
+        <w:t xml:space="preserve">SetTenantContext</w:t>
+      </w:r>
+      <w:r>
+        <w:rPr>
+          <w:rFonts w:ascii="Aptos" w:hAnsi="Aptos"/>
+          <w:color w:val="1F2937"/>
+          <w:sz w:val="19"/>
+        </w:rPr>
+        <w:t xml:space="preserve"> dari </w:t>
+      </w:r>
+      <w:r>
+        <w:rPr>
+          <w:rFonts w:ascii="Consolas" w:hAnsi="Consolas"/>
+          <w:color w:val="C11B12"/>
+          <w:sz w:val="17"/>
+          <w:shd w:fill="ECEFF3"/>
+        </w:rPr>
+        <w:t xml:space="preserve">PortalRoutes</w:t>
+      </w:r>
+      <w:r>
+        <w:rPr>
+          <w:rFonts w:ascii="Aptos" w:hAnsi="Aptos"/>
+          <w:color w:val="1F2937"/>
+          <w:sz w:val="19"/>
+        </w:rPr>
+        <w:t xml:space="preserve">; seluruh uji isolasi hijau.</w:t>
+      </w:r>
+    </w:p>
+    <w:p>
+      <w:pPr>
+        <w:jc w:val="center"/>
+        <w:spacing w:before="80" w:after="40"/>
+      </w:pPr>
+      <w:r>
+        <w:drawing>
+          <wp:inline distT="0" distB="0" distL="0" distR="0">
+            <wp:extent cx="5943600" cy="2755669"/>
+            <wp:effectExtent l="0" t="0" r="0" b="0"/>
+            <wp:docPr id="9521" name="M4 isolasi tenant"/>
+            <wp:cNvGraphicFramePr>
+              <a:graphicFrameLocks xmlns:a="http://schemas.openxmlformats.org/drawingml/2006/main" noChangeAspect="1"/>
+            </wp:cNvGraphicFramePr>
+            <a:graphic xmlns:a="http://schemas.openxmlformats.org/drawingml/2006/main">
+              <a:graphicData uri="http://schemas.openxmlformats.org/drawingml/2006/picture">
+                <pic:pic xmlns:pic="http://schemas.openxmlformats.org/drawingml/2006/picture">
+                  <pic:nvPicPr>
+                    <pic:cNvPr id="9521" name="M4 isolasi tenant"/>
+                    <pic:cNvPicPr/>
+                  </pic:nvPicPr>
+                  <pic:blipFill>
+                    <a:blip r:embed="rId952"/>
+                    <a:stretch>
+                      <a:fillRect/>
+                    </a:stretch>
+                  </pic:blipFill>
+                  <pic:spPr>
+                    <a:xfrm>
+                      <a:off x="0" y="0"/>
+                      <a:ext cx="5943600" cy="2755669"/>
+                    </a:xfrm>
+                    <a:prstGeom prst="rect">
+                      <a:avLst/>
+                    </a:prstGeom>
+                  </pic:spPr>
+                </pic:pic>
+              </a:graphicData>
+            </a:graphic>
+          </wp:inline>
+        </w:drawing>
+      </w:r>
+    </w:p>
+    <w:p>
+      <w:pPr>
+        <w:jc w:val="center"/>
+        <w:spacing w:after="160"/>
+      </w:pPr>
+      <w:r>
+        <w:rPr>
+          <w:i/>
+          <w:color w:val="6B7280"/>
+          <w:sz w:val="16"/>
+        </w:rPr>
+        <w:t xml:space="preserve">Gambar M4b. Route tenant.menus.* dari app/Modules/Catalog, TenantIsolationTest 10 passed, suite 65 passed.</w:t>
       </w:r>
     </w:p>
     <w:p>

--- a/modul_praktikum/Pertemuan_04_Isolasi_Multi-Tenant_Context_Scope_Policy_dan_Binding.docx
+++ b/modul_praktikum/Pertemuan_04_Isolasi_Multi-Tenant_Context_Scope_Policy_dan_Binding.docx
@@ -3415,6 +3415,167 @@
     </w:p>
     <w:p>
       <w:pPr>
+        <w:pStyle w:val="ListBody"/>
+      </w:pPr>
+      <w:r>
+        <w:rPr>
+          <w:rFonts w:ascii="Aptos" w:hAnsi="Aptos"/>
+          <w:color w:val="1F2937"/>
+          <w:sz w:val="19"/>
+        </w:rPr>
+        <w:t xml:space="preserve">Perintah pembuatan berkas tahap ini (diverifikasi pada Laravel 13.25; baris # INFO adalah output nyata). Jalankan dari root repository, lalu isi berkas sesuai langkah di atas.</w:t>
+      </w:r>
+    </w:p>
+    <w:p>
+      <w:pPr>
+        <w:pStyle w:val="CodeHeader"/>
+        <w:shd w:fill="2D2D30"/>
+        <w:pBdr>
+          <w:left w:val="single" w:sz="4" w:space="8" w:color="2D2D30"/>
+        </w:pBdr>
+      </w:pPr>
+      <w:r>
+        <w:rPr>
+          <w:rFonts w:ascii="Consolas" w:hAnsi="Consolas"/>
+          <w:b/>
+          <w:color w:val="FFFFFF"/>
+          <w:sz w:val="16"/>
+        </w:rPr>
+        <w:t xml:space="preserve">BUAT FILE — MODUL 4 TAHAP 2   •   terminal pada root repository   •   BASH</w:t>
+      </w:r>
+    </w:p>
+    <w:p>
+      <w:pPr>
+        <w:pStyle w:val="CodeBlock"/>
+        <w:shd w:fill="1E1E1E"/>
+        <w:pBdr>
+          <w:left w:val="single" w:sz="4" w:space="8" w:color="1E1E1E"/>
+        </w:pBdr>
+      </w:pPr>
+      <w:r>
+        <w:rPr>
+          <w:rFonts w:ascii="Consolas" w:hAnsi="Consolas"/>
+          <w:color w:val="D4D4D4"/>
+          <w:sz w:val="16"/>
+        </w:rPr>
+        <w:t xml:space="preserve">php artisan make:class Support/Tenancy/TenantContext</w:t>
+        <w:br/>
+      </w:r>
+      <w:r>
+        <w:rPr>
+          <w:rFonts w:ascii="Consolas" w:hAnsi="Consolas"/>
+          <w:color w:val="6A9955"/>
+          <w:sz w:val="16"/>
+        </w:rPr>
+        <w:t xml:space="preserve">#   INFO Class [app/Support/Tenancy/TenantContext.php] created successfully.</w:t>
+        <w:br/>
+      </w:r>
+      <w:r>
+        <w:rPr>
+          <w:rFonts w:ascii="Consolas" w:hAnsi="Consolas"/>
+          <w:color w:val="D4D4D4"/>
+          <w:sz w:val="16"/>
+        </w:rPr>
+        <w:t xml:space="preserve">php artisan make:job CountTenantMenus</w:t>
+        <w:br/>
+      </w:r>
+      <w:r>
+        <w:rPr>
+          <w:rFonts w:ascii="Consolas" w:hAnsi="Consolas"/>
+          <w:color w:val="6A9955"/>
+          <w:sz w:val="16"/>
+        </w:rPr>
+        <w:t xml:space="preserve">#   INFO Job [app/Jobs/CountTenantMenus.php] created successfully.</w:t>
+      </w:r>
+    </w:p>
+    <w:p>
+      <w:pPr>
+        <w:pStyle w:val="ListBody"/>
+        <w:numPr>
+          <w:ilvl w:val="0"/>
+          <w:numId w:val="10"/>
+        </w:numPr>
+      </w:pPr>
+      <w:r>
+        <w:rPr>
+          <w:rFonts w:ascii="Consolas" w:hAnsi="Consolas"/>
+          <w:color w:val="C11B12"/>
+          <w:sz w:val="17"/>
+          <w:shd w:fill="ECEFF3"/>
+        </w:rPr>
+        <w:t xml:space="preserve">php artisan make:class Support/Tenancy/TenantContext</w:t>
+      </w:r>
+      <w:r>
+        <w:rPr>
+          <w:rFonts w:ascii="Aptos" w:hAnsi="Aptos"/>
+          <w:color w:val="1F2937"/>
+          <w:sz w:val="19"/>
+        </w:rPr>
+        <w:t xml:space="preserve"> — Kelas polos penampung tenant aktif; didaftarkan sebagai scoped binding di AppServiceProvider::register() agar hidup per request/job. Hasil: </w:t>
+      </w:r>
+      <w:r>
+        <w:rPr>
+          <w:rFonts w:ascii="Consolas" w:hAnsi="Consolas"/>
+          <w:color w:val="C11B12"/>
+          <w:sz w:val="17"/>
+          <w:shd w:fill="ECEFF3"/>
+        </w:rPr>
+        <w:t xml:space="preserve">app/Support/Tenancy/TenantContext.php</w:t>
+      </w:r>
+      <w:r>
+        <w:rPr>
+          <w:rFonts w:ascii="Aptos" w:hAnsi="Aptos"/>
+          <w:color w:val="1F2937"/>
+          <w:sz w:val="19"/>
+        </w:rPr>
+        <w:t xml:space="preserve">.</w:t>
+      </w:r>
+    </w:p>
+    <w:p>
+      <w:pPr>
+        <w:pStyle w:val="ListBody"/>
+        <w:numPr>
+          <w:ilvl w:val="0"/>
+          <w:numId w:val="10"/>
+        </w:numPr>
+      </w:pPr>
+      <w:r>
+        <w:rPr>
+          <w:rFonts w:ascii="Consolas" w:hAnsi="Consolas"/>
+          <w:color w:val="C11B12"/>
+          <w:sz w:val="17"/>
+          <w:shd w:fill="ECEFF3"/>
+        </w:rPr>
+        <w:t xml:space="preserve">php artisan make:job CountTenantMenus</w:t>
+      </w:r>
+      <w:r>
+        <w:rPr>
+          <w:rFonts w:ascii="Aptos" w:hAnsi="Aptos"/>
+          <w:color w:val="1F2937"/>
+          <w:sz w:val="19"/>
+        </w:rPr>
+        <w:t xml:space="preserve"> — make:job membuat job queue (ShouldQueue + method handle); job membawa tenant_id lalu mengisi dan membersihkan TenantContext sendiri. Hasil: </w:t>
+      </w:r>
+      <w:r>
+        <w:rPr>
+          <w:rFonts w:ascii="Consolas" w:hAnsi="Consolas"/>
+          <w:color w:val="C11B12"/>
+          <w:sz w:val="17"/>
+          <w:shd w:fill="ECEFF3"/>
+        </w:rPr>
+        <w:t xml:space="preserve">app/Jobs/CountTenantMenus.php</w:t>
+      </w:r>
+      <w:r>
+        <w:rPr>
+          <w:rFonts w:ascii="Aptos" w:hAnsi="Aptos"/>
+          <w:color w:val="1F2937"/>
+          <w:sz w:val="19"/>
+        </w:rPr>
+        <w:t xml:space="preserve">.</w:t>
+      </w:r>
+    </w:p>
+    <w:p>
+      <w:pPr>
         <w:pStyle w:val="TutorialObserve"/>
         <w:shd w:fill="FFF4D6" w:val="clear"/>
         <w:pBdr>
@@ -3643,7 +3804,175 @@
           <w:color w:val="1F2937"/>
           <w:sz w:val="19"/>
         </w:rPr>
-        <w:t>Kita akan daftarkan alias middleware di bootstrap/app.php.</w:t>
+        <w:t xml:space="preserve">Kita akan daftarkan alias middleware </w:t>
+      </w:r>
+      <w:r>
+        <w:rPr>
+          <w:rFonts w:ascii="Consolas" w:hAnsi="Consolas"/>
+          <w:color w:val="C11B12"/>
+          <w:sz w:val="17"/>
+          <w:shd w:fill="ECEFF3"/>
+        </w:rPr>
+        <w:t xml:space="preserve">tenant</w:t>
+      </w:r>
+      <w:r>
+        <w:rPr>
+          <w:rFonts w:ascii="Aptos" w:hAnsi="Aptos"/>
+          <w:color w:val="1F2937"/>
+          <w:sz w:val="19"/>
+        </w:rPr>
+        <w:t xml:space="preserve"> (SetTenantContext) di </w:t>
+      </w:r>
+      <w:r>
+        <w:rPr>
+          <w:rFonts w:ascii="Consolas" w:hAnsi="Consolas"/>
+          <w:color w:val="C11B12"/>
+          <w:sz w:val="17"/>
+          <w:shd w:fill="ECEFF3"/>
+        </w:rPr>
+        <w:t xml:space="preserve">bootstrap/app.php</w:t>
+      </w:r>
+      <w:r>
+        <w:rPr>
+          <w:rFonts w:ascii="Aptos" w:hAnsi="Aptos"/>
+          <w:color w:val="1F2937"/>
+          <w:sz w:val="19"/>
+        </w:rPr>
+        <w:t xml:space="preserve">, lalu memasangnya sekali di </w:t>
+      </w:r>
+      <w:r>
+        <w:rPr>
+          <w:rFonts w:ascii="Consolas" w:hAnsi="Consolas"/>
+          <w:color w:val="C11B12"/>
+          <w:sz w:val="17"/>
+          <w:shd w:fill="ECEFF3"/>
+        </w:rPr>
+        <w:t xml:space="preserve">PortalRoutes::tenant()</w:t>
+      </w:r>
+      <w:r>
+        <w:rPr>
+          <w:rFonts w:ascii="Aptos" w:hAnsi="Aptos"/>
+          <w:color w:val="1F2937"/>
+          <w:sz w:val="19"/>
+        </w:rPr>
+        <w:t xml:space="preserve"> menggantikan </w:t>
+      </w:r>
+      <w:r>
+        <w:rPr>
+          <w:rFonts w:ascii="Consolas" w:hAnsi="Consolas"/>
+          <w:color w:val="C11B12"/>
+          <w:sz w:val="17"/>
+          <w:shd w:fill="ECEFF3"/>
+        </w:rPr>
+        <w:t xml:space="preserve">role:tenant</w:t>
+      </w:r>
+      <w:r>
+        <w:rPr>
+          <w:rFonts w:ascii="Aptos" w:hAnsi="Aptos"/>
+          <w:color w:val="1F2937"/>
+          <w:sz w:val="19"/>
+        </w:rPr>
+        <w:t xml:space="preserve">.</w:t>
+      </w:r>
+    </w:p>
+    <w:p>
+      <w:pPr>
+        <w:pStyle w:val="ListBody"/>
+      </w:pPr>
+      <w:r>
+        <w:rPr>
+          <w:rFonts w:ascii="Aptos" w:hAnsi="Aptos"/>
+          <w:color w:val="1F2937"/>
+          <w:sz w:val="19"/>
+        </w:rPr>
+        <w:t xml:space="preserve">Perintah pembuatan berkas tahap ini (diverifikasi pada Laravel 13.25; baris # INFO adalah output nyata). Jalankan dari root repository, lalu isi berkas sesuai langkah di atas.</w:t>
+      </w:r>
+    </w:p>
+    <w:p>
+      <w:pPr>
+        <w:pStyle w:val="CodeHeader"/>
+        <w:shd w:fill="2D2D30"/>
+        <w:pBdr>
+          <w:left w:val="single" w:sz="4" w:space="8" w:color="2D2D30"/>
+        </w:pBdr>
+      </w:pPr>
+      <w:r>
+        <w:rPr>
+          <w:rFonts w:ascii="Consolas" w:hAnsi="Consolas"/>
+          <w:b/>
+          <w:color w:val="FFFFFF"/>
+          <w:sz w:val="16"/>
+        </w:rPr>
+        <w:t xml:space="preserve">BUAT FILE — MODUL 4 TAHAP 3   •   terminal pada root repository   •   BASH</w:t>
+      </w:r>
+    </w:p>
+    <w:p>
+      <w:pPr>
+        <w:pStyle w:val="CodeBlock"/>
+        <w:shd w:fill="1E1E1E"/>
+        <w:pBdr>
+          <w:left w:val="single" w:sz="4" w:space="8" w:color="1E1E1E"/>
+        </w:pBdr>
+      </w:pPr>
+      <w:r>
+        <w:rPr>
+          <w:rFonts w:ascii="Consolas" w:hAnsi="Consolas"/>
+          <w:color w:val="D4D4D4"/>
+          <w:sz w:val="16"/>
+        </w:rPr>
+        <w:t xml:space="preserve">php artisan make:middleware SetTenantContext</w:t>
+        <w:br/>
+      </w:r>
+      <w:r>
+        <w:rPr>
+          <w:rFonts w:ascii="Consolas" w:hAnsi="Consolas"/>
+          <w:color w:val="6A9955"/>
+          <w:sz w:val="16"/>
+        </w:rPr>
+        <w:t xml:space="preserve">#   INFO Middleware [app/Http/Middleware/SetTenantContext.php] created successfully.</w:t>
+      </w:r>
+    </w:p>
+    <w:p>
+      <w:pPr>
+        <w:pStyle w:val="ListBody"/>
+        <w:numPr>
+          <w:ilvl w:val="0"/>
+          <w:numId w:val="10"/>
+        </w:numPr>
+      </w:pPr>
+      <w:r>
+        <w:rPr>
+          <w:rFonts w:ascii="Consolas" w:hAnsi="Consolas"/>
+          <w:color w:val="C11B12"/>
+          <w:sz w:val="17"/>
+          <w:shd w:fill="ECEFF3"/>
+        </w:rPr>
+        <w:t xml:space="preserve">php artisan make:middleware SetTenantContext</w:t>
+      </w:r>
+      <w:r>
+        <w:rPr>
+          <w:rFonts w:ascii="Aptos" w:hAnsi="Aptos"/>
+          <w:color w:val="1F2937"/>
+          <w:sz w:val="19"/>
+        </w:rPr>
+        <w:t xml:space="preserve"> — Middleware resolver {tenant:slug} + cek membership/status; daftarkan alias tenant di bootstrap/app.php dan pasang di PortalRoutes::tenant(). Hasil: </w:t>
+      </w:r>
+      <w:r>
+        <w:rPr>
+          <w:rFonts w:ascii="Consolas" w:hAnsi="Consolas"/>
+          <w:color w:val="C11B12"/>
+          <w:sz w:val="17"/>
+          <w:shd w:fill="ECEFF3"/>
+        </w:rPr>
+        <w:t xml:space="preserve">app/Http/Middleware/SetTenantContext.php</w:t>
+      </w:r>
+      <w:r>
+        <w:rPr>
+          <w:rFonts w:ascii="Aptos" w:hAnsi="Aptos"/>
+          <w:color w:val="1F2937"/>
+          <w:sz w:val="19"/>
+        </w:rPr>
+        <w:t xml:space="preserve">.</w:t>
       </w:r>
     </w:p>
     <w:p>
@@ -3820,6 +4149,106 @@
     </w:p>
     <w:p>
       <w:pPr>
+        <w:pStyle w:val="ListBody"/>
+      </w:pPr>
+      <w:r>
+        <w:rPr>
+          <w:rFonts w:ascii="Aptos" w:hAnsi="Aptos"/>
+          <w:color w:val="1F2937"/>
+          <w:sz w:val="19"/>
+        </w:rPr>
+        <w:t xml:space="preserve">Perintah pembuatan berkas tahap ini (diverifikasi pada Laravel 13.25; baris # INFO adalah output nyata). Jalankan dari root repository, lalu isi berkas sesuai langkah di atas.</w:t>
+      </w:r>
+    </w:p>
+    <w:p>
+      <w:pPr>
+        <w:pStyle w:val="CodeHeader"/>
+        <w:shd w:fill="2D2D30"/>
+        <w:pBdr>
+          <w:left w:val="single" w:sz="4" w:space="8" w:color="2D2D30"/>
+        </w:pBdr>
+      </w:pPr>
+      <w:r>
+        <w:rPr>
+          <w:rFonts w:ascii="Consolas" w:hAnsi="Consolas"/>
+          <w:b/>
+          <w:color w:val="FFFFFF"/>
+          <w:sz w:val="16"/>
+        </w:rPr>
+        <w:t xml:space="preserve">BUAT FILE — MODUL 4 TAHAP 4   •   terminal pada root repository   •   BASH</w:t>
+      </w:r>
+    </w:p>
+    <w:p>
+      <w:pPr>
+        <w:pStyle w:val="CodeBlock"/>
+        <w:shd w:fill="1E1E1E"/>
+        <w:pBdr>
+          <w:left w:val="single" w:sz="4" w:space="8" w:color="1E1E1E"/>
+        </w:pBdr>
+      </w:pPr>
+      <w:r>
+        <w:rPr>
+          <w:rFonts w:ascii="Consolas" w:hAnsi="Consolas"/>
+          <w:color w:val="D4D4D4"/>
+          <w:sz w:val="16"/>
+        </w:rPr>
+        <w:t xml:space="preserve">php artisan make:trait 'App\Models\Concerns\BelongsToTenant'</w:t>
+        <w:br/>
+      </w:r>
+      <w:r>
+        <w:rPr>
+          <w:rFonts w:ascii="Consolas" w:hAnsi="Consolas"/>
+          <w:color w:val="6A9955"/>
+          <w:sz w:val="16"/>
+        </w:rPr>
+        <w:t xml:space="preserve">#   INFO Trait [app/Models/Concerns/BelongsToTenant.php] created successfully.</w:t>
+      </w:r>
+    </w:p>
+    <w:p>
+      <w:pPr>
+        <w:pStyle w:val="ListBody"/>
+        <w:numPr>
+          <w:ilvl w:val="0"/>
+          <w:numId w:val="10"/>
+        </w:numPr>
+      </w:pPr>
+      <w:r>
+        <w:rPr>
+          <w:rFonts w:ascii="Consolas" w:hAnsi="Consolas"/>
+          <w:color w:val="C11B12"/>
+          <w:sz w:val="17"/>
+          <w:shd w:fill="ECEFF3"/>
+        </w:rPr>
+        <w:t xml:space="preserve">php artisan make:trait 'App\Models\Concerns\BelongsToTenant'</w:t>
+      </w:r>
+      <w:r>
+        <w:rPr>
+          <w:rFonts w:ascii="Aptos" w:hAnsi="Aptos"/>
+          <w:color w:val="1F2937"/>
+          <w:sz w:val="19"/>
+        </w:rPr>
+        <w:t xml:space="preserve"> — make:trait membuat trait kosong. PERHATIAN: namespace bawaannya App\Concerns, sehingga make:trait Models/Concerns/BelongsToTenant justru menulis ke app/Concerns/Models/Concerns/ — gunakan nama lengkap seperti di samping. Hasil: </w:t>
+      </w:r>
+      <w:r>
+        <w:rPr>
+          <w:rFonts w:ascii="Consolas" w:hAnsi="Consolas"/>
+          <w:color w:val="C11B12"/>
+          <w:sz w:val="17"/>
+          <w:shd w:fill="ECEFF3"/>
+        </w:rPr>
+        <w:t xml:space="preserve">app/Models/Concerns/BelongsToTenant.php</w:t>
+      </w:r>
+      <w:r>
+        <w:rPr>
+          <w:rFonts w:ascii="Aptos" w:hAnsi="Aptos"/>
+          <w:color w:val="1F2937"/>
+          <w:sz w:val="19"/>
+        </w:rPr>
+        <w:t xml:space="preserve">.</w:t>
+      </w:r>
+    </w:p>
+    <w:p>
+      <w:pPr>
         <w:pStyle w:val="TutorialObserve"/>
         <w:shd w:fill="FFF4D6" w:val="clear"/>
         <w:pBdr>
@@ -3987,7 +4416,7 @@
           <w:color w:val="1F2937"/>
           <w:sz w:val="19"/>
         </w:rPr>
-        <w:t xml:space="preserve">Mari kita gunakan </w:t>
+        <w:t xml:space="preserve">Mari kita aktifkan </w:t>
       </w:r>
       <w:r>
         <w:rPr>
@@ -3996,7 +4425,7 @@
           <w:sz w:val="17"/>
           <w:shd w:fill="ECEFF3"/>
         </w:rPr>
-        <w:t>scopeBindings()</w:t>
+        <w:t xml:space="preserve">scopeBindings()</w:t>
       </w:r>
       <w:r>
         <w:rPr>
@@ -4004,7 +4433,75 @@
           <w:color w:val="1F2937"/>
           <w:sz w:val="19"/>
         </w:rPr>
-        <w:t xml:space="preserve"> dan relasi bernama tepat.</w:t>
+        <w:t xml:space="preserve"> dan </w:t>
+      </w:r>
+      <w:r>
+        <w:rPr>
+          <w:rFonts w:ascii="Consolas" w:hAnsi="Consolas"/>
+          <w:color w:val="C11B12"/>
+          <w:sz w:val="17"/>
+          <w:shd w:fill="ECEFF3"/>
+        </w:rPr>
+        <w:t xml:space="preserve">{tenant:slug}</w:t>
+      </w:r>
+      <w:r>
+        <w:rPr>
+          <w:rFonts w:ascii="Aptos" w:hAnsi="Aptos"/>
+          <w:color w:val="1F2937"/>
+          <w:sz w:val="19"/>
+        </w:rPr>
+        <w:t xml:space="preserve"> di </w:t>
+      </w:r>
+      <w:r>
+        <w:rPr>
+          <w:rFonts w:ascii="Consolas" w:hAnsi="Consolas"/>
+          <w:color w:val="C11B12"/>
+          <w:sz w:val="17"/>
+          <w:shd w:fill="ECEFF3"/>
+        </w:rPr>
+        <w:t xml:space="preserve">PortalRoutes::tenant()</w:t>
+      </w:r>
+      <w:r>
+        <w:rPr>
+          <w:rFonts w:ascii="Aptos" w:hAnsi="Aptos"/>
+          <w:color w:val="1F2937"/>
+          <w:sz w:val="19"/>
+        </w:rPr>
+        <w:t xml:space="preserve"> sehingga berlaku untuk semua route tenant, termasuk route milik modul (contoh: </w:t>
+      </w:r>
+      <w:r>
+        <w:rPr>
+          <w:rFonts w:ascii="Consolas" w:hAnsi="Consolas"/>
+          <w:color w:val="C11B12"/>
+          <w:sz w:val="17"/>
+          <w:shd w:fill="ECEFF3"/>
+        </w:rPr>
+        <w:t xml:space="preserve">app/Modules/Catalog/routes/tenant.php</w:t>
+      </w:r>
+      <w:r>
+        <w:rPr>
+          <w:rFonts w:ascii="Aptos" w:hAnsi="Aptos"/>
+          <w:color w:val="1F2937"/>
+          <w:sz w:val="19"/>
+        </w:rPr>
+        <w:t xml:space="preserve"> untuk </w:t>
+      </w:r>
+      <w:r>
+        <w:rPr>
+          <w:rFonts w:ascii="Consolas" w:hAnsi="Consolas"/>
+          <w:color w:val="C11B12"/>
+          <w:sz w:val="17"/>
+          <w:shd w:fill="ECEFF3"/>
+        </w:rPr>
+        <w:t xml:space="preserve">TenantMenuController</w:t>
+      </w:r>
+      <w:r>
+        <w:rPr>
+          <w:rFonts w:ascii="Aptos" w:hAnsi="Aptos"/>
+          <w:color w:val="1F2937"/>
+          <w:sz w:val="19"/>
+        </w:rPr>
+        <w:t xml:space="preserve">), lalu gunakan relasi bernama tepat.</w:t>
       </w:r>
     </w:p>
     <w:p>
@@ -4022,6 +4519,315 @@
           <w:sz w:val="19"/>
         </w:rPr>
         <w:t>Mari kita audit Livewire action karena parameter component juga input pengguna.</w:t>
+      </w:r>
+    </w:p>
+    <w:p>
+      <w:pPr>
+        <w:pStyle w:val="ListBody"/>
+      </w:pPr>
+      <w:r>
+        <w:rPr>
+          <w:rFonts w:ascii="Aptos" w:hAnsi="Aptos"/>
+          <w:color w:val="1F2937"/>
+          <w:sz w:val="19"/>
+        </w:rPr>
+        <w:t xml:space="preserve">Perintah pembuatan berkas tahap ini (diverifikasi pada Laravel 13.25; baris # INFO adalah output nyata). Jalankan dari root repository, lalu isi berkas sesuai langkah di atas.</w:t>
+      </w:r>
+    </w:p>
+    <w:p>
+      <w:pPr>
+        <w:pStyle w:val="CodeHeader"/>
+        <w:shd w:fill="2D2D30"/>
+        <w:pBdr>
+          <w:left w:val="single" w:sz="4" w:space="8" w:color="2D2D30"/>
+        </w:pBdr>
+      </w:pPr>
+      <w:r>
+        <w:rPr>
+          <w:rFonts w:ascii="Consolas" w:hAnsi="Consolas"/>
+          <w:b/>
+          <w:color w:val="FFFFFF"/>
+          <w:sz w:val="16"/>
+        </w:rPr>
+        <w:t xml:space="preserve">BUAT FILE — MODUL 4 TAHAP 5   •   terminal pada root repository   •   BASH</w:t>
+      </w:r>
+    </w:p>
+    <w:p>
+      <w:pPr>
+        <w:pStyle w:val="CodeBlock"/>
+        <w:shd w:fill="1E1E1E"/>
+        <w:pBdr>
+          <w:left w:val="single" w:sz="4" w:space="8" w:color="1E1E1E"/>
+        </w:pBdr>
+      </w:pPr>
+      <w:r>
+        <w:rPr>
+          <w:rFonts w:ascii="Consolas" w:hAnsi="Consolas"/>
+          <w:color w:val="D4D4D4"/>
+          <w:sz w:val="16"/>
+        </w:rPr>
+        <w:t xml:space="preserve">php artisan make:policy MenuPolicy --model=Menu</w:t>
+        <w:br/>
+      </w:r>
+      <w:r>
+        <w:rPr>
+          <w:rFonts w:ascii="Consolas" w:hAnsi="Consolas"/>
+          <w:color w:val="6A9955"/>
+          <w:sz w:val="16"/>
+        </w:rPr>
+        <w:t xml:space="preserve">#   INFO Policy [app/Policies/MenuPolicy.php] created successfully.</w:t>
+        <w:br/>
+      </w:r>
+      <w:r>
+        <w:rPr>
+          <w:rFonts w:ascii="Consolas" w:hAnsi="Consolas"/>
+          <w:color w:val="D4D4D4"/>
+          <w:sz w:val="16"/>
+        </w:rPr>
+        <w:t xml:space="preserve">php artisan make:policy TenantOrderPolicy --model=TenantOrder</w:t>
+        <w:br/>
+      </w:r>
+      <w:r>
+        <w:rPr>
+          <w:rFonts w:ascii="Consolas" w:hAnsi="Consolas"/>
+          <w:color w:val="6A9955"/>
+          <w:sz w:val="16"/>
+        </w:rPr>
+        <w:t xml:space="preserve">#   INFO Policy [app/Policies/TenantOrderPolicy.php] created successfully.</w:t>
+        <w:br/>
+      </w:r>
+      <w:r>
+        <w:rPr>
+          <w:rFonts w:ascii="Consolas" w:hAnsi="Consolas"/>
+          <w:color w:val="D4D4D4"/>
+          <w:sz w:val="16"/>
+        </w:rPr>
+        <w:t xml:space="preserve">php artisan make:policy WithdrawalPolicy --model=Withdrawal</w:t>
+        <w:br/>
+      </w:r>
+      <w:r>
+        <w:rPr>
+          <w:rFonts w:ascii="Consolas" w:hAnsi="Consolas"/>
+          <w:color w:val="6A9955"/>
+          <w:sz w:val="16"/>
+        </w:rPr>
+        <w:t xml:space="preserve">#   INFO Policy [app/Policies/WithdrawalPolicy.php] created successfully.</w:t>
+        <w:br/>
+      </w:r>
+      <w:r>
+        <w:rPr>
+          <w:rFonts w:ascii="Consolas" w:hAnsi="Consolas"/>
+          <w:color w:val="D4D4D4"/>
+          <w:sz w:val="16"/>
+        </w:rPr>
+        <w:t xml:space="preserve">php artisan make:controller 'App\Modules\Catalog\Http\Controllers\TenantMenuController'</w:t>
+        <w:br/>
+      </w:r>
+      <w:r>
+        <w:rPr>
+          <w:rFonts w:ascii="Consolas" w:hAnsi="Consolas"/>
+          <w:color w:val="6A9955"/>
+          <w:sz w:val="16"/>
+        </w:rPr>
+        <w:t xml:space="preserve">#   INFO Controller [app/Modules/Catalog/Http/Controllers/TenantMenuController.php] created successfully.</w:t>
+        <w:br/>
+      </w:r>
+      <w:r>
+        <w:rPr>
+          <w:rFonts w:ascii="Consolas" w:hAnsi="Consolas"/>
+          <w:color w:val="6A9955"/>
+          <w:sz w:val="16"/>
+        </w:rPr>
+        <w:t xml:space="preserve"># manual (shell)</w:t>
+        <w:br/>
+      </w:r>
+      <w:r>
+        <w:rPr>
+          <w:rFonts w:ascii="Consolas" w:hAnsi="Consolas"/>
+          <w:color w:val="D4D4D4"/>
+          <w:sz w:val="16"/>
+        </w:rPr>
+        <w:t xml:space="preserve">rm app/Modules/Catalog/Http/Controllers/.gitkeep app/Modules/Catalog/routes/.gitkeep</w:t>
+        <w:br/>
+      </w:r>
+      <w:r>
+        <w:rPr>
+          <w:rFonts w:ascii="Consolas" w:hAnsi="Consolas"/>
+          <w:color w:val="D4D4D4"/>
+          <w:sz w:val="16"/>
+        </w:rPr>
+        <w:t xml:space="preserve">touch app/Modules/Catalog/routes/tenant.php</w:t>
+      </w:r>
+    </w:p>
+    <w:p>
+      <w:pPr>
+        <w:pStyle w:val="ListBody"/>
+        <w:numPr>
+          <w:ilvl w:val="0"/>
+          <w:numId w:val="10"/>
+        </w:numPr>
+      </w:pPr>
+      <w:r>
+        <w:rPr>
+          <w:rFonts w:ascii="Consolas" w:hAnsi="Consolas"/>
+          <w:color w:val="C11B12"/>
+          <w:sz w:val="17"/>
+          <w:shd w:fill="ECEFF3"/>
+        </w:rPr>
+        <w:t xml:space="preserve">php artisan make:policy MenuPolicy --model=Menu</w:t>
+      </w:r>
+      <w:r>
+        <w:rPr>
+          <w:rFonts w:ascii="Aptos" w:hAnsi="Aptos"/>
+          <w:color w:val="1F2937"/>
+          <w:sz w:val="19"/>
+        </w:rPr>
+        <w:t xml:space="preserve"> (dan 2 perintah serupa di atas) — make:policy --model membuat policy berisi method viewAny/view/create/update/delete untuk model tersebut; ditemukan otomatis karena nama dan lokasinya mengikuti konvensi App\Policies\{Model}Policy. Hasil: </w:t>
+      </w:r>
+      <w:r>
+        <w:rPr>
+          <w:rFonts w:ascii="Consolas" w:hAnsi="Consolas"/>
+          <w:color w:val="C11B12"/>
+          <w:sz w:val="17"/>
+          <w:shd w:fill="ECEFF3"/>
+        </w:rPr>
+        <w:t xml:space="preserve">app/Policies/MenuPolicy.php</w:t>
+      </w:r>
+      <w:r>
+        <w:rPr>
+          <w:rFonts w:ascii="Aptos" w:hAnsi="Aptos"/>
+          <w:color w:val="1F2937"/>
+          <w:sz w:val="19"/>
+        </w:rPr>
+        <w:t xml:space="preserve">, </w:t>
+      </w:r>
+      <w:r>
+        <w:rPr>
+          <w:rFonts w:ascii="Consolas" w:hAnsi="Consolas"/>
+          <w:color w:val="C11B12"/>
+          <w:sz w:val="17"/>
+          <w:shd w:fill="ECEFF3"/>
+        </w:rPr>
+        <w:t xml:space="preserve">app/Policies/TenantOrderPolicy.php</w:t>
+      </w:r>
+      <w:r>
+        <w:rPr>
+          <w:rFonts w:ascii="Aptos" w:hAnsi="Aptos"/>
+          <w:color w:val="1F2937"/>
+          <w:sz w:val="19"/>
+        </w:rPr>
+        <w:t xml:space="preserve">, </w:t>
+      </w:r>
+      <w:r>
+        <w:rPr>
+          <w:rFonts w:ascii="Consolas" w:hAnsi="Consolas"/>
+          <w:color w:val="C11B12"/>
+          <w:sz w:val="17"/>
+          <w:shd w:fill="ECEFF3"/>
+        </w:rPr>
+        <w:t xml:space="preserve">app/Policies/WithdrawalPolicy.php</w:t>
+      </w:r>
+      <w:r>
+        <w:rPr>
+          <w:rFonts w:ascii="Aptos" w:hAnsi="Aptos"/>
+          <w:color w:val="1F2937"/>
+          <w:sz w:val="19"/>
+        </w:rPr>
+        <w:t xml:space="preserve">.</w:t>
+      </w:r>
+    </w:p>
+    <w:p>
+      <w:pPr>
+        <w:pStyle w:val="ListBody"/>
+        <w:numPr>
+          <w:ilvl w:val="0"/>
+          <w:numId w:val="10"/>
+        </w:numPr>
+      </w:pPr>
+      <w:r>
+        <w:rPr>
+          <w:rFonts w:ascii="Consolas" w:hAnsi="Consolas"/>
+          <w:color w:val="C11B12"/>
+          <w:sz w:val="17"/>
+          <w:shd w:fill="ECEFF3"/>
+        </w:rPr>
+        <w:t xml:space="preserve">php artisan make:controller 'App\Modules\Catalog\Http\Controllers\TenantMenuController'</w:t>
+      </w:r>
+      <w:r>
+        <w:rPr>
+          <w:rFonts w:ascii="Aptos" w:hAnsi="Aptos"/>
+          <w:color w:val="1F2937"/>
+          <w:sz w:val="19"/>
+        </w:rPr>
+        <w:t xml:space="preserve"> — make:controller dengan nama kelas lengkap menulis controller langsung ke folder modul Catalog (bukan app/Http/Controllers). Hasil: </w:t>
+      </w:r>
+      <w:r>
+        <w:rPr>
+          <w:rFonts w:ascii="Consolas" w:hAnsi="Consolas"/>
+          <w:color w:val="C11B12"/>
+          <w:sz w:val="17"/>
+          <w:shd w:fill="ECEFF3"/>
+        </w:rPr>
+        <w:t xml:space="preserve">app/Modules/Catalog/Http/Controllers/TenantMenuController.php</w:t>
+      </w:r>
+      <w:r>
+        <w:rPr>
+          <w:rFonts w:ascii="Aptos" w:hAnsi="Aptos"/>
+          <w:color w:val="1F2937"/>
+          <w:sz w:val="19"/>
+        </w:rPr>
+        <w:t xml:space="preserve">.</w:t>
+      </w:r>
+    </w:p>
+    <w:p>
+      <w:pPr>
+        <w:pStyle w:val="ListBody"/>
+        <w:numPr>
+          <w:ilvl w:val="0"/>
+          <w:numId w:val="10"/>
+        </w:numPr>
+      </w:pPr>
+      <w:r>
+        <w:rPr>
+          <w:rFonts w:ascii="Aptos" w:hAnsi="Aptos"/>
+          <w:color w:val="1F2937"/>
+          <w:sz w:val="19"/>
+        </w:rPr>
+        <w:t xml:space="preserve">Manual: </w:t>
+      </w:r>
+      <w:r>
+        <w:rPr>
+          <w:rFonts w:ascii="Consolas" w:hAnsi="Consolas"/>
+          <w:color w:val="C11B12"/>
+          <w:sz w:val="17"/>
+          <w:shd w:fill="ECEFF3"/>
+        </w:rPr>
+        <w:t xml:space="preserve">rm app/Modules/Catalog/Http/Controllers/.gitkeep app/Modules/Catalog/routes/.gitkeep</w:t>
+      </w:r>
+      <w:r>
+        <w:rPr>
+          <w:rFonts w:ascii="Aptos" w:hAnsi="Aptos"/>
+          <w:color w:val="1F2937"/>
+          <w:sz w:val="19"/>
+        </w:rPr>
+        <w:t xml:space="preserve"> — File route milik modul dibuat manual (tidak ada generator); isinya dibungkus PortalRoutes::tenant() dan dimuat otomatis oleh ModuleServiceProvider. .gitkeep dihapus karena folder kini berisi. Hasil: </w:t>
+      </w:r>
+      <w:r>
+        <w:rPr>
+          <w:rFonts w:ascii="Consolas" w:hAnsi="Consolas"/>
+          <w:color w:val="C11B12"/>
+          <w:sz w:val="17"/>
+          <w:shd w:fill="ECEFF3"/>
+        </w:rPr>
+        <w:t xml:space="preserve">app/Modules/Catalog/routes/tenant.php</w:t>
+      </w:r>
+      <w:r>
+        <w:rPr>
+          <w:rFonts w:ascii="Aptos" w:hAnsi="Aptos"/>
+          <w:color w:val="1F2937"/>
+          <w:sz w:val="19"/>
+        </w:rPr>
+        <w:t xml:space="preserve">.</w:t>
       </w:r>
     </w:p>
     <w:p>
@@ -4198,6 +5004,106 @@
     </w:p>
     <w:p>
       <w:pPr>
+        <w:pStyle w:val="ListBody"/>
+      </w:pPr>
+      <w:r>
+        <w:rPr>
+          <w:rFonts w:ascii="Aptos" w:hAnsi="Aptos"/>
+          <w:color w:val="1F2937"/>
+          <w:sz w:val="19"/>
+        </w:rPr>
+        <w:t xml:space="preserve">Perintah pembuatan berkas tahap ini (diverifikasi pada Laravel 13.25; baris # INFO adalah output nyata). Jalankan dari root repository, lalu isi berkas sesuai langkah di atas.</w:t>
+      </w:r>
+    </w:p>
+    <w:p>
+      <w:pPr>
+        <w:pStyle w:val="CodeHeader"/>
+        <w:shd w:fill="2D2D30"/>
+        <w:pBdr>
+          <w:left w:val="single" w:sz="4" w:space="8" w:color="2D2D30"/>
+        </w:pBdr>
+      </w:pPr>
+      <w:r>
+        <w:rPr>
+          <w:rFonts w:ascii="Consolas" w:hAnsi="Consolas"/>
+          <w:b/>
+          <w:color w:val="FFFFFF"/>
+          <w:sz w:val="16"/>
+        </w:rPr>
+        <w:t xml:space="preserve">BUAT FILE — MODUL 4 TAHAP 6   •   terminal pada root repository   •   BASH</w:t>
+      </w:r>
+    </w:p>
+    <w:p>
+      <w:pPr>
+        <w:pStyle w:val="CodeBlock"/>
+        <w:shd w:fill="1E1E1E"/>
+        <w:pBdr>
+          <w:left w:val="single" w:sz="4" w:space="8" w:color="1E1E1E"/>
+        </w:pBdr>
+      </w:pPr>
+      <w:r>
+        <w:rPr>
+          <w:rFonts w:ascii="Consolas" w:hAnsi="Consolas"/>
+          <w:color w:val="D4D4D4"/>
+          <w:sz w:val="16"/>
+        </w:rPr>
+        <w:t xml:space="preserve">php artisan make:class Modules/Catalog/Services/PublicCatalogQuery</w:t>
+        <w:br/>
+      </w:r>
+      <w:r>
+        <w:rPr>
+          <w:rFonts w:ascii="Consolas" w:hAnsi="Consolas"/>
+          <w:color w:val="6A9955"/>
+          <w:sz w:val="16"/>
+        </w:rPr>
+        <w:t xml:space="preserve">#   INFO Class [app/Modules/Catalog/Services/PublicCatalogQuery.php] created successfully.</w:t>
+      </w:r>
+    </w:p>
+    <w:p>
+      <w:pPr>
+        <w:pStyle w:val="ListBody"/>
+        <w:numPr>
+          <w:ilvl w:val="0"/>
+          <w:numId w:val="10"/>
+        </w:numPr>
+      </w:pPr>
+      <w:r>
+        <w:rPr>
+          <w:rFonts w:ascii="Consolas" w:hAnsi="Consolas"/>
+          <w:color w:val="C11B12"/>
+          <w:sz w:val="17"/>
+          <w:shd w:fill="ECEFF3"/>
+        </w:rPr>
+        <w:t xml:space="preserve">php artisan make:class Modules/Catalog/Services/PublicCatalogQuery</w:t>
+      </w:r>
+      <w:r>
+        <w:rPr>
+          <w:rFonts w:ascii="Aptos" w:hAnsi="Aptos"/>
+          <w:color w:val="1F2937"/>
+          <w:sz w:val="19"/>
+        </w:rPr>
+        <w:t xml:space="preserve"> — Kelas query publik milik modul Catalog; satu-satunya jalur bypass global scope yang terkontrol (withoutGlobalScope + filter canteen/status). Hasil: </w:t>
+      </w:r>
+      <w:r>
+        <w:rPr>
+          <w:rFonts w:ascii="Consolas" w:hAnsi="Consolas"/>
+          <w:color w:val="C11B12"/>
+          <w:sz w:val="17"/>
+          <w:shd w:fill="ECEFF3"/>
+        </w:rPr>
+        <w:t xml:space="preserve">app/Modules/Catalog/Services/PublicCatalogQuery.php</w:t>
+      </w:r>
+      <w:r>
+        <w:rPr>
+          <w:rFonts w:ascii="Aptos" w:hAnsi="Aptos"/>
+          <w:color w:val="1F2937"/>
+          <w:sz w:val="19"/>
+        </w:rPr>
+        <w:t xml:space="preserve">.</w:t>
+      </w:r>
+    </w:p>
+    <w:p>
+      <w:pPr>
         <w:pStyle w:val="TutorialObserve"/>
         <w:shd w:fill="FFF4D6" w:val="clear"/>
         <w:pBdr>
@@ -4404,6 +5310,236 @@
     </w:p>
     <w:p>
       <w:pPr>
+        <w:pStyle w:val="ListBody"/>
+      </w:pPr>
+      <w:r>
+        <w:rPr>
+          <w:rFonts w:ascii="Aptos" w:hAnsi="Aptos"/>
+          <w:color w:val="1F2937"/>
+          <w:sz w:val="19"/>
+        </w:rPr>
+        <w:t xml:space="preserve">Perintah pembuatan berkas tahap ini (diverifikasi pada Laravel 13.25; baris # INFO adalah output nyata). Jalankan dari root repository, lalu isi berkas sesuai langkah di atas.</w:t>
+      </w:r>
+    </w:p>
+    <w:p>
+      <w:pPr>
+        <w:pStyle w:val="CodeHeader"/>
+        <w:shd w:fill="2D2D30"/>
+        <w:pBdr>
+          <w:left w:val="single" w:sz="4" w:space="8" w:color="2D2D30"/>
+        </w:pBdr>
+      </w:pPr>
+      <w:r>
+        <w:rPr>
+          <w:rFonts w:ascii="Consolas" w:hAnsi="Consolas"/>
+          <w:b/>
+          <w:color w:val="FFFFFF"/>
+          <w:sz w:val="16"/>
+        </w:rPr>
+        <w:t xml:space="preserve">BUAT FILE — MODUL 4 TAHAP 7   •   terminal pada root repository   •   BASH</w:t>
+      </w:r>
+    </w:p>
+    <w:p>
+      <w:pPr>
+        <w:pStyle w:val="CodeBlock"/>
+        <w:shd w:fill="1E1E1E"/>
+        <w:pBdr>
+          <w:left w:val="single" w:sz="4" w:space="8" w:color="1E1E1E"/>
+        </w:pBdr>
+      </w:pPr>
+      <w:r>
+        <w:rPr>
+          <w:rFonts w:ascii="Consolas" w:hAnsi="Consolas"/>
+          <w:color w:val="D4D4D4"/>
+          <w:sz w:val="16"/>
+        </w:rPr>
+        <w:t xml:space="preserve">php artisan make:test TenantIsolationTest --phpunit</w:t>
+        <w:br/>
+      </w:r>
+      <w:r>
+        <w:rPr>
+          <w:rFonts w:ascii="Consolas" w:hAnsi="Consolas"/>
+          <w:color w:val="6A9955"/>
+          <w:sz w:val="16"/>
+        </w:rPr>
+        <w:t xml:space="preserve">#   INFO Test [tests/Feature/TenantIsolationTest.php] created successfully.</w:t>
+        <w:br/>
+      </w:r>
+      <w:r>
+        <w:rPr>
+          <w:rFonts w:ascii="Consolas" w:hAnsi="Consolas"/>
+          <w:color w:val="6A9955"/>
+          <w:sz w:val="16"/>
+        </w:rPr>
+        <w:t xml:space="preserve"># manual (shell)</w:t>
+        <w:br/>
+      </w:r>
+      <w:r>
+        <w:rPr>
+          <w:rFonts w:ascii="Consolas" w:hAnsi="Consolas"/>
+          <w:color w:val="D4D4D4"/>
+          <w:sz w:val="16"/>
+        </w:rPr>
+        <w:t xml:space="preserve">mkdir -p evidence/pertemuan-04/test-results</w:t>
+        <w:br/>
+      </w:r>
+      <w:r>
+        <w:rPr>
+          <w:rFonts w:ascii="Consolas" w:hAnsi="Consolas"/>
+          <w:color w:val="D4D4D4"/>
+          <w:sz w:val="16"/>
+        </w:rPr>
+        <w:t xml:space="preserve">touch docs/adr/0008-tenant-isolation.md</w:t>
+        <w:br/>
+      </w:r>
+      <w:r>
+        <w:rPr>
+          <w:rFonts w:ascii="Consolas" w:hAnsi="Consolas"/>
+          <w:color w:val="D4D4D4"/>
+          <w:sz w:val="16"/>
+        </w:rPr>
+        <w:t xml:space="preserve">touch evidence/pertemuan-04/{quality-gate,stage-checklist,security-verification,demo-script,known-issues}.md</w:t>
+        <w:br/>
+      </w:r>
+      <w:r>
+        <w:rPr>
+          <w:rFonts w:ascii="Consolas" w:hAnsi="Consolas"/>
+          <w:color w:val="D4D4D4"/>
+          <w:sz w:val="16"/>
+        </w:rPr>
+        <w:t xml:space="preserve">php artisan test --compact &gt; evidence/pertemuan-04/test-results/phpunit-summary.txt</w:t>
+      </w:r>
+    </w:p>
+    <w:p>
+      <w:pPr>
+        <w:pStyle w:val="ListBody"/>
+        <w:numPr>
+          <w:ilvl w:val="0"/>
+          <w:numId w:val="10"/>
+        </w:numPr>
+      </w:pPr>
+      <w:r>
+        <w:rPr>
+          <w:rFonts w:ascii="Consolas" w:hAnsi="Consolas"/>
+          <w:color w:val="C11B12"/>
+          <w:sz w:val="17"/>
+          <w:shd w:fill="ECEFF3"/>
+        </w:rPr>
+        <w:t xml:space="preserve">php artisan make:test TenantIsolationTest --phpunit</w:t>
+      </w:r>
+      <w:r>
+        <w:rPr>
+          <w:rFonts w:ascii="Aptos" w:hAnsi="Aptos"/>
+          <w:color w:val="1F2937"/>
+          <w:sz w:val="19"/>
+        </w:rPr>
+        <w:t xml:space="preserve"> — Feature test keamanan lintas tenant (scope, scoped binding, policy, query publik, job). Hasil: </w:t>
+      </w:r>
+      <w:r>
+        <w:rPr>
+          <w:rFonts w:ascii="Consolas" w:hAnsi="Consolas"/>
+          <w:color w:val="C11B12"/>
+          <w:sz w:val="17"/>
+          <w:shd w:fill="ECEFF3"/>
+        </w:rPr>
+        <w:t xml:space="preserve">tests/Feature/TenantIsolationTest.php</w:t>
+      </w:r>
+      <w:r>
+        <w:rPr>
+          <w:rFonts w:ascii="Aptos" w:hAnsi="Aptos"/>
+          <w:color w:val="1F2937"/>
+          <w:sz w:val="19"/>
+        </w:rPr>
+        <w:t xml:space="preserve">.</w:t>
+      </w:r>
+    </w:p>
+    <w:p>
+      <w:pPr>
+        <w:pStyle w:val="ListBody"/>
+        <w:numPr>
+          <w:ilvl w:val="0"/>
+          <w:numId w:val="10"/>
+        </w:numPr>
+      </w:pPr>
+      <w:r>
+        <w:rPr>
+          <w:rFonts w:ascii="Aptos" w:hAnsi="Aptos"/>
+          <w:color w:val="1F2937"/>
+          <w:sz w:val="19"/>
+        </w:rPr>
+        <w:t xml:space="preserve">Manual: </w:t>
+      </w:r>
+      <w:r>
+        <w:rPr>
+          <w:rFonts w:ascii="Consolas" w:hAnsi="Consolas"/>
+          <w:color w:val="C11B12"/>
+          <w:sz w:val="17"/>
+          <w:shd w:fill="ECEFF3"/>
+        </w:rPr>
+        <w:t xml:space="preserve">mkdir -p evidence/pertemuan-04/test-results</w:t>
+      </w:r>
+      <w:r>
+        <w:rPr>
+          <w:rFonts w:ascii="Aptos" w:hAnsi="Aptos"/>
+          <w:color w:val="1F2937"/>
+          <w:sz w:val="19"/>
+        </w:rPr>
+        <w:t xml:space="preserve"> — ADR isolasi tenant dan evidence pertemuan dibuat manual (Markdown). Hasil: </w:t>
+      </w:r>
+      <w:r>
+        <w:rPr>
+          <w:rFonts w:ascii="Consolas" w:hAnsi="Consolas"/>
+          <w:color w:val="C11B12"/>
+          <w:sz w:val="17"/>
+          <w:shd w:fill="ECEFF3"/>
+        </w:rPr>
+        <w:t xml:space="preserve">docs/adr/0008-tenant-isolation.md</w:t>
+      </w:r>
+      <w:r>
+        <w:rPr>
+          <w:rFonts w:ascii="Aptos" w:hAnsi="Aptos"/>
+          <w:color w:val="1F2937"/>
+          <w:sz w:val="19"/>
+        </w:rPr>
+        <w:t xml:space="preserve">, </w:t>
+      </w:r>
+      <w:r>
+        <w:rPr>
+          <w:rFonts w:ascii="Consolas" w:hAnsi="Consolas"/>
+          <w:color w:val="C11B12"/>
+          <w:sz w:val="17"/>
+          <w:shd w:fill="ECEFF3"/>
+        </w:rPr>
+        <w:t xml:space="preserve">evidence/pertemuan-04/*.md</w:t>
+      </w:r>
+      <w:r>
+        <w:rPr>
+          <w:rFonts w:ascii="Aptos" w:hAnsi="Aptos"/>
+          <w:color w:val="1F2937"/>
+          <w:sz w:val="19"/>
+        </w:rPr>
+        <w:t xml:space="preserve">, </w:t>
+      </w:r>
+      <w:r>
+        <w:rPr>
+          <w:rFonts w:ascii="Consolas" w:hAnsi="Consolas"/>
+          <w:color w:val="C11B12"/>
+          <w:sz w:val="17"/>
+          <w:shd w:fill="ECEFF3"/>
+        </w:rPr>
+        <w:t xml:space="preserve">evidence/pertemuan-04/test-results/phpunit-summary.txt</w:t>
+      </w:r>
+      <w:r>
+        <w:rPr>
+          <w:rFonts w:ascii="Aptos" w:hAnsi="Aptos"/>
+          <w:color w:val="1F2937"/>
+          <w:sz w:val="19"/>
+        </w:rPr>
+        <w:t xml:space="preserve">.</w:t>
+      </w:r>
+    </w:p>
+    <w:p>
+      <w:pPr>
         <w:pStyle w:val="TutorialObserve"/>
         <w:shd w:fill="FFF4D6" w:val="clear"/>
         <w:pBdr>
@@ -4543,6 +5679,169 @@
           <w:sz w:val="16"/>
         </w:rPr>
         <w:t xml:space="preserve"> run build</w:t>
+      </w:r>
+    </w:p>
+    <w:p>
+      <w:pPr>
+        <w:pStyle w:val="Heading3"/>
+      </w:pPr>
+      <w:r>
+        <w:t xml:space="preserve">Output Nyata Terverifikasi — Isolasi Tenant pada Route Modul</w:t>
+      </w:r>
+    </w:p>
+    <w:p>
+      <w:pPr>
+        <w:pStyle w:val="ListBody"/>
+      </w:pPr>
+      <w:r>
+        <w:rPr>
+          <w:rFonts w:ascii="Aptos" w:hAnsi="Aptos"/>
+          <w:color w:val="1F2937"/>
+          <w:sz w:val="19"/>
+        </w:rPr>
+        <w:t xml:space="preserve">Bukti eksekusi nyata pada branch </w:t>
+      </w:r>
+      <w:r>
+        <w:rPr>
+          <w:rFonts w:ascii="Consolas" w:hAnsi="Consolas"/>
+          <w:color w:val="C11B12"/>
+          <w:sz w:val="17"/>
+          <w:shd w:fill="ECEFF3"/>
+        </w:rPr>
+        <w:t xml:space="preserve">feat/pertemuan-04-tenancy-v2</w:t>
+      </w:r>
+      <w:r>
+        <w:rPr>
+          <w:rFonts w:ascii="Aptos" w:hAnsi="Aptos"/>
+          <w:color w:val="1F2937"/>
+          <w:sz w:val="19"/>
+        </w:rPr>
+        <w:t xml:space="preserve">: route menu tenant dilayani controller milik modul Catalog dan otomatis mewarisi </w:t>
+      </w:r>
+      <w:r>
+        <w:rPr>
+          <w:rFonts w:ascii="Consolas" w:hAnsi="Consolas"/>
+          <w:color w:val="C11B12"/>
+          <w:sz w:val="17"/>
+          <w:shd w:fill="ECEFF3"/>
+        </w:rPr>
+        <w:t xml:space="preserve">{tenant:slug}</w:t>
+      </w:r>
+      <w:r>
+        <w:rPr>
+          <w:rFonts w:ascii="Aptos" w:hAnsi="Aptos"/>
+          <w:color w:val="1F2937"/>
+          <w:sz w:val="19"/>
+        </w:rPr>
+        <w:t xml:space="preserve"> + </w:t>
+      </w:r>
+      <w:r>
+        <w:rPr>
+          <w:rFonts w:ascii="Consolas" w:hAnsi="Consolas"/>
+          <w:color w:val="C11B12"/>
+          <w:sz w:val="17"/>
+          <w:shd w:fill="ECEFF3"/>
+        </w:rPr>
+        <w:t xml:space="preserve">scopeBindings()</w:t>
+      </w:r>
+      <w:r>
+        <w:rPr>
+          <w:rFonts w:ascii="Aptos" w:hAnsi="Aptos"/>
+          <w:color w:val="1F2937"/>
+          <w:sz w:val="19"/>
+        </w:rPr>
+        <w:t xml:space="preserve"> + resolver </w:t>
+      </w:r>
+      <w:r>
+        <w:rPr>
+          <w:rFonts w:ascii="Consolas" w:hAnsi="Consolas"/>
+          <w:color w:val="C11B12"/>
+          <w:sz w:val="17"/>
+          <w:shd w:fill="ECEFF3"/>
+        </w:rPr>
+        <w:t xml:space="preserve">SetTenantContext</w:t>
+      </w:r>
+      <w:r>
+        <w:rPr>
+          <w:rFonts w:ascii="Aptos" w:hAnsi="Aptos"/>
+          <w:color w:val="1F2937"/>
+          <w:sz w:val="19"/>
+        </w:rPr>
+        <w:t xml:space="preserve"> dari </w:t>
+      </w:r>
+      <w:r>
+        <w:rPr>
+          <w:rFonts w:ascii="Consolas" w:hAnsi="Consolas"/>
+          <w:color w:val="C11B12"/>
+          <w:sz w:val="17"/>
+          <w:shd w:fill="ECEFF3"/>
+        </w:rPr>
+        <w:t xml:space="preserve">PortalRoutes</w:t>
+      </w:r>
+      <w:r>
+        <w:rPr>
+          <w:rFonts w:ascii="Aptos" w:hAnsi="Aptos"/>
+          <w:color w:val="1F2937"/>
+          <w:sz w:val="19"/>
+        </w:rPr>
+        <w:t xml:space="preserve">; seluruh uji isolasi hijau.</w:t>
+      </w:r>
+    </w:p>
+    <w:p>
+      <w:pPr>
+        <w:jc w:val="center"/>
+        <w:spacing w:before="80" w:after="40"/>
+      </w:pPr>
+      <w:r>
+        <w:drawing>
+          <wp:inline distT="0" distB="0" distL="0" distR="0">
+            <wp:extent cx="5943600" cy="2755669"/>
+            <wp:effectExtent l="0" t="0" r="0" b="0"/>
+            <wp:docPr id="9521" name="M4 isolasi tenant"/>
+            <wp:cNvGraphicFramePr>
+              <a:graphicFrameLocks xmlns:a="http://schemas.openxmlformats.org/drawingml/2006/main" noChangeAspect="1"/>
+            </wp:cNvGraphicFramePr>
+            <a:graphic xmlns:a="http://schemas.openxmlformats.org/drawingml/2006/main">
+              <a:graphicData uri="http://schemas.openxmlformats.org/drawingml/2006/picture">
+                <pic:pic xmlns:pic="http://schemas.openxmlformats.org/drawingml/2006/picture">
+                  <pic:nvPicPr>
+                    <pic:cNvPr id="9521" name="M4 isolasi tenant"/>
+                    <pic:cNvPicPr/>
+                  </pic:nvPicPr>
+                  <pic:blipFill>
+                    <a:blip r:embed="rId952"/>
+                    <a:stretch>
+                      <a:fillRect/>
+                    </a:stretch>
+                  </pic:blipFill>
+                  <pic:spPr>
+                    <a:xfrm>
+                      <a:off x="0" y="0"/>
+                      <a:ext cx="5943600" cy="2755669"/>
+                    </a:xfrm>
+                    <a:prstGeom prst="rect">
+                      <a:avLst/>
+                    </a:prstGeom>
+                  </pic:spPr>
+                </pic:pic>
+              </a:graphicData>
+            </a:graphic>
+          </wp:inline>
+        </w:drawing>
+      </w:r>
+    </w:p>
+    <w:p>
+      <w:pPr>
+        <w:jc w:val="center"/>
+        <w:spacing w:after="160"/>
+      </w:pPr>
+      <w:r>
+        <w:rPr>
+          <w:i/>
+          <w:color w:val="6B7280"/>
+          <w:sz w:val="16"/>
+        </w:rPr>
+        <w:t xml:space="preserve">Gambar M4b. Route tenant.menus.* dari app/Modules/Catalog, TenantIsolationTest 10 passed, suite 65 passed.</w:t>
       </w:r>
     </w:p>
     <w:p>

--- a/modul_praktikum/Pertemuan_04_Isolasi_Multi-Tenant_Context_Scope_Policy_dan_Binding.docx
+++ b/modul_praktikum/Pertemuan_04_Isolasi_Multi-Tenant_Context_Scope_Policy_dan_Binding.docx
@@ -87,7 +87,7 @@
           <w:color w:val="0B2545"/>
           <w:sz w:val="21"/>
         </w:rPr>
-        <w:t>14 pertemuan × 6 jam = 84 jam untuk menghasilkan MVP yang dapat didemokan, diuji, dan disiapkan menuju deployment.</w:t>
+        <w:t>14 pertemuan × 3,5 jam efektif di kelas = 49 jam (ditambah tugas mandiri di luar kelas) untuk menghasilkan MVP yang dapat didemokan, diuji, dan disiapkan menuju deployment.</w:t>
       </w:r>
     </w:p>
     <w:tbl>
@@ -554,7 +554,7 @@
                 <w:color w:val="1F2937"/>
                 <w:sz w:val="16"/>
               </w:rPr>
-              <w:t>360 menit (6 jam)</w:t>
+              <w:t>210 menit efektif di kelas (3 jam 30 menit); tugas mandiri di luar kelas hingga 120 menit (2 jam)</w:t>
             </w:r>
           </w:p>
         </w:tc>
@@ -818,7 +818,7 @@
         <w:pStyle w:val="Heading3"/>
       </w:pPr>
       <w:r>
-        <w:t>Pengetahuan Teknis Laravel 13 yang Wajib Dikuasai</w:t>
+        <w:t>Pengetahuan Teknis dan Penjelasan Mandiri (Laravel 13)</w:t>
       </w:r>
     </w:p>
     <w:p>
@@ -927,14 +927,6 @@
       </w:r>
       <w:r>
         <w:t>Job harus membawa `tenant_id` eksplisit dan membentuk context sebelum query. Uji Tenant A terhadap ID Tenant B untuk index, show, update, delete, route binding, serta job [L13-QUEUE] [L13-HTTPTEST].</w:t>
-      </w:r>
-    </w:p>
-    <w:p>
-      <w:pPr>
-        <w:pStyle w:val="Heading3"/>
-      </w:pPr>
-      <w:r>
-        <w:t>Penjelasan Mandiri: Konsep, Cara Kerja, dan Aturan Implementasi</w:t>
       </w:r>
     </w:p>
     <w:p>
@@ -2102,7 +2094,7 @@
           <w:rFonts w:ascii="Aptos Display" w:hAnsi="Aptos Display"/>
           <w:color w:val="1F2937"/>
         </w:rPr>
-        <w:t>Rencana Waktu 6 Jam</w:t>
+        <w:t>Rencana Waktu — 3 Jam 30 Menit Efektif di Kelas</w:t>
       </w:r>
     </w:p>
     <w:tbl>
@@ -2405,7 +2397,7 @@
                 <w:color w:val="1F2937"/>
                 <w:sz w:val="16"/>
               </w:rPr>
-              <w:t>45</w:t>
+              <w:t>30</w:t>
             </w:r>
           </w:p>
         </w:tc>
@@ -2515,7 +2507,7 @@
                 <w:color w:val="1F2937"/>
                 <w:sz w:val="16"/>
               </w:rPr>
-              <w:t>60</w:t>
+              <w:t>30</w:t>
             </w:r>
           </w:p>
         </w:tc>
@@ -2625,7 +2617,7 @@
                 <w:color w:val="1F2937"/>
                 <w:sz w:val="16"/>
               </w:rPr>
-              <w:t>60</w:t>
+              <w:t>30</w:t>
             </w:r>
           </w:p>
         </w:tc>
@@ -2735,7 +2727,7 @@
                 <w:color w:val="1F2937"/>
                 <w:sz w:val="16"/>
               </w:rPr>
-              <w:t>60</w:t>
+              <w:t>30</w:t>
             </w:r>
           </w:p>
         </w:tc>
@@ -2845,7 +2837,7 @@
                 <w:color w:val="1F2937"/>
                 <w:sz w:val="16"/>
               </w:rPr>
-              <w:t>45</w:t>
+              <w:t>30</w:t>
             </w:r>
           </w:p>
         </w:tc>
@@ -2955,7 +2947,7 @@
                 <w:color w:val="1F2937"/>
                 <w:sz w:val="16"/>
               </w:rPr>
-              <w:t>60</w:t>
+              <w:t>30</w:t>
             </w:r>
           </w:p>
         </w:tc>
@@ -3023,7 +3015,7 @@
         <w:rPr>
           <w:rFonts w:ascii="Aptos" w:hAnsi="Aptos"/>
         </w:rPr>
-        <w:t>Total alokasi: 360 menit.</w:t>
+        <w:t>Total efektif di kelas: 210 menit (7 tahap × 30 menit). Tugas mandiri di luar kelas: hingga 120 menit (2 jam) untuk pekerjaan sejenis yang bersifat mengulang — misalnya bila di kelas membuat CRUD untuk 2 tabel, di luar kelas kerjakan CRUD untuk 3 tabel lainnya.</w:t>
       </w:r>
     </w:p>
     <w:p>
@@ -3219,7 +3211,7 @@
           <w:rFonts w:ascii="Aptos Display" w:hAnsi="Aptos Display"/>
           <w:color w:val="FF2D20"/>
         </w:rPr>
-        <w:t>Tahap 2 — Implementasikan TenantContext (45 menit)</w:t>
+        <w:t>Tahap 2 — Implementasikan TenantContext (30 menit)</w:t>
       </w:r>
     </w:p>
     <w:p>
@@ -3664,7 +3656,7 @@
           <w:rFonts w:ascii="Aptos Display" w:hAnsi="Aptos Display"/>
           <w:color w:val="FF2D20"/>
         </w:rPr>
-        <w:t>Tahap 3 — Middleware resolver dan role check (60 menit)</w:t>
+        <w:t>Tahap 3 — Middleware resolver dan role check (30 menit)</w:t>
       </w:r>
     </w:p>
     <w:p>
@@ -4038,7 +4030,7 @@
           <w:rFonts w:ascii="Aptos Display" w:hAnsi="Aptos Display"/>
           <w:color w:val="FF2D20"/>
         </w:rPr>
-        <w:t>Tahap 4 — Global scope dan model integration (60 menit)</w:t>
+        <w:t>Tahap 4 — Global scope dan model integration (30 menit)</w:t>
       </w:r>
     </w:p>
     <w:p>
@@ -4310,7 +4302,7 @@
           <w:rFonts w:ascii="Aptos Display" w:hAnsi="Aptos Display"/>
           <w:color w:val="FF2D20"/>
         </w:rPr>
-        <w:t>Tahap 5 — Policy dan scoped route binding (60 menit)</w:t>
+        <w:t>Tahap 5 — Policy dan scoped route binding (30 menit)</w:t>
       </w:r>
     </w:p>
     <w:p>
@@ -4893,7 +4885,7 @@
           <w:rFonts w:ascii="Aptos Display" w:hAnsi="Aptos Display"/>
           <w:color w:val="FF2D20"/>
         </w:rPr>
-        <w:t>Tahap 6 — Public query dan bypass terkontrol (45 menit)</w:t>
+        <w:t>Tahap 6 — Public query dan bypass terkontrol (30 menit)</w:t>
       </w:r>
     </w:p>
     <w:p>
@@ -5165,7 +5157,7 @@
           <w:rFonts w:ascii="Aptos Display" w:hAnsi="Aptos Display"/>
           <w:color w:val="FF2D20"/>
         </w:rPr>
-        <w:t>Tahap 7 — Security tests dan commit (60 menit)</w:t>
+        <w:t>Tahap 7 — Security tests dan commit (30 menit)</w:t>
       </w:r>
     </w:p>
     <w:p>
@@ -5679,6 +5671,79 @@
           <w:sz w:val="16"/>
         </w:rPr>
         <w:t xml:space="preserve"> run build</w:t>
+      </w:r>
+    </w:p>
+    <w:p>
+      <w:pPr>
+        <w:pStyle w:val="Heading3"/>
+      </w:pPr>
+      <w:r>
+        <w:t xml:space="preserve">Output Nyata Terverifikasi</w:t>
+      </w:r>
+    </w:p>
+    <w:p>
+      <w:pPr>
+        <w:pStyle w:val="ListBody"/>
+      </w:pPr>
+      <w:r>
+        <w:t xml:space="preserve">Matriks isolasi tenant (scope, scoped-binding, policy, bypass, job) hijau.</w:t>
+      </w:r>
+    </w:p>
+    <w:p>
+      <w:pPr>
+        <w:jc w:val="center"/>
+        <w:spacing w:before="80" w:after="40"/>
+      </w:pPr>
+      <w:r>
+        <w:drawing>
+          <wp:inline distT="0" distB="0" distL="0" distR="0">
+            <wp:extent cx="4937760" cy="1288111"/>
+            <wp:effectExtent l="0" t="0" r="0" b="0"/>
+            <wp:docPr id="9041" name="M4 terminal"/>
+            <wp:cNvGraphicFramePr>
+              <a:graphicFrameLocks xmlns:a="http://schemas.openxmlformats.org/drawingml/2006/main" noChangeAspect="1"/>
+            </wp:cNvGraphicFramePr>
+            <a:graphic xmlns:a="http://schemas.openxmlformats.org/drawingml/2006/main">
+              <a:graphicData uri="http://schemas.openxmlformats.org/drawingml/2006/picture">
+                <pic:pic xmlns:pic="http://schemas.openxmlformats.org/drawingml/2006/picture">
+                  <pic:nvPicPr>
+                    <pic:cNvPr id="9041" name="M4 terminal"/>
+                    <pic:cNvPicPr/>
+                  </pic:nvPicPr>
+                  <pic:blipFill>
+                    <a:blip r:embed="rId904"/>
+                    <a:stretch>
+                      <a:fillRect/>
+                    </a:stretch>
+                  </pic:blipFill>
+                  <pic:spPr>
+                    <a:xfrm>
+                      <a:off x="0" y="0"/>
+                      <a:ext cx="4937760" cy="1288111"/>
+                    </a:xfrm>
+                    <a:prstGeom prst="rect">
+                      <a:avLst/>
+                    </a:prstGeom>
+                  </pic:spPr>
+                </pic:pic>
+              </a:graphicData>
+            </a:graphic>
+          </wp:inline>
+        </w:drawing>
+      </w:r>
+    </w:p>
+    <w:p>
+      <w:pPr>
+        <w:jc w:val="center"/>
+        <w:spacing w:after="160"/>
+      </w:pPr>
+      <w:r>
+        <w:rPr>
+          <w:i/>
+          <w:color w:val="6B7280"/>
+          <w:sz w:val="16"/>
+        </w:rPr>
+        <w:t xml:space="preserve">Gambar M4. 10 uji isolasi tenant lulus (65 test total).</w:t>
       </w:r>
     </w:p>
     <w:p>

--- a/modul_praktikum/Pertemuan_04_Isolasi_Multi-Tenant_Context_Scope_Policy_dan_Binding.docx
+++ b/modul_praktikum/Pertemuan_04_Isolasi_Multi-Tenant_Context_Scope_Policy_dan_Binding.docx
@@ -994,963 +994,712 @@
     <w:p>
       <w:pPr>
         <w:pStyle w:val="CodeHeader"/>
-        <w:shd w:fill="2D2D30"/>
         <w:keepNext/>
         <w:pBdr>
-          <w:left w:val="single" w:sz="4" w:space="8" w:color="2D2D30"/>
+          <w:left w:val="single" w:sz="12" w:space="8" w:color="B8DDE0"/>
         </w:pBdr>
-      </w:pPr>
-      <w:r>
-        <w:t>LANDASAN TEKNIS — AppServiceProvider.php + TenantScope.php   •   PHP</w:t>
+        <w:shd w:val="clear" w:color="auto" w:fill="E4EAED"/>
+      </w:pPr>
+      <w:r>
+        <w:rPr>
+          <w:rFonts w:ascii="Consolas" w:hAnsi="Consolas"/>
+          <w:b/>
+          <w:color w:val="262626"/>
+          <w:sz w:val="16"/>
+        </w:rPr>
+        <w:t xml:space="preserve">LANDASAN TEKNIS — AppServiceProvider.php + TenantScope.php   •   PHP</w:t>
       </w:r>
     </w:p>
     <w:p>
       <w:pPr>
         <w:pStyle w:val="CodeBlock"/>
-        <w:shd w:fill="1E1E1E"/>
         <w:keepLines/>
         <w:pBdr>
-          <w:left w:val="single" w:sz="4" w:space="8" w:color="1E1E1E"/>
+          <w:left w:val="single" w:sz="12" w:space="8" w:color="B8DDE0"/>
         </w:pBdr>
-      </w:pPr>
-      <w:r>
-        <w:rPr>
-          <w:rFonts w:ascii="Consolas" w:hAnsi="Consolas" w:eastAsia="Consolas"/>
-          <w:color w:val="6A9955"/>
+        <w:shd w:val="clear" w:color="auto" w:fill="F2F3F7"/>
+      </w:pPr>
+      <w:r>
+        <w:rPr>
+          <w:rFonts w:ascii="Consolas" w:hAnsi="Consolas"/>
+          <w:i/>
+          <w:color w:val="808080"/>
           <w:sz w:val="16"/>
         </w:rPr>
-        <w:t>// app/Providers/AppServiceProvider.php</w:t>
-      </w:r>
-      <w:r>
-        <w:rPr>
-          <w:rFonts w:ascii="Consolas" w:hAnsi="Consolas" w:eastAsia="Consolas"/>
-          <w:color w:val="D4D4D4"/>
+        <w:t xml:space="preserve">// app/Providers/AppServiceProvider.php</w:t>
+      </w:r>
+      <w:r>
+        <w:br/>
+      </w:r>
+      <w:r>
+        <w:rPr>
+          <w:rFonts w:ascii="Consolas" w:hAnsi="Consolas"/>
+          <w:b/>
+          <w:color w:val="000080"/>
           <w:sz w:val="16"/>
         </w:rPr>
+        <w:t xml:space="preserve">public</w:t>
+      </w:r>
+      <w:r>
+        <w:rPr>
+          <w:rFonts w:ascii="Consolas" w:hAnsi="Consolas"/>
+          <w:color w:val="262626"/>
+          <w:sz w:val="16"/>
+        </w:rPr>
+        <w:t xml:space="preserve"> </w:t>
+      </w:r>
+      <w:r>
+        <w:rPr>
+          <w:rFonts w:ascii="Consolas" w:hAnsi="Consolas"/>
+          <w:b/>
+          <w:color w:val="000080"/>
+          <w:sz w:val="16"/>
+        </w:rPr>
+        <w:t xml:space="preserve">function</w:t>
+      </w:r>
+      <w:r>
+        <w:rPr>
+          <w:rFonts w:ascii="Consolas" w:hAnsi="Consolas"/>
+          <w:color w:val="262626"/>
+          <w:sz w:val="16"/>
+        </w:rPr>
+        <w:t xml:space="preserve"> </w:t>
+      </w:r>
+      <w:r>
+        <w:rPr>
+          <w:rFonts w:ascii="Consolas" w:hAnsi="Consolas"/>
+          <w:color w:val="795E26"/>
+          <w:sz w:val="16"/>
+        </w:rPr>
+        <w:t xml:space="preserve">register</w:t>
+      </w:r>
+      <w:r>
+        <w:rPr>
+          <w:rFonts w:ascii="Consolas" w:hAnsi="Consolas"/>
+          <w:color w:val="262626"/>
+          <w:sz w:val="16"/>
+        </w:rPr>
+        <w:t xml:space="preserve">(): </w:t>
+      </w:r>
+      <w:r>
+        <w:rPr>
+          <w:rFonts w:ascii="Consolas" w:hAnsi="Consolas"/>
+          <w:b/>
+          <w:color w:val="000080"/>
+          <w:sz w:val="16"/>
+        </w:rPr>
+        <w:t xml:space="preserve">void</w:t>
+      </w:r>
+      <w:r>
         <w:br/>
       </w:r>
       <w:r>
         <w:rPr>
-          <w:rFonts w:ascii="Consolas" w:hAnsi="Consolas" w:eastAsia="Consolas"/>
-          <w:color w:val="569CD6"/>
+          <w:rFonts w:ascii="Consolas" w:hAnsi="Consolas"/>
+          <w:color w:val="262626"/>
           <w:sz w:val="16"/>
         </w:rPr>
-        <w:t>public</w:t>
-      </w:r>
-      <w:r>
-        <w:rPr>
-          <w:rFonts w:ascii="Consolas" w:hAnsi="Consolas" w:eastAsia="Consolas"/>
-          <w:color w:val="D4D4D4"/>
+        <w:t xml:space="preserve">{</w:t>
+      </w:r>
+      <w:r>
+        <w:br/>
+      </w:r>
+      <w:r>
+        <w:rPr>
+          <w:rFonts w:ascii="Consolas" w:hAnsi="Consolas"/>
+          <w:color w:val="262626"/>
           <w:sz w:val="16"/>
         </w:rPr>
+        <w:t xml:space="preserve">    </w:t>
+      </w:r>
+      <w:r>
+        <w:rPr>
+          <w:rFonts w:ascii="Consolas" w:hAnsi="Consolas"/>
+          <w:color w:val="660E7A"/>
+          <w:sz w:val="16"/>
+        </w:rPr>
+        <w:t xml:space="preserve">$this</w:t>
+      </w:r>
+      <w:r>
+        <w:rPr>
+          <w:rFonts w:ascii="Consolas" w:hAnsi="Consolas"/>
+          <w:color w:val="262626"/>
+          <w:sz w:val="16"/>
+        </w:rPr>
+        <w:t xml:space="preserve">-&gt;</w:t>
+      </w:r>
+      <w:r>
+        <w:rPr>
+          <w:rFonts w:ascii="Consolas" w:hAnsi="Consolas"/>
+          <w:color w:val="660E7A"/>
+          <w:sz w:val="16"/>
+        </w:rPr>
+        <w:t xml:space="preserve">app</w:t>
+      </w:r>
+      <w:r>
+        <w:rPr>
+          <w:rFonts w:ascii="Consolas" w:hAnsi="Consolas"/>
+          <w:color w:val="262626"/>
+          <w:sz w:val="16"/>
+        </w:rPr>
+        <w:t xml:space="preserve">-&gt;</w:t>
+      </w:r>
+      <w:r>
+        <w:rPr>
+          <w:rFonts w:ascii="Consolas" w:hAnsi="Consolas"/>
+          <w:color w:val="795E26"/>
+          <w:sz w:val="16"/>
+        </w:rPr>
+        <w:t xml:space="preserve">scoped</w:t>
+      </w:r>
+      <w:r>
+        <w:rPr>
+          <w:rFonts w:ascii="Consolas" w:hAnsi="Consolas"/>
+          <w:color w:val="262626"/>
+          <w:sz w:val="16"/>
+        </w:rPr>
+        <w:t xml:space="preserve">(</w:t>
+      </w:r>
+      <w:r>
+        <w:br/>
+      </w:r>
+      <w:r>
+        <w:rPr>
+          <w:rFonts w:ascii="Consolas" w:hAnsi="Consolas"/>
+          <w:color w:val="262626"/>
+          <w:sz w:val="16"/>
+        </w:rPr>
+        <w:t xml:space="preserve">        </w:t>
+      </w:r>
+      <w:r>
+        <w:rPr>
+          <w:rFonts w:ascii="Consolas" w:hAnsi="Consolas"/>
+          <w:color w:val="267F99"/>
+          <w:sz w:val="16"/>
+        </w:rPr>
+        <w:t xml:space="preserve">TenantContext</w:t>
+      </w:r>
+      <w:r>
+        <w:rPr>
+          <w:rFonts w:ascii="Consolas" w:hAnsi="Consolas"/>
+          <w:color w:val="262626"/>
+          <w:sz w:val="16"/>
+        </w:rPr>
+        <w:t xml:space="preserve">::</w:t>
+      </w:r>
+      <w:r>
+        <w:rPr>
+          <w:rFonts w:ascii="Consolas" w:hAnsi="Consolas"/>
+          <w:b/>
+          <w:color w:val="000080"/>
+          <w:sz w:val="16"/>
+        </w:rPr>
+        <w:t xml:space="preserve">class</w:t>
+      </w:r>
+      <w:r>
+        <w:rPr>
+          <w:rFonts w:ascii="Consolas" w:hAnsi="Consolas"/>
+          <w:color w:val="262626"/>
+          <w:sz w:val="16"/>
+        </w:rPr>
+        <w:t xml:space="preserve">,</w:t>
+      </w:r>
+      <w:r>
+        <w:br/>
+      </w:r>
+      <w:r>
+        <w:rPr>
+          <w:rFonts w:ascii="Consolas" w:hAnsi="Consolas"/>
+          <w:color w:val="262626"/>
+          <w:sz w:val="16"/>
+        </w:rPr>
+        <w:t xml:space="preserve">        </w:t>
+      </w:r>
+      <w:r>
+        <w:rPr>
+          <w:rFonts w:ascii="Consolas" w:hAnsi="Consolas"/>
+          <w:b/>
+          <w:color w:val="000080"/>
+          <w:sz w:val="16"/>
+        </w:rPr>
+        <w:t xml:space="preserve">fn</w:t>
+      </w:r>
+      <w:r>
+        <w:rPr>
+          <w:rFonts w:ascii="Consolas" w:hAnsi="Consolas"/>
+          <w:color w:val="262626"/>
+          <w:sz w:val="16"/>
+        </w:rPr>
+        <w:t xml:space="preserve"> (): </w:t>
+      </w:r>
+      <w:r>
+        <w:rPr>
+          <w:rFonts w:ascii="Consolas" w:hAnsi="Consolas"/>
+          <w:color w:val="267F99"/>
+          <w:sz w:val="16"/>
+        </w:rPr>
+        <w:t xml:space="preserve">TenantContext</w:t>
+      </w:r>
+      <w:r>
+        <w:rPr>
+          <w:rFonts w:ascii="Consolas" w:hAnsi="Consolas"/>
+          <w:color w:val="262626"/>
+          <w:sz w:val="16"/>
+        </w:rPr>
+        <w:t xml:space="preserve"> =&gt; </w:t>
+      </w:r>
+      <w:r>
+        <w:rPr>
+          <w:rFonts w:ascii="Consolas" w:hAnsi="Consolas"/>
+          <w:b/>
+          <w:color w:val="000080"/>
+          <w:sz w:val="16"/>
+        </w:rPr>
+        <w:t xml:space="preserve">new</w:t>
+      </w:r>
+      <w:r>
+        <w:rPr>
+          <w:rFonts w:ascii="Consolas" w:hAnsi="Consolas"/>
+          <w:color w:val="262626"/>
+          <w:sz w:val="16"/>
+        </w:rPr>
         <w:t xml:space="preserve"> </w:t>
       </w:r>
       <w:r>
         <w:rPr>
-          <w:rFonts w:ascii="Consolas" w:hAnsi="Consolas" w:eastAsia="Consolas"/>
-          <w:color w:val="569CD6"/>
+          <w:rFonts w:ascii="Consolas" w:hAnsi="Consolas"/>
+          <w:color w:val="795E26"/>
           <w:sz w:val="16"/>
         </w:rPr>
-        <w:t>function</w:t>
-      </w:r>
-      <w:r>
-        <w:rPr>
-          <w:rFonts w:ascii="Consolas" w:hAnsi="Consolas" w:eastAsia="Consolas"/>
-          <w:color w:val="D4D4D4"/>
+        <w:t xml:space="preserve">TenantContext</w:t>
+      </w:r>
+      <w:r>
+        <w:rPr>
+          <w:rFonts w:ascii="Consolas" w:hAnsi="Consolas"/>
+          <w:color w:val="262626"/>
           <w:sz w:val="16"/>
         </w:rPr>
+        <w:t xml:space="preserve">(),</w:t>
+      </w:r>
+      <w:r>
+        <w:br/>
+      </w:r>
+      <w:r>
+        <w:rPr>
+          <w:rFonts w:ascii="Consolas" w:hAnsi="Consolas"/>
+          <w:color w:val="262626"/>
+          <w:sz w:val="16"/>
+        </w:rPr>
+        <w:t xml:space="preserve">    );</w:t>
+      </w:r>
+      <w:r>
+        <w:br/>
+      </w:r>
+      <w:r>
+        <w:rPr>
+          <w:rFonts w:ascii="Consolas" w:hAnsi="Consolas"/>
+          <w:color w:val="262626"/>
+          <w:sz w:val="16"/>
+        </w:rPr>
+        <w:t xml:space="preserve">}</w:t>
+      </w:r>
+      <w:r>
+        <w:br/>
+      </w:r>
+      <w:r>
+        <w:br/>
+      </w:r>
+      <w:r>
+        <w:rPr>
+          <w:rFonts w:ascii="Consolas" w:hAnsi="Consolas"/>
+          <w:i/>
+          <w:color w:val="808080"/>
+          <w:sz w:val="16"/>
+        </w:rPr>
+        <w:t xml:space="preserve">// app/Models/Scopes/TenantScope.php</w:t>
+      </w:r>
+      <w:r>
+        <w:br/>
+      </w:r>
+      <w:r>
+        <w:rPr>
+          <w:rFonts w:ascii="Consolas" w:hAnsi="Consolas"/>
+          <w:b/>
+          <w:color w:val="000080"/>
+          <w:sz w:val="16"/>
+        </w:rPr>
+        <w:t xml:space="preserve">public</w:t>
+      </w:r>
+      <w:r>
+        <w:rPr>
+          <w:rFonts w:ascii="Consolas" w:hAnsi="Consolas"/>
+          <w:color w:val="262626"/>
+          <w:sz w:val="16"/>
+        </w:rPr>
         <w:t xml:space="preserve"> </w:t>
       </w:r>
       <w:r>
         <w:rPr>
-          <w:rFonts w:ascii="Consolas" w:hAnsi="Consolas" w:eastAsia="Consolas"/>
-          <w:color w:val="DCDCAA"/>
+          <w:rFonts w:ascii="Consolas" w:hAnsi="Consolas"/>
+          <w:b/>
+          <w:color w:val="000080"/>
           <w:sz w:val="16"/>
         </w:rPr>
-        <w:t>register</w:t>
-      </w:r>
-      <w:r>
-        <w:rPr>
-          <w:rFonts w:ascii="Consolas" w:hAnsi="Consolas" w:eastAsia="Consolas"/>
-          <w:color w:val="D4D4D4"/>
+        <w:t xml:space="preserve">function</w:t>
+      </w:r>
+      <w:r>
+        <w:rPr>
+          <w:rFonts w:ascii="Consolas" w:hAnsi="Consolas"/>
+          <w:color w:val="262626"/>
           <w:sz w:val="16"/>
         </w:rPr>
-        <w:t>(</w:t>
-      </w:r>
-      <w:r>
-        <w:rPr>
-          <w:rFonts w:ascii="Consolas" w:hAnsi="Consolas" w:eastAsia="Consolas"/>
-          <w:color w:val="D4D4D4"/>
+        <w:t xml:space="preserve"> </w:t>
+      </w:r>
+      <w:r>
+        <w:rPr>
+          <w:rFonts w:ascii="Consolas" w:hAnsi="Consolas"/>
+          <w:color w:val="795E26"/>
           <w:sz w:val="16"/>
         </w:rPr>
-        <w:t>)</w:t>
-      </w:r>
-      <w:r>
-        <w:rPr>
-          <w:rFonts w:ascii="Consolas" w:hAnsi="Consolas" w:eastAsia="Consolas"/>
-          <w:color w:val="D4D4D4"/>
+        <w:t xml:space="preserve">apply</w:t>
+      </w:r>
+      <w:r>
+        <w:rPr>
+          <w:rFonts w:ascii="Consolas" w:hAnsi="Consolas"/>
+          <w:color w:val="262626"/>
           <w:sz w:val="16"/>
         </w:rPr>
-        <w:t>:</w:t>
-      </w:r>
-      <w:r>
-        <w:rPr>
-          <w:rFonts w:ascii="Consolas" w:hAnsi="Consolas" w:eastAsia="Consolas"/>
-          <w:color w:val="D4D4D4"/>
+        <w:t xml:space="preserve">(</w:t>
+      </w:r>
+      <w:r>
+        <w:rPr>
+          <w:rFonts w:ascii="Consolas" w:hAnsi="Consolas"/>
+          <w:color w:val="267F99"/>
           <w:sz w:val="16"/>
         </w:rPr>
+        <w:t xml:space="preserve">Builder</w:t>
+      </w:r>
+      <w:r>
+        <w:rPr>
+          <w:rFonts w:ascii="Consolas" w:hAnsi="Consolas"/>
+          <w:color w:val="262626"/>
+          <w:sz w:val="16"/>
+        </w:rPr>
         <w:t xml:space="preserve"> </w:t>
       </w:r>
       <w:r>
         <w:rPr>
-          <w:rFonts w:ascii="Consolas" w:hAnsi="Consolas" w:eastAsia="Consolas"/>
-          <w:color w:val="569CD6"/>
+          <w:rFonts w:ascii="Consolas" w:hAnsi="Consolas"/>
+          <w:color w:val="660E7A"/>
           <w:sz w:val="16"/>
         </w:rPr>
-        <w:t>void</w:t>
-      </w:r>
-      <w:r>
-        <w:rPr>
-          <w:rFonts w:ascii="Consolas" w:hAnsi="Consolas" w:eastAsia="Consolas"/>
-          <w:color w:val="D4D4D4"/>
+        <w:t xml:space="preserve">$builder</w:t>
+      </w:r>
+      <w:r>
+        <w:rPr>
+          <w:rFonts w:ascii="Consolas" w:hAnsi="Consolas"/>
+          <w:color w:val="262626"/>
           <w:sz w:val="16"/>
         </w:rPr>
+        <w:t xml:space="preserve">, </w:t>
+      </w:r>
+      <w:r>
+        <w:rPr>
+          <w:rFonts w:ascii="Consolas" w:hAnsi="Consolas"/>
+          <w:color w:val="267F99"/>
+          <w:sz w:val="16"/>
+        </w:rPr>
+        <w:t xml:space="preserve">Model</w:t>
+      </w:r>
+      <w:r>
+        <w:rPr>
+          <w:rFonts w:ascii="Consolas" w:hAnsi="Consolas"/>
+          <w:color w:val="262626"/>
+          <w:sz w:val="16"/>
+        </w:rPr>
+        <w:t xml:space="preserve"> </w:t>
+      </w:r>
+      <w:r>
+        <w:rPr>
+          <w:rFonts w:ascii="Consolas" w:hAnsi="Consolas"/>
+          <w:color w:val="660E7A"/>
+          <w:sz w:val="16"/>
+        </w:rPr>
+        <w:t xml:space="preserve">$model</w:t>
+      </w:r>
+      <w:r>
+        <w:rPr>
+          <w:rFonts w:ascii="Consolas" w:hAnsi="Consolas"/>
+          <w:color w:val="262626"/>
+          <w:sz w:val="16"/>
+        </w:rPr>
+        <w:t xml:space="preserve">): </w:t>
+      </w:r>
+      <w:r>
+        <w:rPr>
+          <w:rFonts w:ascii="Consolas" w:hAnsi="Consolas"/>
+          <w:b/>
+          <w:color w:val="000080"/>
+          <w:sz w:val="16"/>
+        </w:rPr>
+        <w:t xml:space="preserve">void</w:t>
+      </w:r>
+      <w:r>
         <w:br/>
       </w:r>
       <w:r>
         <w:rPr>
-          <w:rFonts w:ascii="Consolas" w:hAnsi="Consolas" w:eastAsia="Consolas"/>
-          <w:color w:val="D4D4D4"/>
+          <w:rFonts w:ascii="Consolas" w:hAnsi="Consolas"/>
+          <w:color w:val="262626"/>
           <w:sz w:val="16"/>
         </w:rPr>
-        <w:t>{</w:t>
-      </w:r>
-      <w:r>
-        <w:rPr>
-          <w:rFonts w:ascii="Consolas" w:hAnsi="Consolas" w:eastAsia="Consolas"/>
-          <w:color w:val="D4D4D4"/>
+        <w:t xml:space="preserve">{</w:t>
+      </w:r>
+      <w:r>
+        <w:br/>
+      </w:r>
+      <w:r>
+        <w:rPr>
+          <w:rFonts w:ascii="Consolas" w:hAnsi="Consolas"/>
+          <w:color w:val="262626"/>
           <w:sz w:val="16"/>
         </w:rPr>
+        <w:t xml:space="preserve">    </w:t>
+      </w:r>
+      <w:r>
+        <w:rPr>
+          <w:rFonts w:ascii="Consolas" w:hAnsi="Consolas"/>
+          <w:color w:val="660E7A"/>
+          <w:sz w:val="16"/>
+        </w:rPr>
+        <w:t xml:space="preserve">$tenantId</w:t>
+      </w:r>
+      <w:r>
+        <w:rPr>
+          <w:rFonts w:ascii="Consolas" w:hAnsi="Consolas"/>
+          <w:color w:val="262626"/>
+          <w:sz w:val="16"/>
+        </w:rPr>
+        <w:t xml:space="preserve"> = </w:t>
+      </w:r>
+      <w:r>
+        <w:rPr>
+          <w:rFonts w:ascii="Consolas" w:hAnsi="Consolas"/>
+          <w:color w:val="795E26"/>
+          <w:sz w:val="16"/>
+        </w:rPr>
+        <w:t xml:space="preserve">app</w:t>
+      </w:r>
+      <w:r>
+        <w:rPr>
+          <w:rFonts w:ascii="Consolas" w:hAnsi="Consolas"/>
+          <w:color w:val="262626"/>
+          <w:sz w:val="16"/>
+        </w:rPr>
+        <w:t xml:space="preserve">(</w:t>
+      </w:r>
+      <w:r>
+        <w:rPr>
+          <w:rFonts w:ascii="Consolas" w:hAnsi="Consolas"/>
+          <w:color w:val="267F99"/>
+          <w:sz w:val="16"/>
+        </w:rPr>
+        <w:t xml:space="preserve">TenantContext</w:t>
+      </w:r>
+      <w:r>
+        <w:rPr>
+          <w:rFonts w:ascii="Consolas" w:hAnsi="Consolas"/>
+          <w:color w:val="262626"/>
+          <w:sz w:val="16"/>
+        </w:rPr>
+        <w:t xml:space="preserve">::</w:t>
+      </w:r>
+      <w:r>
+        <w:rPr>
+          <w:rFonts w:ascii="Consolas" w:hAnsi="Consolas"/>
+          <w:b/>
+          <w:color w:val="000080"/>
+          <w:sz w:val="16"/>
+        </w:rPr>
+        <w:t xml:space="preserve">class</w:t>
+      </w:r>
+      <w:r>
+        <w:rPr>
+          <w:rFonts w:ascii="Consolas" w:hAnsi="Consolas"/>
+          <w:color w:val="262626"/>
+          <w:sz w:val="16"/>
+        </w:rPr>
+        <w:t xml:space="preserve">)-&gt;</w:t>
+      </w:r>
+      <w:r>
+        <w:rPr>
+          <w:rFonts w:ascii="Consolas" w:hAnsi="Consolas"/>
+          <w:color w:val="795E26"/>
+          <w:sz w:val="16"/>
+        </w:rPr>
+        <w:t xml:space="preserve">id</w:t>
+      </w:r>
+      <w:r>
+        <w:rPr>
+          <w:rFonts w:ascii="Consolas" w:hAnsi="Consolas"/>
+          <w:color w:val="262626"/>
+          <w:sz w:val="16"/>
+        </w:rPr>
+        <w:t xml:space="preserve">();</w:t>
+      </w:r>
+      <w:r>
         <w:br/>
+      </w:r>
+      <w:r>
+        <w:br/>
+      </w:r>
+      <w:r>
+        <w:rPr>
+          <w:rFonts w:ascii="Consolas" w:hAnsi="Consolas"/>
+          <w:color w:val="262626"/>
+          <w:sz w:val="16"/>
+        </w:rPr>
         <w:t xml:space="preserve">    </w:t>
       </w:r>
       <w:r>
         <w:rPr>
-          <w:rFonts w:ascii="Consolas" w:hAnsi="Consolas" w:eastAsia="Consolas"/>
-          <w:color w:val="9CDCFE"/>
+          <w:rFonts w:ascii="Consolas" w:hAnsi="Consolas"/>
+          <w:color w:val="660E7A"/>
           <w:sz w:val="16"/>
         </w:rPr>
-        <w:t>$this</w:t>
-      </w:r>
-      <w:r>
-        <w:rPr>
-          <w:rFonts w:ascii="Consolas" w:hAnsi="Consolas" w:eastAsia="Consolas"/>
-          <w:color w:val="D4D4D4"/>
+        <w:t xml:space="preserve">$builder</w:t>
+      </w:r>
+      <w:r>
+        <w:rPr>
+          <w:rFonts w:ascii="Consolas" w:hAnsi="Consolas"/>
+          <w:color w:val="262626"/>
           <w:sz w:val="16"/>
         </w:rPr>
-        <w:t>-</w:t>
-      </w:r>
-      <w:r>
-        <w:rPr>
-          <w:rFonts w:ascii="Consolas" w:hAnsi="Consolas" w:eastAsia="Consolas"/>
-          <w:color w:val="D4D4D4"/>
+        <w:t xml:space="preserve">-&gt;</w:t>
+      </w:r>
+      <w:r>
+        <w:rPr>
+          <w:rFonts w:ascii="Consolas" w:hAnsi="Consolas"/>
+          <w:color w:val="795E26"/>
           <w:sz w:val="16"/>
         </w:rPr>
-        <w:t>&gt;</w:t>
-      </w:r>
-      <w:r>
-        <w:rPr>
-          <w:rFonts w:ascii="Consolas" w:hAnsi="Consolas" w:eastAsia="Consolas"/>
-          <w:color w:val="D4D4D4"/>
+        <w:t xml:space="preserve">where</w:t>
+      </w:r>
+      <w:r>
+        <w:rPr>
+          <w:rFonts w:ascii="Consolas" w:hAnsi="Consolas"/>
+          <w:color w:val="262626"/>
           <w:sz w:val="16"/>
         </w:rPr>
-        <w:t>app</w:t>
-      </w:r>
-      <w:r>
-        <w:rPr>
-          <w:rFonts w:ascii="Consolas" w:hAnsi="Consolas" w:eastAsia="Consolas"/>
-          <w:color w:val="D4D4D4"/>
+        <w:t xml:space="preserve">(</w:t>
+      </w:r>
+      <w:r>
+        <w:br/>
+      </w:r>
+      <w:r>
+        <w:rPr>
+          <w:rFonts w:ascii="Consolas" w:hAnsi="Consolas"/>
+          <w:color w:val="262626"/>
           <w:sz w:val="16"/>
         </w:rPr>
-        <w:t>-</w:t>
-      </w:r>
-      <w:r>
-        <w:rPr>
-          <w:rFonts w:ascii="Consolas" w:hAnsi="Consolas" w:eastAsia="Consolas"/>
-          <w:color w:val="D4D4D4"/>
+        <w:t xml:space="preserve">        </w:t>
+      </w:r>
+      <w:r>
+        <w:rPr>
+          <w:rFonts w:ascii="Consolas" w:hAnsi="Consolas"/>
+          <w:color w:val="660E7A"/>
           <w:sz w:val="16"/>
         </w:rPr>
-        <w:t>&gt;</w:t>
-      </w:r>
-      <w:r>
-        <w:rPr>
-          <w:rFonts w:ascii="Consolas" w:hAnsi="Consolas" w:eastAsia="Consolas"/>
-          <w:color w:val="DCDCAA"/>
+        <w:t xml:space="preserve">$model</w:t>
+      </w:r>
+      <w:r>
+        <w:rPr>
+          <w:rFonts w:ascii="Consolas" w:hAnsi="Consolas"/>
+          <w:color w:val="262626"/>
           <w:sz w:val="16"/>
         </w:rPr>
-        <w:t>scoped</w:t>
-      </w:r>
-      <w:r>
-        <w:rPr>
-          <w:rFonts w:ascii="Consolas" w:hAnsi="Consolas" w:eastAsia="Consolas"/>
-          <w:color w:val="D4D4D4"/>
+        <w:t xml:space="preserve">-&gt;</w:t>
+      </w:r>
+      <w:r>
+        <w:rPr>
+          <w:rFonts w:ascii="Consolas" w:hAnsi="Consolas"/>
+          <w:color w:val="795E26"/>
           <w:sz w:val="16"/>
         </w:rPr>
-        <w:t>(</w:t>
-      </w:r>
-      <w:r>
-        <w:rPr>
-          <w:rFonts w:ascii="Consolas" w:hAnsi="Consolas" w:eastAsia="Consolas"/>
-          <w:color w:val="D4D4D4"/>
+        <w:t xml:space="preserve">qualifyColumn</w:t>
+      </w:r>
+      <w:r>
+        <w:rPr>
+          <w:rFonts w:ascii="Consolas" w:hAnsi="Consolas"/>
+          <w:color w:val="262626"/>
           <w:sz w:val="16"/>
         </w:rPr>
+        <w:t xml:space="preserve">(</w:t>
+      </w:r>
+      <w:r>
+        <w:rPr>
+          <w:rFonts w:ascii="Consolas" w:hAnsi="Consolas"/>
+          <w:color w:val="00733B"/>
+          <w:sz w:val="16"/>
+        </w:rPr>
+        <w:t xml:space="preserve">'tenant_id'</w:t>
+      </w:r>
+      <w:r>
+        <w:rPr>
+          <w:rFonts w:ascii="Consolas" w:hAnsi="Consolas"/>
+          <w:color w:val="262626"/>
+          <w:sz w:val="16"/>
+        </w:rPr>
+        <w:t xml:space="preserve">),</w:t>
+      </w:r>
+      <w:r>
         <w:br/>
+      </w:r>
+      <w:r>
+        <w:rPr>
+          <w:rFonts w:ascii="Consolas" w:hAnsi="Consolas"/>
+          <w:color w:val="262626"/>
+          <w:sz w:val="16"/>
+        </w:rPr>
         <w:t xml:space="preserve">        </w:t>
       </w:r>
       <w:r>
         <w:rPr>
-          <w:rFonts w:ascii="Consolas" w:hAnsi="Consolas" w:eastAsia="Consolas"/>
-          <w:color w:val="4EC9B0"/>
+          <w:rFonts w:ascii="Consolas" w:hAnsi="Consolas"/>
+          <w:color w:val="660E7A"/>
           <w:sz w:val="16"/>
         </w:rPr>
-        <w:t>TenantContext</w:t>
-      </w:r>
-      <w:r>
-        <w:rPr>
-          <w:rFonts w:ascii="Consolas" w:hAnsi="Consolas" w:eastAsia="Consolas"/>
-          <w:color w:val="D4D4D4"/>
+        <w:t xml:space="preserve">$tenantId</w:t>
+      </w:r>
+      <w:r>
+        <w:rPr>
+          <w:rFonts w:ascii="Consolas" w:hAnsi="Consolas"/>
+          <w:color w:val="262626"/>
           <w:sz w:val="16"/>
         </w:rPr>
-        <w:t>:</w:t>
-      </w:r>
-      <w:r>
-        <w:rPr>
-          <w:rFonts w:ascii="Consolas" w:hAnsi="Consolas" w:eastAsia="Consolas"/>
-          <w:color w:val="D4D4D4"/>
+        <w:t xml:space="preserve">,</w:t>
+      </w:r>
+      <w:r>
+        <w:br/>
+      </w:r>
+      <w:r>
+        <w:rPr>
+          <w:rFonts w:ascii="Consolas" w:hAnsi="Consolas"/>
+          <w:color w:val="262626"/>
           <w:sz w:val="16"/>
         </w:rPr>
-        <w:t>:</w:t>
-      </w:r>
-      <w:r>
-        <w:rPr>
-          <w:rFonts w:ascii="Consolas" w:hAnsi="Consolas" w:eastAsia="Consolas"/>
-          <w:color w:val="569CD6"/>
+        <w:t xml:space="preserve">    );</w:t>
+      </w:r>
+      <w:r>
+        <w:br/>
+      </w:r>
+      <w:r>
+        <w:rPr>
+          <w:rFonts w:ascii="Consolas" w:hAnsi="Consolas"/>
+          <w:color w:val="262626"/>
           <w:sz w:val="16"/>
         </w:rPr>
-        <w:t>class</w:t>
-      </w:r>
-      <w:r>
-        <w:rPr>
-          <w:rFonts w:ascii="Consolas" w:hAnsi="Consolas" w:eastAsia="Consolas"/>
-          <w:color w:val="D4D4D4"/>
-          <w:sz w:val="16"/>
-        </w:rPr>
-        <w:t>,</w:t>
-      </w:r>
-      <w:r>
-        <w:rPr>
-          <w:rFonts w:ascii="Consolas" w:hAnsi="Consolas" w:eastAsia="Consolas"/>
-          <w:color w:val="D4D4D4"/>
-          <w:sz w:val="16"/>
-        </w:rPr>
-        <w:br/>
-        <w:t xml:space="preserve">        </w:t>
-      </w:r>
-      <w:r>
-        <w:rPr>
-          <w:rFonts w:ascii="Consolas" w:hAnsi="Consolas" w:eastAsia="Consolas"/>
-          <w:color w:val="569CD6"/>
-          <w:sz w:val="16"/>
-        </w:rPr>
-        <w:t>fn</w:t>
-      </w:r>
-      <w:r>
-        <w:rPr>
-          <w:rFonts w:ascii="Consolas" w:hAnsi="Consolas" w:eastAsia="Consolas"/>
-          <w:color w:val="D4D4D4"/>
-          <w:sz w:val="16"/>
-        </w:rPr>
-        <w:t xml:space="preserve"> </w:t>
-      </w:r>
-      <w:r>
-        <w:rPr>
-          <w:rFonts w:ascii="Consolas" w:hAnsi="Consolas" w:eastAsia="Consolas"/>
-          <w:color w:val="D4D4D4"/>
-          <w:sz w:val="16"/>
-        </w:rPr>
-        <w:t>(</w:t>
-      </w:r>
-      <w:r>
-        <w:rPr>
-          <w:rFonts w:ascii="Consolas" w:hAnsi="Consolas" w:eastAsia="Consolas"/>
-          <w:color w:val="D4D4D4"/>
-          <w:sz w:val="16"/>
-        </w:rPr>
-        <w:t>)</w:t>
-      </w:r>
-      <w:r>
-        <w:rPr>
-          <w:rFonts w:ascii="Consolas" w:hAnsi="Consolas" w:eastAsia="Consolas"/>
-          <w:color w:val="D4D4D4"/>
-          <w:sz w:val="16"/>
-        </w:rPr>
-        <w:t>:</w:t>
-      </w:r>
-      <w:r>
-        <w:rPr>
-          <w:rFonts w:ascii="Consolas" w:hAnsi="Consolas" w:eastAsia="Consolas"/>
-          <w:color w:val="D4D4D4"/>
-          <w:sz w:val="16"/>
-        </w:rPr>
-        <w:t xml:space="preserve"> </w:t>
-      </w:r>
-      <w:r>
-        <w:rPr>
-          <w:rFonts w:ascii="Consolas" w:hAnsi="Consolas" w:eastAsia="Consolas"/>
-          <w:color w:val="4EC9B0"/>
-          <w:sz w:val="16"/>
-        </w:rPr>
-        <w:t>TenantContext</w:t>
-      </w:r>
-      <w:r>
-        <w:rPr>
-          <w:rFonts w:ascii="Consolas" w:hAnsi="Consolas" w:eastAsia="Consolas"/>
-          <w:color w:val="D4D4D4"/>
-          <w:sz w:val="16"/>
-        </w:rPr>
-        <w:t xml:space="preserve"> </w:t>
-      </w:r>
-      <w:r>
-        <w:rPr>
-          <w:rFonts w:ascii="Consolas" w:hAnsi="Consolas" w:eastAsia="Consolas"/>
-          <w:color w:val="D4D4D4"/>
-          <w:sz w:val="16"/>
-        </w:rPr>
-        <w:t>=</w:t>
-      </w:r>
-      <w:r>
-        <w:rPr>
-          <w:rFonts w:ascii="Consolas" w:hAnsi="Consolas" w:eastAsia="Consolas"/>
-          <w:color w:val="D4D4D4"/>
-          <w:sz w:val="16"/>
-        </w:rPr>
-        <w:t>&gt;</w:t>
-      </w:r>
-      <w:r>
-        <w:rPr>
-          <w:rFonts w:ascii="Consolas" w:hAnsi="Consolas" w:eastAsia="Consolas"/>
-          <w:color w:val="D4D4D4"/>
-          <w:sz w:val="16"/>
-        </w:rPr>
-        <w:t xml:space="preserve"> </w:t>
-      </w:r>
-      <w:r>
-        <w:rPr>
-          <w:rFonts w:ascii="Consolas" w:hAnsi="Consolas" w:eastAsia="Consolas"/>
-          <w:color w:val="569CD6"/>
-          <w:sz w:val="16"/>
-        </w:rPr>
-        <w:t>new</w:t>
-      </w:r>
-      <w:r>
-        <w:rPr>
-          <w:rFonts w:ascii="Consolas" w:hAnsi="Consolas" w:eastAsia="Consolas"/>
-          <w:color w:val="D4D4D4"/>
-          <w:sz w:val="16"/>
-        </w:rPr>
-        <w:t xml:space="preserve"> </w:t>
-      </w:r>
-      <w:r>
-        <w:rPr>
-          <w:rFonts w:ascii="Consolas" w:hAnsi="Consolas" w:eastAsia="Consolas"/>
-          <w:color w:val="DCDCAA"/>
-          <w:sz w:val="16"/>
-        </w:rPr>
-        <w:t>TenantContext</w:t>
-      </w:r>
-      <w:r>
-        <w:rPr>
-          <w:rFonts w:ascii="Consolas" w:hAnsi="Consolas" w:eastAsia="Consolas"/>
-          <w:color w:val="D4D4D4"/>
-          <w:sz w:val="16"/>
-        </w:rPr>
-        <w:t>(</w:t>
-      </w:r>
-      <w:r>
-        <w:rPr>
-          <w:rFonts w:ascii="Consolas" w:hAnsi="Consolas" w:eastAsia="Consolas"/>
-          <w:color w:val="D4D4D4"/>
-          <w:sz w:val="16"/>
-        </w:rPr>
-        <w:t>)</w:t>
-      </w:r>
-      <w:r>
-        <w:rPr>
-          <w:rFonts w:ascii="Consolas" w:hAnsi="Consolas" w:eastAsia="Consolas"/>
-          <w:color w:val="D4D4D4"/>
-          <w:sz w:val="16"/>
-        </w:rPr>
-        <w:t>,</w:t>
-      </w:r>
-      <w:r>
-        <w:rPr>
-          <w:rFonts w:ascii="Consolas" w:hAnsi="Consolas" w:eastAsia="Consolas"/>
-          <w:color w:val="D4D4D4"/>
-          <w:sz w:val="16"/>
-        </w:rPr>
-        <w:br/>
-        <w:t xml:space="preserve">    </w:t>
-      </w:r>
-      <w:r>
-        <w:rPr>
-          <w:rFonts w:ascii="Consolas" w:hAnsi="Consolas" w:eastAsia="Consolas"/>
-          <w:color w:val="D4D4D4"/>
-          <w:sz w:val="16"/>
-        </w:rPr>
-        <w:t>)</w:t>
-      </w:r>
-      <w:r>
-        <w:rPr>
-          <w:rFonts w:ascii="Consolas" w:hAnsi="Consolas" w:eastAsia="Consolas"/>
-          <w:color w:val="D4D4D4"/>
-          <w:sz w:val="16"/>
-        </w:rPr>
-        <w:t>;</w:t>
-      </w:r>
-      <w:r>
-        <w:rPr>
-          <w:rFonts w:ascii="Consolas" w:hAnsi="Consolas" w:eastAsia="Consolas"/>
-          <w:color w:val="D4D4D4"/>
-          <w:sz w:val="16"/>
-        </w:rPr>
-        <w:br/>
-      </w:r>
-      <w:r>
-        <w:rPr>
-          <w:rFonts w:ascii="Consolas" w:hAnsi="Consolas" w:eastAsia="Consolas"/>
-          <w:color w:val="D4D4D4"/>
-          <w:sz w:val="16"/>
-        </w:rPr>
-        <w:t>}</w:t>
-      </w:r>
-      <w:r>
-        <w:rPr>
-          <w:rFonts w:ascii="Consolas" w:hAnsi="Consolas" w:eastAsia="Consolas"/>
-          <w:color w:val="D4D4D4"/>
-          <w:sz w:val="16"/>
-        </w:rPr>
-        <w:br/>
-        <w:br/>
-      </w:r>
-      <w:r>
-        <w:rPr>
-          <w:rFonts w:ascii="Consolas" w:hAnsi="Consolas" w:eastAsia="Consolas"/>
-          <w:color w:val="6A9955"/>
-          <w:sz w:val="16"/>
-        </w:rPr>
-        <w:t>// app/Models/Scopes/TenantScope.php</w:t>
-      </w:r>
-      <w:r>
-        <w:rPr>
-          <w:rFonts w:ascii="Consolas" w:hAnsi="Consolas" w:eastAsia="Consolas"/>
-          <w:color w:val="D4D4D4"/>
-          <w:sz w:val="16"/>
-        </w:rPr>
-        <w:br/>
-      </w:r>
-      <w:r>
-        <w:rPr>
-          <w:rFonts w:ascii="Consolas" w:hAnsi="Consolas" w:eastAsia="Consolas"/>
-          <w:color w:val="569CD6"/>
-          <w:sz w:val="16"/>
-        </w:rPr>
-        <w:t>public</w:t>
-      </w:r>
-      <w:r>
-        <w:rPr>
-          <w:rFonts w:ascii="Consolas" w:hAnsi="Consolas" w:eastAsia="Consolas"/>
-          <w:color w:val="D4D4D4"/>
-          <w:sz w:val="16"/>
-        </w:rPr>
-        <w:t xml:space="preserve"> </w:t>
-      </w:r>
-      <w:r>
-        <w:rPr>
-          <w:rFonts w:ascii="Consolas" w:hAnsi="Consolas" w:eastAsia="Consolas"/>
-          <w:color w:val="569CD6"/>
-          <w:sz w:val="16"/>
-        </w:rPr>
-        <w:t>function</w:t>
-      </w:r>
-      <w:r>
-        <w:rPr>
-          <w:rFonts w:ascii="Consolas" w:hAnsi="Consolas" w:eastAsia="Consolas"/>
-          <w:color w:val="D4D4D4"/>
-          <w:sz w:val="16"/>
-        </w:rPr>
-        <w:t xml:space="preserve"> </w:t>
-      </w:r>
-      <w:r>
-        <w:rPr>
-          <w:rFonts w:ascii="Consolas" w:hAnsi="Consolas" w:eastAsia="Consolas"/>
-          <w:color w:val="DCDCAA"/>
-          <w:sz w:val="16"/>
-        </w:rPr>
-        <w:t>apply</w:t>
-      </w:r>
-      <w:r>
-        <w:rPr>
-          <w:rFonts w:ascii="Consolas" w:hAnsi="Consolas" w:eastAsia="Consolas"/>
-          <w:color w:val="D4D4D4"/>
-          <w:sz w:val="16"/>
-        </w:rPr>
-        <w:t>(</w:t>
-      </w:r>
-      <w:r>
-        <w:rPr>
-          <w:rFonts w:ascii="Consolas" w:hAnsi="Consolas" w:eastAsia="Consolas"/>
-          <w:color w:val="4EC9B0"/>
-          <w:sz w:val="16"/>
-        </w:rPr>
-        <w:t>Builder</w:t>
-      </w:r>
-      <w:r>
-        <w:rPr>
-          <w:rFonts w:ascii="Consolas" w:hAnsi="Consolas" w:eastAsia="Consolas"/>
-          <w:color w:val="D4D4D4"/>
-          <w:sz w:val="16"/>
-        </w:rPr>
-        <w:t xml:space="preserve"> </w:t>
-      </w:r>
-      <w:r>
-        <w:rPr>
-          <w:rFonts w:ascii="Consolas" w:hAnsi="Consolas" w:eastAsia="Consolas"/>
-          <w:color w:val="9CDCFE"/>
-          <w:sz w:val="16"/>
-        </w:rPr>
-        <w:t>$builder</w:t>
-      </w:r>
-      <w:r>
-        <w:rPr>
-          <w:rFonts w:ascii="Consolas" w:hAnsi="Consolas" w:eastAsia="Consolas"/>
-          <w:color w:val="D4D4D4"/>
-          <w:sz w:val="16"/>
-        </w:rPr>
-        <w:t>,</w:t>
-      </w:r>
-      <w:r>
-        <w:rPr>
-          <w:rFonts w:ascii="Consolas" w:hAnsi="Consolas" w:eastAsia="Consolas"/>
-          <w:color w:val="D4D4D4"/>
-          <w:sz w:val="16"/>
-        </w:rPr>
-        <w:t xml:space="preserve"> </w:t>
-      </w:r>
-      <w:r>
-        <w:rPr>
-          <w:rFonts w:ascii="Consolas" w:hAnsi="Consolas" w:eastAsia="Consolas"/>
-          <w:color w:val="4EC9B0"/>
-          <w:sz w:val="16"/>
-        </w:rPr>
-        <w:t>Model</w:t>
-      </w:r>
-      <w:r>
-        <w:rPr>
-          <w:rFonts w:ascii="Consolas" w:hAnsi="Consolas" w:eastAsia="Consolas"/>
-          <w:color w:val="D4D4D4"/>
-          <w:sz w:val="16"/>
-        </w:rPr>
-        <w:t xml:space="preserve"> </w:t>
-      </w:r>
-      <w:r>
-        <w:rPr>
-          <w:rFonts w:ascii="Consolas" w:hAnsi="Consolas" w:eastAsia="Consolas"/>
-          <w:color w:val="9CDCFE"/>
-          <w:sz w:val="16"/>
-        </w:rPr>
-        <w:t>$model</w:t>
-      </w:r>
-      <w:r>
-        <w:rPr>
-          <w:rFonts w:ascii="Consolas" w:hAnsi="Consolas" w:eastAsia="Consolas"/>
-          <w:color w:val="D4D4D4"/>
-          <w:sz w:val="16"/>
-        </w:rPr>
-        <w:t>)</w:t>
-      </w:r>
-      <w:r>
-        <w:rPr>
-          <w:rFonts w:ascii="Consolas" w:hAnsi="Consolas" w:eastAsia="Consolas"/>
-          <w:color w:val="D4D4D4"/>
-          <w:sz w:val="16"/>
-        </w:rPr>
-        <w:t>:</w:t>
-      </w:r>
-      <w:r>
-        <w:rPr>
-          <w:rFonts w:ascii="Consolas" w:hAnsi="Consolas" w:eastAsia="Consolas"/>
-          <w:color w:val="D4D4D4"/>
-          <w:sz w:val="16"/>
-        </w:rPr>
-        <w:t xml:space="preserve"> </w:t>
-      </w:r>
-      <w:r>
-        <w:rPr>
-          <w:rFonts w:ascii="Consolas" w:hAnsi="Consolas" w:eastAsia="Consolas"/>
-          <w:color w:val="569CD6"/>
-          <w:sz w:val="16"/>
-        </w:rPr>
-        <w:t>void</w:t>
-      </w:r>
-      <w:r>
-        <w:rPr>
-          <w:rFonts w:ascii="Consolas" w:hAnsi="Consolas" w:eastAsia="Consolas"/>
-          <w:color w:val="D4D4D4"/>
-          <w:sz w:val="16"/>
-        </w:rPr>
-        <w:br/>
-      </w:r>
-      <w:r>
-        <w:rPr>
-          <w:rFonts w:ascii="Consolas" w:hAnsi="Consolas" w:eastAsia="Consolas"/>
-          <w:color w:val="D4D4D4"/>
-          <w:sz w:val="16"/>
-        </w:rPr>
-        <w:t>{</w:t>
-      </w:r>
-      <w:r>
-        <w:rPr>
-          <w:rFonts w:ascii="Consolas" w:hAnsi="Consolas" w:eastAsia="Consolas"/>
-          <w:color w:val="D4D4D4"/>
-          <w:sz w:val="16"/>
-        </w:rPr>
-        <w:br/>
-        <w:t xml:space="preserve">    </w:t>
-      </w:r>
-      <w:r>
-        <w:rPr>
-          <w:rFonts w:ascii="Consolas" w:hAnsi="Consolas" w:eastAsia="Consolas"/>
-          <w:color w:val="9CDCFE"/>
-          <w:sz w:val="16"/>
-        </w:rPr>
-        <w:t>$tenantId</w:t>
-      </w:r>
-      <w:r>
-        <w:rPr>
-          <w:rFonts w:ascii="Consolas" w:hAnsi="Consolas" w:eastAsia="Consolas"/>
-          <w:color w:val="D4D4D4"/>
-          <w:sz w:val="16"/>
-        </w:rPr>
-        <w:t xml:space="preserve"> </w:t>
-      </w:r>
-      <w:r>
-        <w:rPr>
-          <w:rFonts w:ascii="Consolas" w:hAnsi="Consolas" w:eastAsia="Consolas"/>
-          <w:color w:val="D4D4D4"/>
-          <w:sz w:val="16"/>
-        </w:rPr>
-        <w:t>=</w:t>
-      </w:r>
-      <w:r>
-        <w:rPr>
-          <w:rFonts w:ascii="Consolas" w:hAnsi="Consolas" w:eastAsia="Consolas"/>
-          <w:color w:val="D4D4D4"/>
-          <w:sz w:val="16"/>
-        </w:rPr>
-        <w:t xml:space="preserve"> </w:t>
-      </w:r>
-      <w:r>
-        <w:rPr>
-          <w:rFonts w:ascii="Consolas" w:hAnsi="Consolas" w:eastAsia="Consolas"/>
-          <w:color w:val="DCDCAA"/>
-          <w:sz w:val="16"/>
-        </w:rPr>
-        <w:t>app</w:t>
-      </w:r>
-      <w:r>
-        <w:rPr>
-          <w:rFonts w:ascii="Consolas" w:hAnsi="Consolas" w:eastAsia="Consolas"/>
-          <w:color w:val="D4D4D4"/>
-          <w:sz w:val="16"/>
-        </w:rPr>
-        <w:t>(</w:t>
-      </w:r>
-      <w:r>
-        <w:rPr>
-          <w:rFonts w:ascii="Consolas" w:hAnsi="Consolas" w:eastAsia="Consolas"/>
-          <w:color w:val="4EC9B0"/>
-          <w:sz w:val="16"/>
-        </w:rPr>
-        <w:t>TenantContext</w:t>
-      </w:r>
-      <w:r>
-        <w:rPr>
-          <w:rFonts w:ascii="Consolas" w:hAnsi="Consolas" w:eastAsia="Consolas"/>
-          <w:color w:val="D4D4D4"/>
-          <w:sz w:val="16"/>
-        </w:rPr>
-        <w:t>:</w:t>
-      </w:r>
-      <w:r>
-        <w:rPr>
-          <w:rFonts w:ascii="Consolas" w:hAnsi="Consolas" w:eastAsia="Consolas"/>
-          <w:color w:val="D4D4D4"/>
-          <w:sz w:val="16"/>
-        </w:rPr>
-        <w:t>:</w:t>
-      </w:r>
-      <w:r>
-        <w:rPr>
-          <w:rFonts w:ascii="Consolas" w:hAnsi="Consolas" w:eastAsia="Consolas"/>
-          <w:color w:val="569CD6"/>
-          <w:sz w:val="16"/>
-        </w:rPr>
-        <w:t>class</w:t>
-      </w:r>
-      <w:r>
-        <w:rPr>
-          <w:rFonts w:ascii="Consolas" w:hAnsi="Consolas" w:eastAsia="Consolas"/>
-          <w:color w:val="D4D4D4"/>
-          <w:sz w:val="16"/>
-        </w:rPr>
-        <w:t>)</w:t>
-      </w:r>
-      <w:r>
-        <w:rPr>
-          <w:rFonts w:ascii="Consolas" w:hAnsi="Consolas" w:eastAsia="Consolas"/>
-          <w:color w:val="D4D4D4"/>
-          <w:sz w:val="16"/>
-        </w:rPr>
-        <w:t>-</w:t>
-      </w:r>
-      <w:r>
-        <w:rPr>
-          <w:rFonts w:ascii="Consolas" w:hAnsi="Consolas" w:eastAsia="Consolas"/>
-          <w:color w:val="D4D4D4"/>
-          <w:sz w:val="16"/>
-        </w:rPr>
-        <w:t>&gt;</w:t>
-      </w:r>
-      <w:r>
-        <w:rPr>
-          <w:rFonts w:ascii="Consolas" w:hAnsi="Consolas" w:eastAsia="Consolas"/>
-          <w:color w:val="DCDCAA"/>
-          <w:sz w:val="16"/>
-        </w:rPr>
-        <w:t>id</w:t>
-      </w:r>
-      <w:r>
-        <w:rPr>
-          <w:rFonts w:ascii="Consolas" w:hAnsi="Consolas" w:eastAsia="Consolas"/>
-          <w:color w:val="D4D4D4"/>
-          <w:sz w:val="16"/>
-        </w:rPr>
-        <w:t>(</w:t>
-      </w:r>
-      <w:r>
-        <w:rPr>
-          <w:rFonts w:ascii="Consolas" w:hAnsi="Consolas" w:eastAsia="Consolas"/>
-          <w:color w:val="D4D4D4"/>
-          <w:sz w:val="16"/>
-        </w:rPr>
-        <w:t>)</w:t>
-      </w:r>
-      <w:r>
-        <w:rPr>
-          <w:rFonts w:ascii="Consolas" w:hAnsi="Consolas" w:eastAsia="Consolas"/>
-          <w:color w:val="D4D4D4"/>
-          <w:sz w:val="16"/>
-        </w:rPr>
-        <w:t>;</w:t>
-      </w:r>
-      <w:r>
-        <w:rPr>
-          <w:rFonts w:ascii="Consolas" w:hAnsi="Consolas" w:eastAsia="Consolas"/>
-          <w:color w:val="D4D4D4"/>
-          <w:sz w:val="16"/>
-        </w:rPr>
-        <w:br/>
-        <w:br/>
-        <w:t xml:space="preserve">    </w:t>
-      </w:r>
-      <w:r>
-        <w:rPr>
-          <w:rFonts w:ascii="Consolas" w:hAnsi="Consolas" w:eastAsia="Consolas"/>
-          <w:color w:val="9CDCFE"/>
-          <w:sz w:val="16"/>
-        </w:rPr>
-        <w:t>$builder</w:t>
-      </w:r>
-      <w:r>
-        <w:rPr>
-          <w:rFonts w:ascii="Consolas" w:hAnsi="Consolas" w:eastAsia="Consolas"/>
-          <w:color w:val="D4D4D4"/>
-          <w:sz w:val="16"/>
-        </w:rPr>
-        <w:t>-</w:t>
-      </w:r>
-      <w:r>
-        <w:rPr>
-          <w:rFonts w:ascii="Consolas" w:hAnsi="Consolas" w:eastAsia="Consolas"/>
-          <w:color w:val="D4D4D4"/>
-          <w:sz w:val="16"/>
-        </w:rPr>
-        <w:t>&gt;</w:t>
-      </w:r>
-      <w:r>
-        <w:rPr>
-          <w:rFonts w:ascii="Consolas" w:hAnsi="Consolas" w:eastAsia="Consolas"/>
-          <w:color w:val="DCDCAA"/>
-          <w:sz w:val="16"/>
-        </w:rPr>
-        <w:t>where</w:t>
-      </w:r>
-      <w:r>
-        <w:rPr>
-          <w:rFonts w:ascii="Consolas" w:hAnsi="Consolas" w:eastAsia="Consolas"/>
-          <w:color w:val="D4D4D4"/>
-          <w:sz w:val="16"/>
-        </w:rPr>
-        <w:t>(</w:t>
-      </w:r>
-      <w:r>
-        <w:rPr>
-          <w:rFonts w:ascii="Consolas" w:hAnsi="Consolas" w:eastAsia="Consolas"/>
-          <w:color w:val="D4D4D4"/>
-          <w:sz w:val="16"/>
-        </w:rPr>
-        <w:br/>
-        <w:t xml:space="preserve">        </w:t>
-      </w:r>
-      <w:r>
-        <w:rPr>
-          <w:rFonts w:ascii="Consolas" w:hAnsi="Consolas" w:eastAsia="Consolas"/>
-          <w:color w:val="9CDCFE"/>
-          <w:sz w:val="16"/>
-        </w:rPr>
-        <w:t>$model</w:t>
-      </w:r>
-      <w:r>
-        <w:rPr>
-          <w:rFonts w:ascii="Consolas" w:hAnsi="Consolas" w:eastAsia="Consolas"/>
-          <w:color w:val="D4D4D4"/>
-          <w:sz w:val="16"/>
-        </w:rPr>
-        <w:t>-</w:t>
-      </w:r>
-      <w:r>
-        <w:rPr>
-          <w:rFonts w:ascii="Consolas" w:hAnsi="Consolas" w:eastAsia="Consolas"/>
-          <w:color w:val="D4D4D4"/>
-          <w:sz w:val="16"/>
-        </w:rPr>
-        <w:t>&gt;</w:t>
-      </w:r>
-      <w:r>
-        <w:rPr>
-          <w:rFonts w:ascii="Consolas" w:hAnsi="Consolas" w:eastAsia="Consolas"/>
-          <w:color w:val="DCDCAA"/>
-          <w:sz w:val="16"/>
-        </w:rPr>
-        <w:t>qualifyColumn</w:t>
-      </w:r>
-      <w:r>
-        <w:rPr>
-          <w:rFonts w:ascii="Consolas" w:hAnsi="Consolas" w:eastAsia="Consolas"/>
-          <w:color w:val="D4D4D4"/>
-          <w:sz w:val="16"/>
-        </w:rPr>
-        <w:t>(</w:t>
-      </w:r>
-      <w:r>
-        <w:rPr>
-          <w:rFonts w:ascii="Consolas" w:hAnsi="Consolas" w:eastAsia="Consolas"/>
-          <w:color w:val="CE9178"/>
-          <w:sz w:val="16"/>
-        </w:rPr>
-        <w:t>'tenant_id'</w:t>
-      </w:r>
-      <w:r>
-        <w:rPr>
-          <w:rFonts w:ascii="Consolas" w:hAnsi="Consolas" w:eastAsia="Consolas"/>
-          <w:color w:val="D4D4D4"/>
-          <w:sz w:val="16"/>
-        </w:rPr>
-        <w:t>)</w:t>
-      </w:r>
-      <w:r>
-        <w:rPr>
-          <w:rFonts w:ascii="Consolas" w:hAnsi="Consolas" w:eastAsia="Consolas"/>
-          <w:color w:val="D4D4D4"/>
-          <w:sz w:val="16"/>
-        </w:rPr>
-        <w:t>,</w:t>
-      </w:r>
-      <w:r>
-        <w:rPr>
-          <w:rFonts w:ascii="Consolas" w:hAnsi="Consolas" w:eastAsia="Consolas"/>
-          <w:color w:val="D4D4D4"/>
-          <w:sz w:val="16"/>
-        </w:rPr>
-        <w:br/>
-        <w:t xml:space="preserve">        </w:t>
-      </w:r>
-      <w:r>
-        <w:rPr>
-          <w:rFonts w:ascii="Consolas" w:hAnsi="Consolas" w:eastAsia="Consolas"/>
-          <w:color w:val="9CDCFE"/>
-          <w:sz w:val="16"/>
-        </w:rPr>
-        <w:t>$tenantId</w:t>
-      </w:r>
-      <w:r>
-        <w:rPr>
-          <w:rFonts w:ascii="Consolas" w:hAnsi="Consolas" w:eastAsia="Consolas"/>
-          <w:color w:val="D4D4D4"/>
-          <w:sz w:val="16"/>
-        </w:rPr>
-        <w:t>,</w:t>
-      </w:r>
-      <w:r>
-        <w:rPr>
-          <w:rFonts w:ascii="Consolas" w:hAnsi="Consolas" w:eastAsia="Consolas"/>
-          <w:color w:val="D4D4D4"/>
-          <w:sz w:val="16"/>
-        </w:rPr>
-        <w:br/>
-        <w:t xml:space="preserve">    </w:t>
-      </w:r>
-      <w:r>
-        <w:rPr>
-          <w:rFonts w:ascii="Consolas" w:hAnsi="Consolas" w:eastAsia="Consolas"/>
-          <w:color w:val="D4D4D4"/>
-          <w:sz w:val="16"/>
-        </w:rPr>
-        <w:t>)</w:t>
-      </w:r>
-      <w:r>
-        <w:rPr>
-          <w:rFonts w:ascii="Consolas" w:hAnsi="Consolas" w:eastAsia="Consolas"/>
-          <w:color w:val="D4D4D4"/>
-          <w:sz w:val="16"/>
-        </w:rPr>
-        <w:t>;</w:t>
-      </w:r>
-      <w:r>
-        <w:rPr>
-          <w:rFonts w:ascii="Consolas" w:hAnsi="Consolas" w:eastAsia="Consolas"/>
-          <w:color w:val="D4D4D4"/>
-          <w:sz w:val="16"/>
-        </w:rPr>
-        <w:br/>
-      </w:r>
-      <w:r>
-        <w:rPr>
-          <w:rFonts w:ascii="Consolas" w:hAnsi="Consolas" w:eastAsia="Consolas"/>
-          <w:color w:val="D4D4D4"/>
-          <w:sz w:val="16"/>
-        </w:rPr>
-        <w:t>}</w:t>
+        <w:t xml:space="preserve">}</w:t>
       </w:r>
     </w:p>
     <w:p>
@@ -3421,16 +3170,17 @@
     <w:p>
       <w:pPr>
         <w:pStyle w:val="CodeHeader"/>
-        <w:shd w:fill="2D2D30"/>
+        <w:keepNext/>
         <w:pBdr>
-          <w:left w:val="single" w:sz="4" w:space="8" w:color="2D2D30"/>
+          <w:left w:val="single" w:sz="12" w:space="8" w:color="B8DDE0"/>
         </w:pBdr>
+        <w:shd w:val="clear" w:color="auto" w:fill="E4EAED"/>
       </w:pPr>
       <w:r>
         <w:rPr>
           <w:rFonts w:ascii="Consolas" w:hAnsi="Consolas"/>
           <w:b/>
-          <w:color w:val="FFFFFF"/>
+          <w:color w:val="262626"/>
           <w:sz w:val="16"/>
         </w:rPr>
         <w:t xml:space="preserve">BUAT FILE — MODUL 4 TAHAP 2   •   terminal pada root repository   •   BASH</w:t>
@@ -3439,42 +3189,100 @@
     <w:p>
       <w:pPr>
         <w:pStyle w:val="CodeBlock"/>
-        <w:shd w:fill="1E1E1E"/>
         <w:pBdr>
-          <w:left w:val="single" w:sz="4" w:space="8" w:color="1E1E1E"/>
+          <w:left w:val="single" w:sz="12" w:space="8" w:color="B8DDE0"/>
         </w:pBdr>
+        <w:shd w:val="clear" w:color="auto" w:fill="F2F3F7"/>
       </w:pPr>
       <w:r>
         <w:rPr>
           <w:rFonts w:ascii="Consolas" w:hAnsi="Consolas"/>
-          <w:color w:val="D4D4D4"/>
+          <w:b/>
+          <w:color w:val="000080"/>
           <w:sz w:val="16"/>
         </w:rPr>
-        <w:t xml:space="preserve">php artisan make:class Support/Tenancy/TenantContext</w:t>
+        <w:t xml:space="preserve">php</w:t>
+      </w:r>
+      <w:r>
+        <w:rPr>
+          <w:rFonts w:ascii="Consolas" w:hAnsi="Consolas"/>
+          <w:color w:val="262626"/>
+          <w:sz w:val="16"/>
+        </w:rPr>
+        <w:t xml:space="preserve"> artisan </w:t>
+      </w:r>
+      <w:r>
+        <w:rPr>
+          <w:rFonts w:ascii="Consolas" w:hAnsi="Consolas"/>
+          <w:color w:val="795E26"/>
+          <w:sz w:val="16"/>
+        </w:rPr>
+        <w:t xml:space="preserve">make:class</w:t>
+      </w:r>
+      <w:r>
+        <w:rPr>
+          <w:rFonts w:ascii="Consolas" w:hAnsi="Consolas"/>
+          <w:color w:val="262626"/>
+          <w:sz w:val="16"/>
+        </w:rPr>
+        <w:t xml:space="preserve"> Support/Tenancy/TenantContext</w:t>
+      </w:r>
+      <w:r>
         <w:br/>
       </w:r>
       <w:r>
         <w:rPr>
           <w:rFonts w:ascii="Consolas" w:hAnsi="Consolas"/>
-          <w:color w:val="6A9955"/>
+          <w:i/>
+          <w:color w:val="808080"/>
           <w:sz w:val="16"/>
         </w:rPr>
         <w:t xml:space="preserve">#   INFO Class [app/Support/Tenancy/TenantContext.php] created successfully.</w:t>
+      </w:r>
+      <w:r>
         <w:br/>
       </w:r>
       <w:r>
         <w:rPr>
           <w:rFonts w:ascii="Consolas" w:hAnsi="Consolas"/>
-          <w:color w:val="D4D4D4"/>
+          <w:b/>
+          <w:color w:val="000080"/>
           <w:sz w:val="16"/>
         </w:rPr>
-        <w:t xml:space="preserve">php artisan make:job CountTenantMenus</w:t>
+        <w:t xml:space="preserve">php</w:t>
+      </w:r>
+      <w:r>
+        <w:rPr>
+          <w:rFonts w:ascii="Consolas" w:hAnsi="Consolas"/>
+          <w:color w:val="262626"/>
+          <w:sz w:val="16"/>
+        </w:rPr>
+        <w:t xml:space="preserve"> artisan </w:t>
+      </w:r>
+      <w:r>
+        <w:rPr>
+          <w:rFonts w:ascii="Consolas" w:hAnsi="Consolas"/>
+          <w:color w:val="795E26"/>
+          <w:sz w:val="16"/>
+        </w:rPr>
+        <w:t xml:space="preserve">make:job</w:t>
+      </w:r>
+      <w:r>
+        <w:rPr>
+          <w:rFonts w:ascii="Consolas" w:hAnsi="Consolas"/>
+          <w:color w:val="262626"/>
+          <w:sz w:val="16"/>
+        </w:rPr>
+        <w:t xml:space="preserve"> CountTenantMenus</w:t>
+      </w:r>
+      <w:r>
         <w:br/>
       </w:r>
       <w:r>
         <w:rPr>
           <w:rFonts w:ascii="Consolas" w:hAnsi="Consolas"/>
-          <w:color w:val="6A9955"/>
+          <w:i/>
+          <w:color w:val="808080"/>
           <w:sz w:val="16"/>
         </w:rPr>
         <w:t xml:space="preserve">#   INFO Job [app/Jobs/CountTenantMenus.php] created successfully.</w:t>
@@ -3883,16 +3691,17 @@
     <w:p>
       <w:pPr>
         <w:pStyle w:val="CodeHeader"/>
-        <w:shd w:fill="2D2D30"/>
+        <w:keepNext/>
         <w:pBdr>
-          <w:left w:val="single" w:sz="4" w:space="8" w:color="2D2D30"/>
+          <w:left w:val="single" w:sz="12" w:space="8" w:color="B8DDE0"/>
         </w:pBdr>
+        <w:shd w:val="clear" w:color="auto" w:fill="E4EAED"/>
       </w:pPr>
       <w:r>
         <w:rPr>
           <w:rFonts w:ascii="Consolas" w:hAnsi="Consolas"/>
           <w:b/>
-          <w:color w:val="FFFFFF"/>
+          <w:color w:val="262626"/>
           <w:sz w:val="16"/>
         </w:rPr>
         <w:t xml:space="preserve">BUAT FILE — MODUL 4 TAHAP 3   •   terminal pada root repository   •   BASH</w:t>
@@ -3901,24 +3710,52 @@
     <w:p>
       <w:pPr>
         <w:pStyle w:val="CodeBlock"/>
-        <w:shd w:fill="1E1E1E"/>
         <w:pBdr>
-          <w:left w:val="single" w:sz="4" w:space="8" w:color="1E1E1E"/>
+          <w:left w:val="single" w:sz="12" w:space="8" w:color="B8DDE0"/>
         </w:pBdr>
+        <w:shd w:val="clear" w:color="auto" w:fill="F2F3F7"/>
       </w:pPr>
       <w:r>
         <w:rPr>
           <w:rFonts w:ascii="Consolas" w:hAnsi="Consolas"/>
-          <w:color w:val="D4D4D4"/>
+          <w:b/>
+          <w:color w:val="000080"/>
           <w:sz w:val="16"/>
         </w:rPr>
-        <w:t xml:space="preserve">php artisan make:middleware SetTenantContext</w:t>
+        <w:t xml:space="preserve">php</w:t>
+      </w:r>
+      <w:r>
+        <w:rPr>
+          <w:rFonts w:ascii="Consolas" w:hAnsi="Consolas"/>
+          <w:color w:val="262626"/>
+          <w:sz w:val="16"/>
+        </w:rPr>
+        <w:t xml:space="preserve"> artisan </w:t>
+      </w:r>
+      <w:r>
+        <w:rPr>
+          <w:rFonts w:ascii="Consolas" w:hAnsi="Consolas"/>
+          <w:color w:val="795E26"/>
+          <w:sz w:val="16"/>
+        </w:rPr>
+        <w:t xml:space="preserve">make:middleware</w:t>
+      </w:r>
+      <w:r>
+        <w:rPr>
+          <w:rFonts w:ascii="Consolas" w:hAnsi="Consolas"/>
+          <w:color w:val="262626"/>
+          <w:sz w:val="16"/>
+        </w:rPr>
+        <w:t xml:space="preserve"> SetTenantContext</w:t>
+      </w:r>
+      <w:r>
         <w:br/>
       </w:r>
       <w:r>
         <w:rPr>
           <w:rFonts w:ascii="Consolas" w:hAnsi="Consolas"/>
-          <w:color w:val="6A9955"/>
+          <w:i/>
+          <w:color w:val="808080"/>
           <w:sz w:val="16"/>
         </w:rPr>
         <w:t xml:space="preserve">#   INFO Middleware [app/Http/Middleware/SetTenantContext.php] created successfully.</w:t>
@@ -4155,16 +3992,17 @@
     <w:p>
       <w:pPr>
         <w:pStyle w:val="CodeHeader"/>
-        <w:shd w:fill="2D2D30"/>
+        <w:keepNext/>
         <w:pBdr>
-          <w:left w:val="single" w:sz="4" w:space="8" w:color="2D2D30"/>
+          <w:left w:val="single" w:sz="12" w:space="8" w:color="B8DDE0"/>
         </w:pBdr>
+        <w:shd w:val="clear" w:color="auto" w:fill="E4EAED"/>
       </w:pPr>
       <w:r>
         <w:rPr>
           <w:rFonts w:ascii="Consolas" w:hAnsi="Consolas"/>
           <w:b/>
-          <w:color w:val="FFFFFF"/>
+          <w:color w:val="262626"/>
           <w:sz w:val="16"/>
         </w:rPr>
         <w:t xml:space="preserve">BUAT FILE — MODUL 4 TAHAP 4   •   terminal pada root repository   •   BASH</w:t>
@@ -4173,24 +4011,60 @@
     <w:p>
       <w:pPr>
         <w:pStyle w:val="CodeBlock"/>
-        <w:shd w:fill="1E1E1E"/>
         <w:pBdr>
-          <w:left w:val="single" w:sz="4" w:space="8" w:color="1E1E1E"/>
+          <w:left w:val="single" w:sz="12" w:space="8" w:color="B8DDE0"/>
         </w:pBdr>
+        <w:shd w:val="clear" w:color="auto" w:fill="F2F3F7"/>
       </w:pPr>
       <w:r>
         <w:rPr>
           <w:rFonts w:ascii="Consolas" w:hAnsi="Consolas"/>
-          <w:color w:val="D4D4D4"/>
+          <w:b/>
+          <w:color w:val="000080"/>
           <w:sz w:val="16"/>
         </w:rPr>
-        <w:t xml:space="preserve">php artisan make:trait 'App\Models\Concerns\BelongsToTenant'</w:t>
+        <w:t xml:space="preserve">php</w:t>
+      </w:r>
+      <w:r>
+        <w:rPr>
+          <w:rFonts w:ascii="Consolas" w:hAnsi="Consolas"/>
+          <w:color w:val="262626"/>
+          <w:sz w:val="16"/>
+        </w:rPr>
+        <w:t xml:space="preserve"> artisan </w:t>
+      </w:r>
+      <w:r>
+        <w:rPr>
+          <w:rFonts w:ascii="Consolas" w:hAnsi="Consolas"/>
+          <w:color w:val="795E26"/>
+          <w:sz w:val="16"/>
+        </w:rPr>
+        <w:t xml:space="preserve">make:trait</w:t>
+      </w:r>
+      <w:r>
+        <w:rPr>
+          <w:rFonts w:ascii="Consolas" w:hAnsi="Consolas"/>
+          <w:color w:val="262626"/>
+          <w:sz w:val="16"/>
+        </w:rPr>
+        <w:t xml:space="preserve"> </w:t>
+      </w:r>
+      <w:r>
+        <w:rPr>
+          <w:rFonts w:ascii="Consolas" w:hAnsi="Consolas"/>
+          <w:color w:val="00733B"/>
+          <w:sz w:val="16"/>
+        </w:rPr>
+        <w:t xml:space="preserve">'App\Models\Concerns\BelongsToTenant'</w:t>
+      </w:r>
+      <w:r>
         <w:br/>
       </w:r>
       <w:r>
         <w:rPr>
           <w:rFonts w:ascii="Consolas" w:hAnsi="Consolas"/>
-          <w:color w:val="6A9955"/>
+          <w:i/>
+          <w:color w:val="808080"/>
           <w:sz w:val="16"/>
         </w:rPr>
         <w:t xml:space="preserve">#   INFO Trait [app/Models/Concerns/BelongsToTenant.php] created successfully.</w:t>
@@ -4529,16 +4403,17 @@
     <w:p>
       <w:pPr>
         <w:pStyle w:val="CodeHeader"/>
-        <w:shd w:fill="2D2D30"/>
+        <w:keepNext/>
         <w:pBdr>
-          <w:left w:val="single" w:sz="4" w:space="8" w:color="2D2D30"/>
+          <w:left w:val="single" w:sz="12" w:space="8" w:color="B8DDE0"/>
         </w:pBdr>
+        <w:shd w:val="clear" w:color="auto" w:fill="E4EAED"/>
       </w:pPr>
       <w:r>
         <w:rPr>
           <w:rFonts w:ascii="Consolas" w:hAnsi="Consolas"/>
           <w:b/>
-          <w:color w:val="FFFFFF"/>
+          <w:color w:val="262626"/>
           <w:sz w:val="16"/>
         </w:rPr>
         <w:t xml:space="preserve">BUAT FILE — MODUL 4 TAHAP 5   •   terminal pada root repository   •   BASH</w:t>
@@ -4547,108 +4422,283 @@
     <w:p>
       <w:pPr>
         <w:pStyle w:val="CodeBlock"/>
-        <w:shd w:fill="1E1E1E"/>
         <w:pBdr>
-          <w:left w:val="single" w:sz="4" w:space="8" w:color="1E1E1E"/>
+          <w:left w:val="single" w:sz="12" w:space="8" w:color="B8DDE0"/>
         </w:pBdr>
+        <w:shd w:val="clear" w:color="auto" w:fill="F2F3F7"/>
       </w:pPr>
       <w:r>
         <w:rPr>
           <w:rFonts w:ascii="Consolas" w:hAnsi="Consolas"/>
-          <w:color w:val="D4D4D4"/>
+          <w:b/>
+          <w:color w:val="000080"/>
           <w:sz w:val="16"/>
         </w:rPr>
-        <w:t xml:space="preserve">php artisan make:policy MenuPolicy --model=Menu</w:t>
+        <w:t xml:space="preserve">php</w:t>
+      </w:r>
+      <w:r>
+        <w:rPr>
+          <w:rFonts w:ascii="Consolas" w:hAnsi="Consolas"/>
+          <w:color w:val="262626"/>
+          <w:sz w:val="16"/>
+        </w:rPr>
+        <w:t xml:space="preserve"> artisan </w:t>
+      </w:r>
+      <w:r>
+        <w:rPr>
+          <w:rFonts w:ascii="Consolas" w:hAnsi="Consolas"/>
+          <w:color w:val="795E26"/>
+          <w:sz w:val="16"/>
+        </w:rPr>
+        <w:t xml:space="preserve">make:policy</w:t>
+      </w:r>
+      <w:r>
+        <w:rPr>
+          <w:rFonts w:ascii="Consolas" w:hAnsi="Consolas"/>
+          <w:color w:val="262626"/>
+          <w:sz w:val="16"/>
+        </w:rPr>
+        <w:t xml:space="preserve"> MenuPolicy </w:t>
+      </w:r>
+      <w:r>
+        <w:rPr>
+          <w:rFonts w:ascii="Consolas" w:hAnsi="Consolas"/>
+          <w:color w:val="0073E6"/>
+          <w:sz w:val="16"/>
+        </w:rPr>
+        <w:t xml:space="preserve">--model=Menu</w:t>
+      </w:r>
+      <w:r>
         <w:br/>
       </w:r>
       <w:r>
         <w:rPr>
           <w:rFonts w:ascii="Consolas" w:hAnsi="Consolas"/>
-          <w:color w:val="6A9955"/>
+          <w:i/>
+          <w:color w:val="808080"/>
           <w:sz w:val="16"/>
         </w:rPr>
         <w:t xml:space="preserve">#   INFO Policy [app/Policies/MenuPolicy.php] created successfully.</w:t>
+      </w:r>
+      <w:r>
         <w:br/>
       </w:r>
       <w:r>
         <w:rPr>
           <w:rFonts w:ascii="Consolas" w:hAnsi="Consolas"/>
-          <w:color w:val="D4D4D4"/>
+          <w:b/>
+          <w:color w:val="000080"/>
           <w:sz w:val="16"/>
         </w:rPr>
-        <w:t xml:space="preserve">php artisan make:policy TenantOrderPolicy --model=TenantOrder</w:t>
+        <w:t xml:space="preserve">php</w:t>
+      </w:r>
+      <w:r>
+        <w:rPr>
+          <w:rFonts w:ascii="Consolas" w:hAnsi="Consolas"/>
+          <w:color w:val="262626"/>
+          <w:sz w:val="16"/>
+        </w:rPr>
+        <w:t xml:space="preserve"> artisan </w:t>
+      </w:r>
+      <w:r>
+        <w:rPr>
+          <w:rFonts w:ascii="Consolas" w:hAnsi="Consolas"/>
+          <w:color w:val="795E26"/>
+          <w:sz w:val="16"/>
+        </w:rPr>
+        <w:t xml:space="preserve">make:policy</w:t>
+      </w:r>
+      <w:r>
+        <w:rPr>
+          <w:rFonts w:ascii="Consolas" w:hAnsi="Consolas"/>
+          <w:color w:val="262626"/>
+          <w:sz w:val="16"/>
+        </w:rPr>
+        <w:t xml:space="preserve"> TenantOrderPolicy </w:t>
+      </w:r>
+      <w:r>
+        <w:rPr>
+          <w:rFonts w:ascii="Consolas" w:hAnsi="Consolas"/>
+          <w:color w:val="0073E6"/>
+          <w:sz w:val="16"/>
+        </w:rPr>
+        <w:t xml:space="preserve">--model=TenantOrder</w:t>
+      </w:r>
+      <w:r>
         <w:br/>
       </w:r>
       <w:r>
         <w:rPr>
           <w:rFonts w:ascii="Consolas" w:hAnsi="Consolas"/>
-          <w:color w:val="6A9955"/>
+          <w:i/>
+          <w:color w:val="808080"/>
           <w:sz w:val="16"/>
         </w:rPr>
         <w:t xml:space="preserve">#   INFO Policy [app/Policies/TenantOrderPolicy.php] created successfully.</w:t>
+      </w:r>
+      <w:r>
         <w:br/>
       </w:r>
       <w:r>
         <w:rPr>
           <w:rFonts w:ascii="Consolas" w:hAnsi="Consolas"/>
-          <w:color w:val="D4D4D4"/>
+          <w:b/>
+          <w:color w:val="000080"/>
           <w:sz w:val="16"/>
         </w:rPr>
-        <w:t xml:space="preserve">php artisan make:policy WithdrawalPolicy --model=Withdrawal</w:t>
+        <w:t xml:space="preserve">php</w:t>
+      </w:r>
+      <w:r>
+        <w:rPr>
+          <w:rFonts w:ascii="Consolas" w:hAnsi="Consolas"/>
+          <w:color w:val="262626"/>
+          <w:sz w:val="16"/>
+        </w:rPr>
+        <w:t xml:space="preserve"> artisan </w:t>
+      </w:r>
+      <w:r>
+        <w:rPr>
+          <w:rFonts w:ascii="Consolas" w:hAnsi="Consolas"/>
+          <w:color w:val="795E26"/>
+          <w:sz w:val="16"/>
+        </w:rPr>
+        <w:t xml:space="preserve">make:policy</w:t>
+      </w:r>
+      <w:r>
+        <w:rPr>
+          <w:rFonts w:ascii="Consolas" w:hAnsi="Consolas"/>
+          <w:color w:val="262626"/>
+          <w:sz w:val="16"/>
+        </w:rPr>
+        <w:t xml:space="preserve"> WithdrawalPolicy </w:t>
+      </w:r>
+      <w:r>
+        <w:rPr>
+          <w:rFonts w:ascii="Consolas" w:hAnsi="Consolas"/>
+          <w:color w:val="0073E6"/>
+          <w:sz w:val="16"/>
+        </w:rPr>
+        <w:t xml:space="preserve">--model=Withdrawal</w:t>
+      </w:r>
+      <w:r>
         <w:br/>
       </w:r>
       <w:r>
         <w:rPr>
           <w:rFonts w:ascii="Consolas" w:hAnsi="Consolas"/>
-          <w:color w:val="6A9955"/>
+          <w:i/>
+          <w:color w:val="808080"/>
           <w:sz w:val="16"/>
         </w:rPr>
         <w:t xml:space="preserve">#   INFO Policy [app/Policies/WithdrawalPolicy.php] created successfully.</w:t>
+      </w:r>
+      <w:r>
         <w:br/>
       </w:r>
       <w:r>
         <w:rPr>
           <w:rFonts w:ascii="Consolas" w:hAnsi="Consolas"/>
-          <w:color w:val="D4D4D4"/>
+          <w:b/>
+          <w:color w:val="000080"/>
           <w:sz w:val="16"/>
         </w:rPr>
-        <w:t xml:space="preserve">php artisan make:controller 'App\Modules\Catalog\Http\Controllers\TenantMenuController'</w:t>
+        <w:t xml:space="preserve">php</w:t>
+      </w:r>
+      <w:r>
+        <w:rPr>
+          <w:rFonts w:ascii="Consolas" w:hAnsi="Consolas"/>
+          <w:color w:val="262626"/>
+          <w:sz w:val="16"/>
+        </w:rPr>
+        <w:t xml:space="preserve"> artisan </w:t>
+      </w:r>
+      <w:r>
+        <w:rPr>
+          <w:rFonts w:ascii="Consolas" w:hAnsi="Consolas"/>
+          <w:color w:val="795E26"/>
+          <w:sz w:val="16"/>
+        </w:rPr>
+        <w:t xml:space="preserve">make:controller</w:t>
+      </w:r>
+      <w:r>
+        <w:rPr>
+          <w:rFonts w:ascii="Consolas" w:hAnsi="Consolas"/>
+          <w:color w:val="262626"/>
+          <w:sz w:val="16"/>
+        </w:rPr>
+        <w:t xml:space="preserve"> </w:t>
+      </w:r>
+      <w:r>
+        <w:rPr>
+          <w:rFonts w:ascii="Consolas" w:hAnsi="Consolas"/>
+          <w:color w:val="00733B"/>
+          <w:sz w:val="16"/>
+        </w:rPr>
+        <w:t xml:space="preserve">'App\Modules\Catalog\Http\Controllers\TenantMenuController'</w:t>
+      </w:r>
+      <w:r>
         <w:br/>
       </w:r>
       <w:r>
         <w:rPr>
           <w:rFonts w:ascii="Consolas" w:hAnsi="Consolas"/>
-          <w:color w:val="6A9955"/>
+          <w:i/>
+          <w:color w:val="808080"/>
           <w:sz w:val="16"/>
         </w:rPr>
         <w:t xml:space="preserve">#   INFO Controller [app/Modules/Catalog/Http/Controllers/TenantMenuController.php] created successfully.</w:t>
+      </w:r>
+      <w:r>
         <w:br/>
       </w:r>
       <w:r>
         <w:rPr>
           <w:rFonts w:ascii="Consolas" w:hAnsi="Consolas"/>
-          <w:color w:val="6A9955"/>
+          <w:i/>
+          <w:color w:val="808080"/>
           <w:sz w:val="16"/>
         </w:rPr>
         <w:t xml:space="preserve"># manual (shell)</w:t>
+      </w:r>
+      <w:r>
         <w:br/>
       </w:r>
       <w:r>
         <w:rPr>
           <w:rFonts w:ascii="Consolas" w:hAnsi="Consolas"/>
-          <w:color w:val="D4D4D4"/>
+          <w:b/>
+          <w:color w:val="000080"/>
           <w:sz w:val="16"/>
         </w:rPr>
-        <w:t xml:space="preserve">rm app/Modules/Catalog/Http/Controllers/.gitkeep app/Modules/Catalog/routes/.gitkeep</w:t>
+        <w:t xml:space="preserve">rm</w:t>
+      </w:r>
+      <w:r>
+        <w:rPr>
+          <w:rFonts w:ascii="Consolas" w:hAnsi="Consolas"/>
+          <w:color w:val="262626"/>
+          <w:sz w:val="16"/>
+        </w:rPr>
+        <w:t xml:space="preserve"> app/Modules/Catalog/Http/Controllers/.gitkeep app/Modules/Catalog/routes/.gitkeep</w:t>
+      </w:r>
+      <w:r>
         <w:br/>
       </w:r>
       <w:r>
         <w:rPr>
           <w:rFonts w:ascii="Consolas" w:hAnsi="Consolas"/>
-          <w:color w:val="D4D4D4"/>
+          <w:b/>
+          <w:color w:val="000080"/>
           <w:sz w:val="16"/>
         </w:rPr>
-        <w:t xml:space="preserve">touch app/Modules/Catalog/routes/tenant.php</w:t>
+        <w:t xml:space="preserve">touch</w:t>
+      </w:r>
+      <w:r>
+        <w:rPr>
+          <w:rFonts w:ascii="Consolas" w:hAnsi="Consolas"/>
+          <w:color w:val="262626"/>
+          <w:sz w:val="16"/>
+        </w:rPr>
+        <w:t xml:space="preserve"> app/Modules/Catalog/routes/tenant.php</w:t>
       </w:r>
     </w:p>
     <w:p>
@@ -5010,16 +5060,17 @@
     <w:p>
       <w:pPr>
         <w:pStyle w:val="CodeHeader"/>
-        <w:shd w:fill="2D2D30"/>
+        <w:keepNext/>
         <w:pBdr>
-          <w:left w:val="single" w:sz="4" w:space="8" w:color="2D2D30"/>
+          <w:left w:val="single" w:sz="12" w:space="8" w:color="B8DDE0"/>
         </w:pBdr>
+        <w:shd w:val="clear" w:color="auto" w:fill="E4EAED"/>
       </w:pPr>
       <w:r>
         <w:rPr>
           <w:rFonts w:ascii="Consolas" w:hAnsi="Consolas"/>
           <w:b/>
-          <w:color w:val="FFFFFF"/>
+          <w:color w:val="262626"/>
           <w:sz w:val="16"/>
         </w:rPr>
         <w:t xml:space="preserve">BUAT FILE — MODUL 4 TAHAP 6   •   terminal pada root repository   •   BASH</w:t>
@@ -5028,24 +5079,52 @@
     <w:p>
       <w:pPr>
         <w:pStyle w:val="CodeBlock"/>
-        <w:shd w:fill="1E1E1E"/>
         <w:pBdr>
-          <w:left w:val="single" w:sz="4" w:space="8" w:color="1E1E1E"/>
+          <w:left w:val="single" w:sz="12" w:space="8" w:color="B8DDE0"/>
         </w:pBdr>
+        <w:shd w:val="clear" w:color="auto" w:fill="F2F3F7"/>
       </w:pPr>
       <w:r>
         <w:rPr>
           <w:rFonts w:ascii="Consolas" w:hAnsi="Consolas"/>
-          <w:color w:val="D4D4D4"/>
+          <w:b/>
+          <w:color w:val="000080"/>
           <w:sz w:val="16"/>
         </w:rPr>
-        <w:t xml:space="preserve">php artisan make:class Modules/Catalog/Services/PublicCatalogQuery</w:t>
+        <w:t xml:space="preserve">php</w:t>
+      </w:r>
+      <w:r>
+        <w:rPr>
+          <w:rFonts w:ascii="Consolas" w:hAnsi="Consolas"/>
+          <w:color w:val="262626"/>
+          <w:sz w:val="16"/>
+        </w:rPr>
+        <w:t xml:space="preserve"> artisan </w:t>
+      </w:r>
+      <w:r>
+        <w:rPr>
+          <w:rFonts w:ascii="Consolas" w:hAnsi="Consolas"/>
+          <w:color w:val="795E26"/>
+          <w:sz w:val="16"/>
+        </w:rPr>
+        <w:t xml:space="preserve">make:class</w:t>
+      </w:r>
+      <w:r>
+        <w:rPr>
+          <w:rFonts w:ascii="Consolas" w:hAnsi="Consolas"/>
+          <w:color w:val="262626"/>
+          <w:sz w:val="16"/>
+        </w:rPr>
+        <w:t xml:space="preserve"> Modules/Catalog/Services/PublicCatalogQuery</w:t>
+      </w:r>
+      <w:r>
         <w:br/>
       </w:r>
       <w:r>
         <w:rPr>
           <w:rFonts w:ascii="Consolas" w:hAnsi="Consolas"/>
-          <w:color w:val="6A9955"/>
+          <w:i/>
+          <w:color w:val="808080"/>
           <w:sz w:val="16"/>
         </w:rPr>
         <w:t xml:space="preserve">#   INFO Class [app/Modules/Catalog/Services/PublicCatalogQuery.php] created successfully.</w:t>
@@ -5316,16 +5395,17 @@
     <w:p>
       <w:pPr>
         <w:pStyle w:val="CodeHeader"/>
-        <w:shd w:fill="2D2D30"/>
+        <w:keepNext/>
         <w:pBdr>
-          <w:left w:val="single" w:sz="4" w:space="8" w:color="2D2D30"/>
+          <w:left w:val="single" w:sz="12" w:space="8" w:color="B8DDE0"/>
         </w:pBdr>
+        <w:shd w:val="clear" w:color="auto" w:fill="E4EAED"/>
       </w:pPr>
       <w:r>
         <w:rPr>
           <w:rFonts w:ascii="Consolas" w:hAnsi="Consolas"/>
           <w:b/>
-          <w:color w:val="FFFFFF"/>
+          <w:color w:val="262626"/>
           <w:sz w:val="16"/>
         </w:rPr>
         <w:t xml:space="preserve">BUAT FILE — MODUL 4 TAHAP 7   •   terminal pada root repository   •   BASH</w:t>
@@ -5334,72 +5414,204 @@
     <w:p>
       <w:pPr>
         <w:pStyle w:val="CodeBlock"/>
-        <w:shd w:fill="1E1E1E"/>
         <w:pBdr>
-          <w:left w:val="single" w:sz="4" w:space="8" w:color="1E1E1E"/>
+          <w:left w:val="single" w:sz="12" w:space="8" w:color="B8DDE0"/>
         </w:pBdr>
+        <w:shd w:val="clear" w:color="auto" w:fill="F2F3F7"/>
       </w:pPr>
       <w:r>
         <w:rPr>
           <w:rFonts w:ascii="Consolas" w:hAnsi="Consolas"/>
-          <w:color w:val="D4D4D4"/>
+          <w:b/>
+          <w:color w:val="000080"/>
           <w:sz w:val="16"/>
         </w:rPr>
-        <w:t xml:space="preserve">php artisan make:test TenantIsolationTest --phpunit</w:t>
+        <w:t xml:space="preserve">php</w:t>
+      </w:r>
+      <w:r>
+        <w:rPr>
+          <w:rFonts w:ascii="Consolas" w:hAnsi="Consolas"/>
+          <w:color w:val="262626"/>
+          <w:sz w:val="16"/>
+        </w:rPr>
+        <w:t xml:space="preserve"> artisan </w:t>
+      </w:r>
+      <w:r>
+        <w:rPr>
+          <w:rFonts w:ascii="Consolas" w:hAnsi="Consolas"/>
+          <w:color w:val="795E26"/>
+          <w:sz w:val="16"/>
+        </w:rPr>
+        <w:t xml:space="preserve">make:test</w:t>
+      </w:r>
+      <w:r>
+        <w:rPr>
+          <w:rFonts w:ascii="Consolas" w:hAnsi="Consolas"/>
+          <w:color w:val="262626"/>
+          <w:sz w:val="16"/>
+        </w:rPr>
+        <w:t xml:space="preserve"> TenantIsolationTest </w:t>
+      </w:r>
+      <w:r>
+        <w:rPr>
+          <w:rFonts w:ascii="Consolas" w:hAnsi="Consolas"/>
+          <w:color w:val="0073E6"/>
+          <w:sz w:val="16"/>
+        </w:rPr>
+        <w:t xml:space="preserve">--phpunit</w:t>
+      </w:r>
+      <w:r>
         <w:br/>
       </w:r>
       <w:r>
         <w:rPr>
           <w:rFonts w:ascii="Consolas" w:hAnsi="Consolas"/>
-          <w:color w:val="6A9955"/>
+          <w:i/>
+          <w:color w:val="808080"/>
           <w:sz w:val="16"/>
         </w:rPr>
         <w:t xml:space="preserve">#   INFO Test [tests/Feature/TenantIsolationTest.php] created successfully.</w:t>
+      </w:r>
+      <w:r>
         <w:br/>
       </w:r>
       <w:r>
         <w:rPr>
           <w:rFonts w:ascii="Consolas" w:hAnsi="Consolas"/>
-          <w:color w:val="6A9955"/>
+          <w:i/>
+          <w:color w:val="808080"/>
           <w:sz w:val="16"/>
         </w:rPr>
         <w:t xml:space="preserve"># manual (shell)</w:t>
+      </w:r>
+      <w:r>
         <w:br/>
       </w:r>
       <w:r>
         <w:rPr>
           <w:rFonts w:ascii="Consolas" w:hAnsi="Consolas"/>
-          <w:color w:val="D4D4D4"/>
+          <w:b/>
+          <w:color w:val="000080"/>
           <w:sz w:val="16"/>
         </w:rPr>
-        <w:t xml:space="preserve">mkdir -p evidence/pertemuan-04/test-results</w:t>
+        <w:t xml:space="preserve">mkdir</w:t>
+      </w:r>
+      <w:r>
+        <w:rPr>
+          <w:rFonts w:ascii="Consolas" w:hAnsi="Consolas"/>
+          <w:color w:val="262626"/>
+          <w:sz w:val="16"/>
+        </w:rPr>
+        <w:t xml:space="preserve"> </w:t>
+      </w:r>
+      <w:r>
+        <w:rPr>
+          <w:rFonts w:ascii="Consolas" w:hAnsi="Consolas"/>
+          <w:color w:val="0073E6"/>
+          <w:sz w:val="16"/>
+        </w:rPr>
+        <w:t xml:space="preserve">-p</w:t>
+      </w:r>
+      <w:r>
+        <w:rPr>
+          <w:rFonts w:ascii="Consolas" w:hAnsi="Consolas"/>
+          <w:color w:val="262626"/>
+          <w:sz w:val="16"/>
+        </w:rPr>
+        <w:t xml:space="preserve"> evidence/pertemuan-04/test-results</w:t>
+      </w:r>
+      <w:r>
         <w:br/>
       </w:r>
       <w:r>
         <w:rPr>
           <w:rFonts w:ascii="Consolas" w:hAnsi="Consolas"/>
-          <w:color w:val="D4D4D4"/>
+          <w:b/>
+          <w:color w:val="000080"/>
           <w:sz w:val="16"/>
         </w:rPr>
-        <w:t xml:space="preserve">touch docs/adr/0008-tenant-isolation.md</w:t>
+        <w:t xml:space="preserve">touch</w:t>
+      </w:r>
+      <w:r>
+        <w:rPr>
+          <w:rFonts w:ascii="Consolas" w:hAnsi="Consolas"/>
+          <w:color w:val="262626"/>
+          <w:sz w:val="16"/>
+        </w:rPr>
+        <w:t xml:space="preserve"> docs/adr/0008-tenant-isolation.md</w:t>
+      </w:r>
+      <w:r>
         <w:br/>
       </w:r>
       <w:r>
         <w:rPr>
           <w:rFonts w:ascii="Consolas" w:hAnsi="Consolas"/>
-          <w:color w:val="D4D4D4"/>
+          <w:b/>
+          <w:color w:val="000080"/>
           <w:sz w:val="16"/>
         </w:rPr>
-        <w:t xml:space="preserve">touch evidence/pertemuan-04/{quality-gate,stage-checklist,security-verification,demo-script,known-issues}.md</w:t>
+        <w:t xml:space="preserve">touch</w:t>
+      </w:r>
+      <w:r>
+        <w:rPr>
+          <w:rFonts w:ascii="Consolas" w:hAnsi="Consolas"/>
+          <w:color w:val="262626"/>
+          <w:sz w:val="16"/>
+        </w:rPr>
+        <w:t xml:space="preserve"> evidence/pertemuan-04/{quality-gate,stage-checklist,security-verification,demo-script,known-issues}.md</w:t>
+      </w:r>
+      <w:r>
         <w:br/>
       </w:r>
       <w:r>
         <w:rPr>
           <w:rFonts w:ascii="Consolas" w:hAnsi="Consolas"/>
-          <w:color w:val="D4D4D4"/>
+          <w:b/>
+          <w:color w:val="000080"/>
           <w:sz w:val="16"/>
         </w:rPr>
-        <w:t xml:space="preserve">php artisan test --compact &gt; evidence/pertemuan-04/test-results/phpunit-summary.txt</w:t>
+        <w:t xml:space="preserve">php</w:t>
+      </w:r>
+      <w:r>
+        <w:rPr>
+          <w:rFonts w:ascii="Consolas" w:hAnsi="Consolas"/>
+          <w:color w:val="262626"/>
+          <w:sz w:val="16"/>
+        </w:rPr>
+        <w:t xml:space="preserve"> artisan test </w:t>
+      </w:r>
+      <w:r>
+        <w:rPr>
+          <w:rFonts w:ascii="Consolas" w:hAnsi="Consolas"/>
+          <w:color w:val="0073E6"/>
+          <w:sz w:val="16"/>
+        </w:rPr>
+        <w:t xml:space="preserve">--compact</w:t>
+      </w:r>
+      <w:r>
+        <w:rPr>
+          <w:rFonts w:ascii="Consolas" w:hAnsi="Consolas"/>
+          <w:color w:val="262626"/>
+          <w:sz w:val="16"/>
+        </w:rPr>
+        <w:t xml:space="preserve"> </w:t>
+      </w:r>
+      <w:r>
+        <w:rPr>
+          <w:rFonts w:ascii="Consolas" w:hAnsi="Consolas"/>
+          <w:b/>
+          <w:color w:val="000080"/>
+          <w:sz w:val="16"/>
+        </w:rPr>
+        <w:t xml:space="preserve">&gt;</w:t>
+      </w:r>
+      <w:r>
+        <w:rPr>
+          <w:rFonts w:ascii="Consolas" w:hAnsi="Consolas"/>
+          <w:color w:val="262626"/>
+          <w:sz w:val="16"/>
+        </w:rPr>
+        <w:t xml:space="preserve"> evidence/pertemuan-04/test-results/phpunit-summary.txt</w:t>
       </w:r>
     </w:p>
     <w:p>
@@ -5614,60 +5826,82 @@
     <w:p>
       <w:pPr>
         <w:pStyle w:val="CodeHeader"/>
-        <w:shd w:fill="2D2D30"/>
+        <w:keepNext/>
         <w:pBdr>
-          <w:left w:val="single" w:sz="4" w:space="8" w:color="2D2D30"/>
+          <w:left w:val="single" w:sz="12" w:space="8" w:color="B8DDE0"/>
         </w:pBdr>
+        <w:shd w:val="clear" w:color="auto" w:fill="E4EAED"/>
       </w:pPr>
       <w:r>
         <w:rPr>
           <w:rFonts w:ascii="Consolas" w:hAnsi="Consolas"/>
           <w:b/>
-          <w:color w:val="FFFFFF"/>
+          <w:color w:val="262626"/>
           <w:sz w:val="16"/>
         </w:rPr>
-        <w:t>Lokasi: terminal pada root repository kantin-multi-tenant   •   MODUL 4 — TERMINAL   •   BASH</w:t>
+        <w:t xml:space="preserve">Lokasi: terminal pada root repository kantin-multi-tenant   •   MODUL 4 — TERMINAL   •   BASH</w:t>
       </w:r>
     </w:p>
     <w:p>
       <w:pPr>
         <w:pStyle w:val="CodeBlock"/>
-        <w:shd w:fill="1E1E1E"/>
         <w:pBdr>
-          <w:left w:val="single" w:sz="4" w:space="8" w:color="1E1E1E"/>
+          <w:left w:val="single" w:sz="12" w:space="8" w:color="B8DDE0"/>
         </w:pBdr>
+        <w:shd w:val="clear" w:color="auto" w:fill="F2F3F7"/>
       </w:pPr>
       <w:r>
         <w:rPr>
           <w:rFonts w:ascii="Consolas" w:hAnsi="Consolas"/>
-          <w:color w:val="4EC9B0"/>
+          <w:b/>
+          <w:color w:val="000080"/>
           <w:sz w:val="16"/>
         </w:rPr>
-        <w:t>php</w:t>
+        <w:t xml:space="preserve">php</w:t>
       </w:r>
       <w:r>
         <w:rPr>
           <w:rFonts w:ascii="Consolas" w:hAnsi="Consolas"/>
-          <w:color w:val="D4D4D4"/>
+          <w:color w:val="262626"/>
           <w:sz w:val="16"/>
         </w:rPr>
         <w:t xml:space="preserve"> artisan test</w:t>
+      </w:r>
+      <w:r>
         <w:br/>
-        <w:t xml:space="preserve">./vendor/bin/pint --test</w:t>
+      </w:r>
+      <w:r>
+        <w:rPr>
+          <w:rFonts w:ascii="Consolas" w:hAnsi="Consolas"/>
+          <w:color w:val="262626"/>
+          <w:sz w:val="16"/>
+        </w:rPr>
+        <w:t xml:space="preserve">./vendor/bin/pint </w:t>
+      </w:r>
+      <w:r>
+        <w:rPr>
+          <w:rFonts w:ascii="Consolas" w:hAnsi="Consolas"/>
+          <w:color w:val="0073E6"/>
+          <w:sz w:val="16"/>
+        </w:rPr>
+        <w:t xml:space="preserve">--test</w:t>
+      </w:r>
+      <w:r>
         <w:br/>
       </w:r>
       <w:r>
         <w:rPr>
           <w:rFonts w:ascii="Consolas" w:hAnsi="Consolas"/>
-          <w:color w:val="4EC9B0"/>
+          <w:b/>
+          <w:color w:val="000080"/>
           <w:sz w:val="16"/>
         </w:rPr>
-        <w:t>npm</w:t>
+        <w:t xml:space="preserve">npm</w:t>
       </w:r>
       <w:r>
         <w:rPr>
           <w:rFonts w:ascii="Consolas" w:hAnsi="Consolas"/>
-          <w:color w:val="D4D4D4"/>
+          <w:color w:val="262626"/>
           <w:sz w:val="16"/>
         </w:rPr>
         <w:t xml:space="preserve"> run build</w:t>
@@ -6047,55 +6281,56 @@
     <w:p>
       <w:pPr>
         <w:pStyle w:val="CodeBlock"/>
-        <w:shd w:fill="1E1E1E" w:val="clear"/>
         <w:pBdr>
-          <w:left w:val="single" w:sz="4" w:space="8" w:color="1E1E1E"/>
+          <w:left w:val="single" w:sz="12" w:space="8" w:color="B8DDE0"/>
         </w:pBdr>
+        <w:shd w:val="clear" w:color="auto" w:fill="F2F3F7"/>
       </w:pPr>
       <w:r>
         <w:rPr>
           <w:rFonts w:ascii="Consolas" w:hAnsi="Consolas"/>
-          <w:color w:val="569CD6"/>
+          <w:b/>
+          <w:color w:val="000080"/>
           <w:sz w:val="16"/>
         </w:rPr>
-        <w:t>static</w:t>
+        <w:t xml:space="preserve">static</w:t>
       </w:r>
       <w:r>
         <w:rPr>
           <w:rFonts w:ascii="Consolas" w:hAnsi="Consolas"/>
-          <w:color w:val="D4D4D4"/>
+          <w:color w:val="262626"/>
           <w:sz w:val="16"/>
         </w:rPr>
-        <w:t>::</w:t>
+        <w:t xml:space="preserve">::</w:t>
       </w:r>
       <w:r>
         <w:rPr>
           <w:rFonts w:ascii="Consolas" w:hAnsi="Consolas"/>
-          <w:color w:val="DCDCAA"/>
+          <w:color w:val="795E26"/>
           <w:sz w:val="16"/>
         </w:rPr>
-        <w:t>addGlobalScope</w:t>
+        <w:t xml:space="preserve">addGlobalScope</w:t>
       </w:r>
       <w:r>
         <w:rPr>
           <w:rFonts w:ascii="Consolas" w:hAnsi="Consolas"/>
-          <w:color w:val="D4D4D4"/>
+          <w:color w:val="262626"/>
           <w:sz w:val="16"/>
         </w:rPr>
-        <w:t>(</w:t>
+        <w:t xml:space="preserve">(</w:t>
       </w:r>
       <w:r>
         <w:rPr>
           <w:rFonts w:ascii="Consolas" w:hAnsi="Consolas"/>
-          <w:color w:val="CE9178"/>
+          <w:color w:val="00733B"/>
           <w:sz w:val="16"/>
         </w:rPr>
-        <w:t>'tenant'</w:t>
+        <w:t xml:space="preserve">'tenant'</w:t>
       </w:r>
       <w:r>
         <w:rPr>
           <w:rFonts w:ascii="Consolas" w:hAnsi="Consolas"/>
-          <w:color w:val="D4D4D4"/>
+          <w:color w:val="262626"/>
           <w:sz w:val="16"/>
         </w:rPr>
         <w:t xml:space="preserve">, </w:t>
@@ -6103,15 +6338,16 @@
       <w:r>
         <w:rPr>
           <w:rFonts w:ascii="Consolas" w:hAnsi="Consolas"/>
-          <w:color w:val="569CD6"/>
+          <w:b/>
+          <w:color w:val="000080"/>
           <w:sz w:val="16"/>
         </w:rPr>
-        <w:t>function</w:t>
+        <w:t xml:space="preserve">function</w:t>
       </w:r>
       <w:r>
         <w:rPr>
           <w:rFonts w:ascii="Consolas" w:hAnsi="Consolas"/>
-          <w:color w:val="D4D4D4"/>
+          <w:color w:val="262626"/>
           <w:sz w:val="16"/>
         </w:rPr>
         <w:t xml:space="preserve"> (</w:t>
@@ -6119,15 +6355,15 @@
       <w:r>
         <w:rPr>
           <w:rFonts w:ascii="Consolas" w:hAnsi="Consolas"/>
-          <w:color w:val="4EC9B0"/>
+          <w:color w:val="267F99"/>
           <w:sz w:val="16"/>
         </w:rPr>
-        <w:t>Builder</w:t>
+        <w:t xml:space="preserve">Builder</w:t>
       </w:r>
       <w:r>
         <w:rPr>
           <w:rFonts w:ascii="Consolas" w:hAnsi="Consolas"/>
-          <w:color w:val="D4D4D4"/>
+          <w:color w:val="262626"/>
           <w:sz w:val="16"/>
         </w:rPr>
         <w:t xml:space="preserve"> </w:t>
@@ -6135,15 +6371,15 @@
       <w:r>
         <w:rPr>
           <w:rFonts w:ascii="Consolas" w:hAnsi="Consolas"/>
-          <w:color w:val="9CDCFE"/>
+          <w:color w:val="660E7A"/>
           <w:sz w:val="16"/>
         </w:rPr>
-        <w:t>$builder</w:t>
+        <w:t xml:space="preserve">$builder</w:t>
       </w:r>
       <w:r>
         <w:rPr>
           <w:rFonts w:ascii="Consolas" w:hAnsi="Consolas"/>
-          <w:color w:val="D4D4D4"/>
+          <w:color w:val="262626"/>
           <w:sz w:val="16"/>
         </w:rPr>
         <w:t xml:space="preserve">): </w:t>
@@ -6151,33 +6387,43 @@
       <w:r>
         <w:rPr>
           <w:rFonts w:ascii="Consolas" w:hAnsi="Consolas"/>
-          <w:color w:val="569CD6"/>
+          <w:b/>
+          <w:color w:val="000080"/>
           <w:sz w:val="16"/>
         </w:rPr>
-        <w:t>void</w:t>
+        <w:t xml:space="preserve">void</w:t>
       </w:r>
       <w:r>
         <w:rPr>
           <w:rFonts w:ascii="Consolas" w:hAnsi="Consolas"/>
-          <w:color w:val="D4D4D4"/>
+          <w:color w:val="262626"/>
           <w:sz w:val="16"/>
         </w:rPr>
         <w:t xml:space="preserve"> {</w:t>
+      </w:r>
+      <w:r>
         <w:br/>
+      </w:r>
+      <w:r>
+        <w:rPr>
+          <w:rFonts w:ascii="Consolas" w:hAnsi="Consolas"/>
+          <w:color w:val="262626"/>
+          <w:sz w:val="16"/>
+        </w:rPr>
         <w:t xml:space="preserve">    </w:t>
       </w:r>
       <w:r>
         <w:rPr>
           <w:rFonts w:ascii="Consolas" w:hAnsi="Consolas"/>
-          <w:color w:val="9CDCFE"/>
+          <w:color w:val="660E7A"/>
           <w:sz w:val="16"/>
         </w:rPr>
-        <w:t>$context</w:t>
+        <w:t xml:space="preserve">$context</w:t>
       </w:r>
       <w:r>
         <w:rPr>
           <w:rFonts w:ascii="Consolas" w:hAnsi="Consolas"/>
-          <w:color w:val="D4D4D4"/>
+          <w:color w:val="262626"/>
           <w:sz w:val="16"/>
         </w:rPr>
         <w:t xml:space="preserve"> = </w:t>
@@ -6185,66 +6431,79 @@
       <w:r>
         <w:rPr>
           <w:rFonts w:ascii="Consolas" w:hAnsi="Consolas"/>
-          <w:color w:val="DCDCAA"/>
+          <w:color w:val="795E26"/>
           <w:sz w:val="16"/>
         </w:rPr>
-        <w:t>app</w:t>
+        <w:t xml:space="preserve">app</w:t>
       </w:r>
       <w:r>
         <w:rPr>
           <w:rFonts w:ascii="Consolas" w:hAnsi="Consolas"/>
-          <w:color w:val="D4D4D4"/>
+          <w:color w:val="262626"/>
           <w:sz w:val="16"/>
         </w:rPr>
-        <w:t>(</w:t>
+        <w:t xml:space="preserve">(</w:t>
       </w:r>
       <w:r>
         <w:rPr>
           <w:rFonts w:ascii="Consolas" w:hAnsi="Consolas"/>
-          <w:color w:val="4EC9B0"/>
+          <w:color w:val="267F99"/>
           <w:sz w:val="16"/>
         </w:rPr>
-        <w:t>TenantContext</w:t>
+        <w:t xml:space="preserve">TenantContext</w:t>
       </w:r>
       <w:r>
         <w:rPr>
           <w:rFonts w:ascii="Consolas" w:hAnsi="Consolas"/>
-          <w:color w:val="D4D4D4"/>
+          <w:color w:val="262626"/>
           <w:sz w:val="16"/>
         </w:rPr>
-        <w:t>::</w:t>
+        <w:t xml:space="preserve">::</w:t>
       </w:r>
       <w:r>
         <w:rPr>
           <w:rFonts w:ascii="Consolas" w:hAnsi="Consolas"/>
-          <w:color w:val="569CD6"/>
+          <w:b/>
+          <w:color w:val="000080"/>
           <w:sz w:val="16"/>
         </w:rPr>
-        <w:t>class</w:t>
+        <w:t xml:space="preserve">class</w:t>
       </w:r>
       <w:r>
         <w:rPr>
           <w:rFonts w:ascii="Consolas" w:hAnsi="Consolas"/>
-          <w:color w:val="D4D4D4"/>
+          <w:color w:val="262626"/>
           <w:sz w:val="16"/>
         </w:rPr>
-        <w:t>);</w:t>
+        <w:t xml:space="preserve">);</w:t>
+      </w:r>
+      <w:r>
         <w:br/>
+      </w:r>
+      <w:r>
         <w:br/>
+      </w:r>
+      <w:r>
+        <w:rPr>
+          <w:rFonts w:ascii="Consolas" w:hAnsi="Consolas"/>
+          <w:color w:val="262626"/>
+          <w:sz w:val="16"/>
+        </w:rPr>
         <w:t xml:space="preserve">    </w:t>
       </w:r>
       <w:r>
         <w:rPr>
           <w:rFonts w:ascii="Consolas" w:hAnsi="Consolas"/>
-          <w:color w:val="569CD6"/>
+          <w:b/>
+          <w:color w:val="000080"/>
           <w:sz w:val="16"/>
         </w:rPr>
-        <w:t>if</w:t>
+        <w:t xml:space="preserve">if</w:t>
       </w:r>
       <w:r>
         <w:rPr>
           <w:rFonts w:ascii="Consolas" w:hAnsi="Consolas"/>
-          <w:color w:val="D4D4D4"/>
+          <w:color w:val="262626"/>
           <w:sz w:val="16"/>
         </w:rPr>
         <w:t xml:space="preserve"> (</w:t>
@@ -6252,205 +6511,265 @@
       <w:r>
         <w:rPr>
           <w:rFonts w:ascii="Consolas" w:hAnsi="Consolas"/>
-          <w:color w:val="9CDCFE"/>
+          <w:color w:val="660E7A"/>
           <w:sz w:val="16"/>
         </w:rPr>
-        <w:t>$context</w:t>
+        <w:t xml:space="preserve">$context</w:t>
       </w:r>
       <w:r>
         <w:rPr>
           <w:rFonts w:ascii="Consolas" w:hAnsi="Consolas"/>
-          <w:color w:val="D4D4D4"/>
+          <w:color w:val="262626"/>
           <w:sz w:val="16"/>
         </w:rPr>
-        <w:t>-&gt;</w:t>
+        <w:t xml:space="preserve">-&gt;</w:t>
       </w:r>
       <w:r>
         <w:rPr>
           <w:rFonts w:ascii="Consolas" w:hAnsi="Consolas"/>
-          <w:color w:val="DCDCAA"/>
+          <w:color w:val="795E26"/>
           <w:sz w:val="16"/>
         </w:rPr>
-        <w:t>has</w:t>
+        <w:t xml:space="preserve">has</w:t>
       </w:r>
       <w:r>
         <w:rPr>
           <w:rFonts w:ascii="Consolas" w:hAnsi="Consolas"/>
-          <w:color w:val="D4D4D4"/>
+          <w:color w:val="262626"/>
           <w:sz w:val="16"/>
         </w:rPr>
         <w:t xml:space="preserve">()) {</w:t>
+      </w:r>
+      <w:r>
         <w:br/>
+      </w:r>
+      <w:r>
+        <w:rPr>
+          <w:rFonts w:ascii="Consolas" w:hAnsi="Consolas"/>
+          <w:color w:val="262626"/>
+          <w:sz w:val="16"/>
+        </w:rPr>
         <w:t xml:space="preserve">        </w:t>
       </w:r>
       <w:r>
         <w:rPr>
           <w:rFonts w:ascii="Consolas" w:hAnsi="Consolas"/>
-          <w:color w:val="9CDCFE"/>
+          <w:color w:val="660E7A"/>
           <w:sz w:val="16"/>
         </w:rPr>
-        <w:t>$builder</w:t>
+        <w:t xml:space="preserve">$builder</w:t>
       </w:r>
       <w:r>
         <w:rPr>
           <w:rFonts w:ascii="Consolas" w:hAnsi="Consolas"/>
-          <w:color w:val="D4D4D4"/>
+          <w:color w:val="262626"/>
           <w:sz w:val="16"/>
         </w:rPr>
-        <w:t>-&gt;</w:t>
+        <w:t xml:space="preserve">-&gt;</w:t>
       </w:r>
       <w:r>
         <w:rPr>
           <w:rFonts w:ascii="Consolas" w:hAnsi="Consolas"/>
-          <w:color w:val="DCDCAA"/>
+          <w:color w:val="795E26"/>
           <w:sz w:val="16"/>
         </w:rPr>
-        <w:t>where</w:t>
+        <w:t xml:space="preserve">where</w:t>
       </w:r>
       <w:r>
         <w:rPr>
           <w:rFonts w:ascii="Consolas" w:hAnsi="Consolas"/>
-          <w:color w:val="D4D4D4"/>
+          <w:color w:val="262626"/>
           <w:sz w:val="16"/>
         </w:rPr>
-        <w:t>(</w:t>
+        <w:t xml:space="preserve">(</w:t>
+      </w:r>
+      <w:r>
         <w:br/>
+      </w:r>
+      <w:r>
+        <w:rPr>
+          <w:rFonts w:ascii="Consolas" w:hAnsi="Consolas"/>
+          <w:color w:val="262626"/>
+          <w:sz w:val="16"/>
+        </w:rPr>
         <w:t xml:space="preserve">            </w:t>
       </w:r>
       <w:r>
         <w:rPr>
           <w:rFonts w:ascii="Consolas" w:hAnsi="Consolas"/>
-          <w:color w:val="9CDCFE"/>
+          <w:color w:val="660E7A"/>
           <w:sz w:val="16"/>
         </w:rPr>
-        <w:t>$builder</w:t>
+        <w:t xml:space="preserve">$builder</w:t>
       </w:r>
       <w:r>
         <w:rPr>
           <w:rFonts w:ascii="Consolas" w:hAnsi="Consolas"/>
-          <w:color w:val="D4D4D4"/>
+          <w:color w:val="262626"/>
           <w:sz w:val="16"/>
         </w:rPr>
-        <w:t>-&gt;</w:t>
+        <w:t xml:space="preserve">-&gt;</w:t>
       </w:r>
       <w:r>
         <w:rPr>
           <w:rFonts w:ascii="Consolas" w:hAnsi="Consolas"/>
-          <w:color w:val="DCDCAA"/>
+          <w:color w:val="795E26"/>
           <w:sz w:val="16"/>
         </w:rPr>
-        <w:t>qualifyColumn</w:t>
+        <w:t xml:space="preserve">qualifyColumn</w:t>
       </w:r>
       <w:r>
         <w:rPr>
           <w:rFonts w:ascii="Consolas" w:hAnsi="Consolas"/>
-          <w:color w:val="D4D4D4"/>
+          <w:color w:val="262626"/>
           <w:sz w:val="16"/>
         </w:rPr>
-        <w:t>(</w:t>
+        <w:t xml:space="preserve">(</w:t>
       </w:r>
       <w:r>
         <w:rPr>
           <w:rFonts w:ascii="Consolas" w:hAnsi="Consolas"/>
-          <w:color w:val="CE9178"/>
+          <w:color w:val="00733B"/>
           <w:sz w:val="16"/>
         </w:rPr>
-        <w:t>'tenant_id'</w:t>
+        <w:t xml:space="preserve">'tenant_id'</w:t>
       </w:r>
       <w:r>
         <w:rPr>
           <w:rFonts w:ascii="Consolas" w:hAnsi="Consolas"/>
-          <w:color w:val="D4D4D4"/>
+          <w:color w:val="262626"/>
           <w:sz w:val="16"/>
         </w:rPr>
-        <w:t>),</w:t>
+        <w:t xml:space="preserve">),</w:t>
+      </w:r>
+      <w:r>
         <w:br/>
+      </w:r>
+      <w:r>
+        <w:rPr>
+          <w:rFonts w:ascii="Consolas" w:hAnsi="Consolas"/>
+          <w:color w:val="262626"/>
+          <w:sz w:val="16"/>
+        </w:rPr>
         <w:t xml:space="preserve">            </w:t>
       </w:r>
       <w:r>
         <w:rPr>
           <w:rFonts w:ascii="Consolas" w:hAnsi="Consolas"/>
-          <w:color w:val="9CDCFE"/>
+          <w:color w:val="660E7A"/>
           <w:sz w:val="16"/>
         </w:rPr>
-        <w:t>$context</w:t>
+        <w:t xml:space="preserve">$context</w:t>
       </w:r>
       <w:r>
         <w:rPr>
           <w:rFonts w:ascii="Consolas" w:hAnsi="Consolas"/>
-          <w:color w:val="D4D4D4"/>
+          <w:color w:val="262626"/>
           <w:sz w:val="16"/>
         </w:rPr>
-        <w:t>-&gt;</w:t>
+        <w:t xml:space="preserve">-&gt;</w:t>
       </w:r>
       <w:r>
         <w:rPr>
           <w:rFonts w:ascii="Consolas" w:hAnsi="Consolas"/>
-          <w:color w:val="DCDCAA"/>
+          <w:color w:val="795E26"/>
           <w:sz w:val="16"/>
         </w:rPr>
-        <w:t>id</w:t>
+        <w:t xml:space="preserve">id</w:t>
       </w:r>
       <w:r>
         <w:rPr>
           <w:rFonts w:ascii="Consolas" w:hAnsi="Consolas"/>
-          <w:color w:val="D4D4D4"/>
+          <w:color w:val="262626"/>
           <w:sz w:val="16"/>
         </w:rPr>
-        <w:t>()</w:t>
+        <w:t xml:space="preserve">()</w:t>
+      </w:r>
+      <w:r>
         <w:br/>
+      </w:r>
+      <w:r>
+        <w:rPr>
+          <w:rFonts w:ascii="Consolas" w:hAnsi="Consolas"/>
+          <w:color w:val="262626"/>
+          <w:sz w:val="16"/>
+        </w:rPr>
         <w:t xml:space="preserve">        );</w:t>
+      </w:r>
+      <w:r>
         <w:br/>
+      </w:r>
+      <w:r>
+        <w:rPr>
+          <w:rFonts w:ascii="Consolas" w:hAnsi="Consolas"/>
+          <w:color w:val="262626"/>
+          <w:sz w:val="16"/>
+        </w:rPr>
         <w:t xml:space="preserve">    }</w:t>
+      </w:r>
+      <w:r>
         <w:br/>
-        <w:t>});</w:t>
+      </w:r>
+      <w:r>
+        <w:rPr>
+          <w:rFonts w:ascii="Consolas" w:hAnsi="Consolas"/>
+          <w:color w:val="262626"/>
+          <w:sz w:val="16"/>
+        </w:rPr>
+        <w:t xml:space="preserve">});</w:t>
+      </w:r>
+      <w:r>
         <w:br/>
+      </w:r>
+      <w:r>
         <w:br/>
       </w:r>
       <w:r>
         <w:rPr>
           <w:rFonts w:ascii="Consolas" w:hAnsi="Consolas"/>
-          <w:color w:val="569CD6"/>
+          <w:b/>
+          <w:color w:val="000080"/>
           <w:sz w:val="16"/>
         </w:rPr>
-        <w:t>static</w:t>
+        <w:t xml:space="preserve">static</w:t>
       </w:r>
       <w:r>
         <w:rPr>
           <w:rFonts w:ascii="Consolas" w:hAnsi="Consolas"/>
-          <w:color w:val="D4D4D4"/>
+          <w:color w:val="262626"/>
           <w:sz w:val="16"/>
         </w:rPr>
-        <w:t>::</w:t>
+        <w:t xml:space="preserve">::</w:t>
       </w:r>
       <w:r>
         <w:rPr>
           <w:rFonts w:ascii="Consolas" w:hAnsi="Consolas"/>
-          <w:color w:val="DCDCAA"/>
+          <w:color w:val="795E26"/>
           <w:sz w:val="16"/>
         </w:rPr>
-        <w:t>creating</w:t>
+        <w:t xml:space="preserve">creating</w:t>
       </w:r>
       <w:r>
         <w:rPr>
           <w:rFonts w:ascii="Consolas" w:hAnsi="Consolas"/>
-          <w:color w:val="D4D4D4"/>
+          <w:color w:val="262626"/>
           <w:sz w:val="16"/>
         </w:rPr>
-        <w:t>(</w:t>
+        <w:t xml:space="preserve">(</w:t>
       </w:r>
       <w:r>
         <w:rPr>
           <w:rFonts w:ascii="Consolas" w:hAnsi="Consolas"/>
-          <w:color w:val="569CD6"/>
+          <w:b/>
+          <w:color w:val="000080"/>
           <w:sz w:val="16"/>
         </w:rPr>
-        <w:t>function</w:t>
+        <w:t xml:space="preserve">function</w:t>
       </w:r>
       <w:r>
         <w:rPr>
           <w:rFonts w:ascii="Consolas" w:hAnsi="Consolas"/>
-          <w:color w:val="D4D4D4"/>
+          <w:color w:val="262626"/>
           <w:sz w:val="16"/>
         </w:rPr>
         <w:t xml:space="preserve"> (</w:t>
@@ -6458,15 +6777,15 @@
       <w:r>
         <w:rPr>
           <w:rFonts w:ascii="Consolas" w:hAnsi="Consolas"/>
-          <w:color w:val="9CDCFE"/>
+          <w:color w:val="660E7A"/>
           <w:sz w:val="16"/>
         </w:rPr>
-        <w:t>$model</w:t>
+        <w:t xml:space="preserve">$model</w:t>
       </w:r>
       <w:r>
         <w:rPr>
           <w:rFonts w:ascii="Consolas" w:hAnsi="Consolas"/>
-          <w:color w:val="D4D4D4"/>
+          <w:color w:val="262626"/>
           <w:sz w:val="16"/>
         </w:rPr>
         <w:t xml:space="preserve">): </w:t>
@@ -6474,33 +6793,44 @@
       <w:r>
         <w:rPr>
           <w:rFonts w:ascii="Consolas" w:hAnsi="Consolas"/>
-          <w:color w:val="569CD6"/>
+          <w:b/>
+          <w:color w:val="000080"/>
           <w:sz w:val="16"/>
         </w:rPr>
-        <w:t>void</w:t>
+        <w:t xml:space="preserve">void</w:t>
       </w:r>
       <w:r>
         <w:rPr>
           <w:rFonts w:ascii="Consolas" w:hAnsi="Consolas"/>
-          <w:color w:val="D4D4D4"/>
+          <w:color w:val="262626"/>
           <w:sz w:val="16"/>
         </w:rPr>
         <w:t xml:space="preserve"> {</w:t>
+      </w:r>
+      <w:r>
         <w:br/>
+      </w:r>
+      <w:r>
+        <w:rPr>
+          <w:rFonts w:ascii="Consolas" w:hAnsi="Consolas"/>
+          <w:color w:val="262626"/>
+          <w:sz w:val="16"/>
+        </w:rPr>
         <w:t xml:space="preserve">    </w:t>
       </w:r>
       <w:r>
         <w:rPr>
           <w:rFonts w:ascii="Consolas" w:hAnsi="Consolas"/>
-          <w:color w:val="569CD6"/>
+          <w:b/>
+          <w:color w:val="000080"/>
           <w:sz w:val="16"/>
         </w:rPr>
-        <w:t>if</w:t>
+        <w:t xml:space="preserve">if</w:t>
       </w:r>
       <w:r>
         <w:rPr>
           <w:rFonts w:ascii="Consolas" w:hAnsi="Consolas"/>
-          <w:color w:val="D4D4D4"/>
+          <w:color w:val="262626"/>
           <w:sz w:val="16"/>
         </w:rPr>
         <w:t xml:space="preserve"> (</w:t>
@@ -6508,152 +6838,197 @@
       <w:r>
         <w:rPr>
           <w:rFonts w:ascii="Consolas" w:hAnsi="Consolas"/>
-          <w:color w:val="DCDCAA"/>
+          <w:color w:val="795E26"/>
           <w:sz w:val="16"/>
         </w:rPr>
-        <w:t>app</w:t>
+        <w:t xml:space="preserve">app</w:t>
       </w:r>
       <w:r>
         <w:rPr>
           <w:rFonts w:ascii="Consolas" w:hAnsi="Consolas"/>
-          <w:color w:val="D4D4D4"/>
+          <w:color w:val="262626"/>
           <w:sz w:val="16"/>
         </w:rPr>
-        <w:t>(</w:t>
+        <w:t xml:space="preserve">(</w:t>
       </w:r>
       <w:r>
         <w:rPr>
           <w:rFonts w:ascii="Consolas" w:hAnsi="Consolas"/>
-          <w:color w:val="4EC9B0"/>
+          <w:color w:val="267F99"/>
           <w:sz w:val="16"/>
         </w:rPr>
-        <w:t>TenantContext</w:t>
+        <w:t xml:space="preserve">TenantContext</w:t>
       </w:r>
       <w:r>
         <w:rPr>
           <w:rFonts w:ascii="Consolas" w:hAnsi="Consolas"/>
-          <w:color w:val="D4D4D4"/>
+          <w:color w:val="262626"/>
           <w:sz w:val="16"/>
         </w:rPr>
-        <w:t>::</w:t>
+        <w:t xml:space="preserve">::</w:t>
       </w:r>
       <w:r>
         <w:rPr>
           <w:rFonts w:ascii="Consolas" w:hAnsi="Consolas"/>
-          <w:color w:val="569CD6"/>
+          <w:b/>
+          <w:color w:val="000080"/>
           <w:sz w:val="16"/>
         </w:rPr>
-        <w:t>class</w:t>
+        <w:t xml:space="preserve">class</w:t>
       </w:r>
       <w:r>
         <w:rPr>
           <w:rFonts w:ascii="Consolas" w:hAnsi="Consolas"/>
-          <w:color w:val="D4D4D4"/>
+          <w:color w:val="262626"/>
           <w:sz w:val="16"/>
         </w:rPr>
-        <w:t>)-&gt;</w:t>
+        <w:t xml:space="preserve">)-&gt;</w:t>
       </w:r>
       <w:r>
         <w:rPr>
           <w:rFonts w:ascii="Consolas" w:hAnsi="Consolas"/>
-          <w:color w:val="DCDCAA"/>
+          <w:color w:val="795E26"/>
           <w:sz w:val="16"/>
         </w:rPr>
-        <w:t>has</w:t>
+        <w:t xml:space="preserve">has</w:t>
       </w:r>
       <w:r>
         <w:rPr>
           <w:rFonts w:ascii="Consolas" w:hAnsi="Consolas"/>
-          <w:color w:val="D4D4D4"/>
+          <w:color w:val="262626"/>
           <w:sz w:val="16"/>
         </w:rPr>
         <w:t xml:space="preserve">()) {</w:t>
+      </w:r>
+      <w:r>
         <w:br/>
+      </w:r>
+      <w:r>
+        <w:rPr>
+          <w:rFonts w:ascii="Consolas" w:hAnsi="Consolas"/>
+          <w:color w:val="262626"/>
+          <w:sz w:val="16"/>
+        </w:rPr>
         <w:t xml:space="preserve">        </w:t>
       </w:r>
       <w:r>
         <w:rPr>
           <w:rFonts w:ascii="Consolas" w:hAnsi="Consolas"/>
-          <w:color w:val="9CDCFE"/>
+          <w:color w:val="660E7A"/>
           <w:sz w:val="16"/>
         </w:rPr>
-        <w:t>$model</w:t>
+        <w:t xml:space="preserve">$model</w:t>
       </w:r>
       <w:r>
         <w:rPr>
           <w:rFonts w:ascii="Consolas" w:hAnsi="Consolas"/>
-          <w:color w:val="D4D4D4"/>
+          <w:color w:val="262626"/>
           <w:sz w:val="16"/>
         </w:rPr>
-        <w:t xml:space="preserve">-&gt;tenant_id = </w:t>
+        <w:t xml:space="preserve">-&gt;</w:t>
       </w:r>
       <w:r>
         <w:rPr>
           <w:rFonts w:ascii="Consolas" w:hAnsi="Consolas"/>
-          <w:color w:val="DCDCAA"/>
+          <w:color w:val="660E7A"/>
           <w:sz w:val="16"/>
         </w:rPr>
-        <w:t>app</w:t>
+        <w:t xml:space="preserve">tenant_id</w:t>
       </w:r>
       <w:r>
         <w:rPr>
           <w:rFonts w:ascii="Consolas" w:hAnsi="Consolas"/>
-          <w:color w:val="D4D4D4"/>
+          <w:color w:val="262626"/>
           <w:sz w:val="16"/>
         </w:rPr>
-        <w:t>(</w:t>
+        <w:t xml:space="preserve"> = </w:t>
       </w:r>
       <w:r>
         <w:rPr>
           <w:rFonts w:ascii="Consolas" w:hAnsi="Consolas"/>
-          <w:color w:val="4EC9B0"/>
+          <w:color w:val="795E26"/>
           <w:sz w:val="16"/>
         </w:rPr>
-        <w:t>TenantContext</w:t>
+        <w:t xml:space="preserve">app</w:t>
       </w:r>
       <w:r>
         <w:rPr>
           <w:rFonts w:ascii="Consolas" w:hAnsi="Consolas"/>
-          <w:color w:val="D4D4D4"/>
+          <w:color w:val="262626"/>
           <w:sz w:val="16"/>
         </w:rPr>
-        <w:t>::</w:t>
+        <w:t xml:space="preserve">(</w:t>
       </w:r>
       <w:r>
         <w:rPr>
           <w:rFonts w:ascii="Consolas" w:hAnsi="Consolas"/>
-          <w:color w:val="569CD6"/>
+          <w:color w:val="267F99"/>
           <w:sz w:val="16"/>
         </w:rPr>
-        <w:t>class</w:t>
+        <w:t xml:space="preserve">TenantContext</w:t>
       </w:r>
       <w:r>
         <w:rPr>
           <w:rFonts w:ascii="Consolas" w:hAnsi="Consolas"/>
-          <w:color w:val="D4D4D4"/>
+          <w:color w:val="262626"/>
           <w:sz w:val="16"/>
         </w:rPr>
-        <w:t>)-&gt;</w:t>
+        <w:t xml:space="preserve">::</w:t>
       </w:r>
       <w:r>
         <w:rPr>
           <w:rFonts w:ascii="Consolas" w:hAnsi="Consolas"/>
-          <w:color w:val="DCDCAA"/>
+          <w:b/>
+          <w:color w:val="000080"/>
           <w:sz w:val="16"/>
         </w:rPr>
-        <w:t>id</w:t>
+        <w:t xml:space="preserve">class</w:t>
       </w:r>
       <w:r>
         <w:rPr>
           <w:rFonts w:ascii="Consolas" w:hAnsi="Consolas"/>
-          <w:color w:val="D4D4D4"/>
+          <w:color w:val="262626"/>
           <w:sz w:val="16"/>
         </w:rPr>
-        <w:t>();</w:t>
+        <w:t xml:space="preserve">)-&gt;</w:t>
+      </w:r>
+      <w:r>
+        <w:rPr>
+          <w:rFonts w:ascii="Consolas" w:hAnsi="Consolas"/>
+          <w:color w:val="795E26"/>
+          <w:sz w:val="16"/>
+        </w:rPr>
+        <w:t xml:space="preserve">id</w:t>
+      </w:r>
+      <w:r>
+        <w:rPr>
+          <w:rFonts w:ascii="Consolas" w:hAnsi="Consolas"/>
+          <w:color w:val="262626"/>
+          <w:sz w:val="16"/>
+        </w:rPr>
+        <w:t xml:space="preserve">();</w:t>
+      </w:r>
+      <w:r>
         <w:br/>
+      </w:r>
+      <w:r>
+        <w:rPr>
+          <w:rFonts w:ascii="Consolas" w:hAnsi="Consolas"/>
+          <w:color w:val="262626"/>
+          <w:sz w:val="16"/>
+        </w:rPr>
         <w:t xml:space="preserve">    }</w:t>
+      </w:r>
+      <w:r>
         <w:br/>
-        <w:t>});</w:t>
+      </w:r>
+      <w:r>
+        <w:rPr>
+          <w:rFonts w:ascii="Consolas" w:hAnsi="Consolas"/>
+          <w:color w:val="262626"/>
+          <w:sz w:val="16"/>
+        </w:rPr>
+        <w:t xml:space="preserve">});</w:t>
       </w:r>
     </w:p>
     <w:p>
@@ -19683,7 +20058,7 @@
     </w:pPr>
     <w:rPr>
       <w:rFonts w:ascii="Consolas" w:hAnsi="Consolas"/>
-      <w:color w:val="D4D4D4"/>
+      <w:color w:val="262626"/>
       <w:sz w:val="16"/>
     </w:rPr>
   </w:style>
@@ -19795,7 +20170,7 @@
     <w:rPr>
       <w:rFonts w:ascii="Consolas" w:hAnsi="Consolas"/>
       <w:b/>
-      <w:color w:val="FFFFFF"/>
+      <w:color w:val="262626"/>
       <w:sz w:val="16"/>
     </w:rPr>
   </w:style>
